--- a/discoverer-neo/docs/user-guide/manual/Discoverer-Neo-USER-Guide-Quick-pt-PT.docx
+++ b/discoverer-neo/docs/user-guide/manual/Discoverer-Neo-USER-Guide-Quick-pt-PT.docx
@@ -54,7 +54,7 @@
           <w:sz w:val="22"/>
           <w:szCs w:val="22"/>
         </w:rPr>
-        <w:t>Versão 2.0.0</w:t>
+        <w:t>Versão 2.0.1</w:t>
       </w:r>
     </w:p>
     <w:p>
@@ -74,7 +74,7 @@
     <w:sdt>
       <w:sdtPr>
         <w:alias w:val="Índice"/>
-        <w:id w:val="356473724"/>
+        <w:id w:val="-811487451"/>
       </w:sdtPr>
       <w:sdtEndPr/>
       <w:sdtContent>
@@ -102,7 +102,7 @@
           <w:r>
             <w:fldChar w:fldCharType="separate"/>
           </w:r>
-          <w:hyperlink w:anchor="_Toc241669172" w:history="1">
+          <w:hyperlink w:anchor="_Toc241671703" w:history="1">
             <w:r>
               <w:rPr>
                 <w:rStyle w:val="Hiperligao"/>
@@ -126,7 +126,7 @@
               <w:rPr>
                 <w:noProof/>
               </w:rPr>
-              <w:instrText xml:space="preserve"> PAGEREF _Toc241669172 \h </w:instrText>
+              <w:instrText xml:space="preserve"> PAGEREF _Toc241671703 \h </w:instrText>
             </w:r>
             <w:r>
               <w:rPr>
@@ -168,7 +168,7 @@
               <w14:ligatures w14:val="standardContextual"/>
             </w:rPr>
           </w:pPr>
-          <w:hyperlink w:anchor="_Toc241669173" w:history="1">
+          <w:hyperlink w:anchor="_Toc241671704" w:history="1">
             <w:r>
               <w:rPr>
                 <w:rStyle w:val="Hiperligao"/>
@@ -192,7 +192,7 @@
               <w:rPr>
                 <w:noProof/>
               </w:rPr>
-              <w:instrText xml:space="preserve"> PAGEREF _Toc241669173 \h </w:instrText>
+              <w:instrText xml:space="preserve"> PAGEREF _Toc241671704 \h </w:instrText>
             </w:r>
             <w:r>
               <w:rPr>
@@ -234,7 +234,7 @@
               <w14:ligatures w14:val="standardContextual"/>
             </w:rPr>
           </w:pPr>
-          <w:hyperlink w:anchor="_Toc241669174" w:history="1">
+          <w:hyperlink w:anchor="_Toc241671705" w:history="1">
             <w:r>
               <w:rPr>
                 <w:rStyle w:val="Hiperligao"/>
@@ -258,7 +258,7 @@
               <w:rPr>
                 <w:noProof/>
               </w:rPr>
-              <w:instrText xml:space="preserve"> PAGEREF _Toc241669174 \h </w:instrText>
+              <w:instrText xml:space="preserve"> PAGEREF _Toc241671705 \h </w:instrText>
             </w:r>
             <w:r>
               <w:rPr>
@@ -300,7 +300,7 @@
               <w14:ligatures w14:val="standardContextual"/>
             </w:rPr>
           </w:pPr>
-          <w:hyperlink w:anchor="_Toc241669175" w:history="1">
+          <w:hyperlink w:anchor="_Toc241671706" w:history="1">
             <w:r>
               <w:rPr>
                 <w:rStyle w:val="Hiperligao"/>
@@ -324,7 +324,7 @@
               <w:rPr>
                 <w:noProof/>
               </w:rPr>
-              <w:instrText xml:space="preserve"> PAGEREF _Toc241669175 \h </w:instrText>
+              <w:instrText xml:space="preserve"> PAGEREF _Toc241671706 \h </w:instrText>
             </w:r>
             <w:r>
               <w:rPr>
@@ -366,7 +366,7 @@
               <w14:ligatures w14:val="standardContextual"/>
             </w:rPr>
           </w:pPr>
-          <w:hyperlink w:anchor="_Toc241669176" w:history="1">
+          <w:hyperlink w:anchor="_Toc241671707" w:history="1">
             <w:r>
               <w:rPr>
                 <w:rStyle w:val="Hiperligao"/>
@@ -390,7 +390,7 @@
               <w:rPr>
                 <w:noProof/>
               </w:rPr>
-              <w:instrText xml:space="preserve"> PAGEREF _Toc241669176 \h </w:instrText>
+              <w:instrText xml:space="preserve"> PAGEREF _Toc241671707 \h </w:instrText>
             </w:r>
             <w:r>
               <w:rPr>
@@ -432,7 +432,7 @@
               <w14:ligatures w14:val="standardContextual"/>
             </w:rPr>
           </w:pPr>
-          <w:hyperlink w:anchor="_Toc241669177" w:history="1">
+          <w:hyperlink w:anchor="_Toc241671708" w:history="1">
             <w:r>
               <w:rPr>
                 <w:rStyle w:val="Hiperligao"/>
@@ -456,7 +456,7 @@
               <w:rPr>
                 <w:noProof/>
               </w:rPr>
-              <w:instrText xml:space="preserve"> PAGEREF _Toc241669177 \h </w:instrText>
+              <w:instrText xml:space="preserve"> PAGEREF _Toc241671708 \h </w:instrText>
             </w:r>
             <w:r>
               <w:rPr>
@@ -498,7 +498,7 @@
               <w14:ligatures w14:val="standardContextual"/>
             </w:rPr>
           </w:pPr>
-          <w:hyperlink w:anchor="_Toc241669178" w:history="1">
+          <w:hyperlink w:anchor="_Toc241671709" w:history="1">
             <w:r>
               <w:rPr>
                 <w:rStyle w:val="Hiperligao"/>
@@ -522,7 +522,7 @@
               <w:rPr>
                 <w:noProof/>
               </w:rPr>
-              <w:instrText xml:space="preserve"> PAGEREF _Toc241669178 \h </w:instrText>
+              <w:instrText xml:space="preserve"> PAGEREF _Toc241671709 \h </w:instrText>
             </w:r>
             <w:r>
               <w:rPr>
@@ -564,7 +564,7 @@
               <w14:ligatures w14:val="standardContextual"/>
             </w:rPr>
           </w:pPr>
-          <w:hyperlink w:anchor="_Toc241669179" w:history="1">
+          <w:hyperlink w:anchor="_Toc241671710" w:history="1">
             <w:r>
               <w:rPr>
                 <w:rStyle w:val="Hiperligao"/>
@@ -588,7 +588,7 @@
               <w:rPr>
                 <w:noProof/>
               </w:rPr>
-              <w:instrText xml:space="preserve"> PAGEREF _Toc241669179 \h </w:instrText>
+              <w:instrText xml:space="preserve"> PAGEREF _Toc241671710 \h </w:instrText>
             </w:r>
             <w:r>
               <w:rPr>
@@ -636,7 +636,7 @@
       <w:pPr>
         <w:pStyle w:val="Ttulo1"/>
       </w:pPr>
-      <w:bookmarkStart w:id="0" w:name="_Toc241669172"/>
+      <w:bookmarkStart w:id="0" w:name="_Toc241671703"/>
       <w:r>
         <w:lastRenderedPageBreak/>
         <w:t>A sua função numa página</w:t>
@@ -1256,7 +1256,7 @@
           <w:noProof/>
         </w:rPr>
         <w:drawing>
-          <wp:inline distT="0" distB="0" distL="0" distR="0" wp14:anchorId="04BA14F3" wp14:editId="71C269EB">
+          <wp:inline distT="0" distB="0" distL="0" distR="0" wp14:anchorId="5D72855C" wp14:editId="0D72F217">
             <wp:extent cx="5715000" cy="3571875"/>
             <wp:effectExtent l="0" t="0" r="0" b="0"/>
             <wp:docPr id="394" name="01-login.png" descr="A página de início de sessão com Email, Palavra-passe, Manter sessão iniciada e o botão Iniciar sessão." title="A página de início de sessão com Email, Palavra-passe, Manter sessão iniciada e o botão Iniciar sessão."/>
@@ -1309,7 +1309,7 @@
         <w:pStyle w:val="Ttulo1"/>
         <w:pageBreakBefore/>
       </w:pPr>
-      <w:bookmarkStart w:id="1" w:name="_Toc241669173"/>
+      <w:bookmarkStart w:id="1" w:name="_Toc241671704"/>
       <w:r>
         <w:lastRenderedPageBreak/>
         <w:t>Painel</w:t>
@@ -1332,7 +1332,7 @@
           <w:noProof/>
         </w:rPr>
         <w:drawing>
-          <wp:inline distT="0" distB="0" distL="0" distR="0" wp14:anchorId="4A664CB0" wp14:editId="5198E091">
+          <wp:inline distT="0" distB="0" distL="0" distR="0" wp14:anchorId="0DBE23C4" wp14:editId="526ECDA6">
             <wp:extent cx="5715000" cy="3571875"/>
             <wp:effectExtent l="0" t="0" r="0" b="0"/>
             <wp:docPr id="395" name="45-dashboard.png" descr="O painel com os cartões de resumo e a lista Mapas Recentes." title="O painel com os cartões de resumo e a lista Mapas Recentes."/>
@@ -1484,7 +1484,7 @@
         <w:pStyle w:val="Ttulo1"/>
         <w:pageBreakBefore/>
       </w:pPr>
-      <w:bookmarkStart w:id="2" w:name="_Toc241669174"/>
+      <w:bookmarkStart w:id="2" w:name="_Toc241671705"/>
       <w:r>
         <w:lastRenderedPageBreak/>
         <w:t>Mapas</w:t>
@@ -1537,7 +1537,7 @@
           <w:noProof/>
         </w:rPr>
         <w:drawing>
-          <wp:inline distT="0" distB="0" distL="0" distR="0" wp14:anchorId="70EBF257" wp14:editId="26BCE161">
+          <wp:inline distT="0" distB="0" distL="0" distR="0" wp14:anchorId="7FD44306" wp14:editId="0D1C48B3">
             <wp:extent cx="5715000" cy="3429000"/>
             <wp:effectExtent l="0" t="0" r="0" b="0"/>
             <wp:docPr id="396" name="03-maps-mine.png" descr="A lista de Mapas, separador Meus, com os ícones de ação na linha do mapa." title="A lista de Mapas, separador Meus, com os ícones de ação na linha do mapa."/>
@@ -2218,7 +2218,7 @@
         <w:pStyle w:val="Ttulo1"/>
         <w:pageBreakBefore/>
       </w:pPr>
-      <w:bookmarkStart w:id="3" w:name="_Toc241669175"/>
+      <w:bookmarkStart w:id="3" w:name="_Toc241671706"/>
       <w:r>
         <w:lastRenderedPageBreak/>
         <w:t>Executar e exportar</w:t>
@@ -2241,7 +2241,7 @@
           <w:noProof/>
         </w:rPr>
         <w:drawing>
-          <wp:inline distT="0" distB="0" distL="0" distR="0" wp14:anchorId="371EFDC3" wp14:editId="3AF9EC2B">
+          <wp:inline distT="0" distB="0" distL="0" distR="0" wp14:anchorId="111DB6E6" wp14:editId="3BFE4E0D">
             <wp:extent cx="5715000" cy="3571875"/>
             <wp:effectExtent l="0" t="0" r="0" b="0"/>
             <wp:docPr id="397" name="25-viewer-results.png" descr="O visualizador de mapas depois de uma execução concluída, com a grelha de resultados e os botões de exportação." title="O visualizador de mapas depois de uma execução concluída, com a grelha de resultados e os botões de exportação."/>
@@ -2770,7 +2770,7 @@
         <w:pStyle w:val="Ttulo1"/>
         <w:pageBreakBefore/>
       </w:pPr>
-      <w:bookmarkStart w:id="4" w:name="_Toc241669176"/>
+      <w:bookmarkStart w:id="4" w:name="_Toc241671707"/>
       <w:r>
         <w:lastRenderedPageBreak/>
         <w:t>Construir e editar um mapa</w:t>
@@ -2793,7 +2793,7 @@
           <w:noProof/>
         </w:rPr>
         <w:drawing>
-          <wp:inline distT="0" distB="0" distL="0" distR="0" wp14:anchorId="20E60EA8" wp14:editId="34CCFF20">
+          <wp:inline distT="0" distB="0" distL="0" distR="0" wp14:anchorId="260520EA" wp14:editId="2DCC82D5">
             <wp:extent cx="5715000" cy="3571875"/>
             <wp:effectExtent l="0" t="0" r="0" b="0"/>
             <wp:docPr id="398" name="05-builder-overview.png" descr="O construtor de mapas com a árvore Áreas de Negócio, a área de Colunas e o painel Propriedades." title="O construtor de mapas com a árvore Áreas de Negócio, a área de Colunas e o painel Propriedades."/>
@@ -3455,7 +3455,7 @@
         <w:pStyle w:val="Ttulo1"/>
         <w:pageBreakBefore/>
       </w:pPr>
-      <w:bookmarkStart w:id="5" w:name="_Toc241669177"/>
+      <w:bookmarkStart w:id="5" w:name="_Toc241671708"/>
       <w:r>
         <w:lastRenderedPageBreak/>
         <w:t>Execuções e Exportações</w:t>
@@ -3495,7 +3495,7 @@
           <w:noProof/>
         </w:rPr>
         <w:drawing>
-          <wp:inline distT="0" distB="0" distL="0" distR="0" wp14:anchorId="37643C07" wp14:editId="1B5FA45F">
+          <wp:inline distT="0" distB="0" distL="0" distR="0" wp14:anchorId="19C3E658" wp14:editId="0B6883F5">
             <wp:extent cx="5715000" cy="3571875"/>
             <wp:effectExtent l="0" t="0" r="0" b="0"/>
             <wp:docPr id="399" name="41-runs.png" descr="A página Execuções com os filtros e a tabela de execuções com os respetivos botões de exportação." title="A página Execuções com os filtros e a tabela de execuções com os respetivos botões de exportação."/>
@@ -3996,7 +3996,7 @@
         </w:rPr>
         <w:lastRenderedPageBreak/>
         <w:drawing>
-          <wp:inline distT="0" distB="0" distL="0" distR="0" wp14:anchorId="3F31A375" wp14:editId="6E589C43">
+          <wp:inline distT="0" distB="0" distL="0" distR="0" wp14:anchorId="439AF424" wp14:editId="2A94F461">
             <wp:extent cx="5715000" cy="3571875"/>
             <wp:effectExtent l="0" t="0" r="0" b="0"/>
             <wp:docPr id="400" name="44-exports.png" descr="A página Exportações com a lista de exportações e um botão Transferir nas concluídas." title="A página Exportações com a lista de exportações e um botão Transferir nas concluídas."/>
@@ -4049,7 +4049,7 @@
         <w:pStyle w:val="Ttulo1"/>
         <w:pageBreakBefore/>
       </w:pPr>
-      <w:bookmarkStart w:id="6" w:name="_Toc241669178"/>
+      <w:bookmarkStart w:id="6" w:name="_Toc241671709"/>
       <w:r>
         <w:lastRenderedPageBreak/>
         <w:t>Agendamentos</w:t>
@@ -4072,7 +4072,7 @@
           <w:noProof/>
         </w:rPr>
         <w:drawing>
-          <wp:inline distT="0" distB="0" distL="0" distR="0" wp14:anchorId="586FB199" wp14:editId="4FFD0CC7">
+          <wp:inline distT="0" distB="0" distL="0" distR="0" wp14:anchorId="2F6FE4E9" wp14:editId="72AD96E8">
             <wp:extent cx="3743325" cy="4676775"/>
             <wp:effectExtent l="0" t="0" r="0" b="0"/>
             <wp:docPr id="401" name="32-schedule-new-dialog.png" descr="A caixa de diálogo Novo Agendamento com mapa, nome, frequência, fuso horário e formato de saída." title="A caixa de diálogo Novo Agendamento com mapa, nome, frequência, fuso horário e formato de saída."/>
@@ -4700,7 +4700,7 @@
         <w:pStyle w:val="Ttulo1"/>
         <w:pageBreakBefore/>
       </w:pPr>
-      <w:bookmarkStart w:id="7" w:name="_Toc241669179"/>
+      <w:bookmarkStart w:id="7" w:name="_Toc241671710"/>
       <w:r>
         <w:lastRenderedPageBreak/>
         <w:t>Definições</w:t>
@@ -4733,7 +4733,7 @@
           <w:noProof/>
         </w:rPr>
         <w:drawing>
-          <wp:inline distT="0" distB="0" distL="0" distR="0" wp14:anchorId="39E01219" wp14:editId="642320D2">
+          <wp:inline distT="0" distB="0" distL="0" distR="0" wp14:anchorId="08834170" wp14:editId="2E72229B">
             <wp:extent cx="5715000" cy="3571875"/>
             <wp:effectExtent l="0" t="0" r="0" b="0"/>
             <wp:docPr id="402" name="04-settings.png" descr="A página Definições com os cartões Idioma de exibição, Aparência e Paleta." title="A página Definições com os cartões Idioma de exibição, Aparência e Paleta."/>
@@ -5042,7 +5042,7 @@
         <w:sz w:val="16"/>
         <w:szCs w:val="16"/>
       </w:rPr>
-      <w:t>Discoverer Neo 2.0.0 · Guia rápido · USER</w:t>
+      <w:t>Discoverer Neo 2.0.1 · Guia rápido · USER</w:t>
     </w:r>
   </w:p>
 </w:hdr>
@@ -5051,10 +5051,10 @@
 <file path=word/numbering.xml><?xml version="1.0" encoding="utf-8"?>
 <w:numbering xmlns:wpc="http://schemas.microsoft.com/office/word/2010/wordprocessingCanvas" xmlns:cx="http://schemas.microsoft.com/office/drawing/2014/chartex" xmlns:cx1="http://schemas.microsoft.com/office/drawing/2015/9/8/chartex" xmlns:cx2="http://schemas.microsoft.com/office/drawing/2015/10/21/chartex" xmlns:cx3="http://schemas.microsoft.com/office/drawing/2016/5/9/chartex" xmlns:cx4="http://schemas.microsoft.com/office/drawing/2016/5/10/chartex" xmlns:cx5="http://schemas.microsoft.com/office/drawing/2016/5/11/chartex" xmlns:cx6="http://schemas.microsoft.com/office/drawing/2016/5/12/chartex" xmlns:cx7="http://schemas.microsoft.com/office/drawing/2016/5/13/chartex" xmlns:cx8="http://schemas.microsoft.com/office/drawing/2016/5/14/chartex" xmlns:mc="http://schemas.openxmlformats.org/markup-compatibility/2006" xmlns:aink="http://schemas.microsoft.com/office/drawing/2016/ink" xmlns:am3d="http://schemas.microsoft.com/office/drawing/2017/model3d" xmlns:o="urn:schemas-microsoft-com:office:office" xmlns:oel="http://schemas.microsoft.com/office/2019/extlst" xmlns:r="http://schemas.openxmlformats.org/officeDocument/2006/relationships" xmlns:m="http://schemas.openxmlformats.org/officeDocument/2006/math" xmlns:v="urn:schemas-microsoft-com:vml" xmlns:wp14="http://schemas.microsoft.com/office/word/2010/wordprocessingDrawing" xmlns:wp="http://schemas.openxmlformats.org/drawingml/2006/wordprocessingDrawing" xmlns:w10="urn:schemas-microsoft-com:office:word" xmlns:w="http://schemas.openxmlformats.org/wordprocessingml/2006/main" xmlns:w14="http://schemas.microsoft.com/office/word/2010/wordml" xmlns:w15="http://schemas.microsoft.com/office/word/2012/wordml" xmlns:w16cex="http://schemas.microsoft.com/office/word/2018/wordml/cex" xmlns:w16cid="http://schemas.microsoft.com/office/word/2016/wordml/cid" xmlns:w16="http://schemas.microsoft.com/office/word/2018/wordml" xmlns:w16sdtdh="http://schemas.microsoft.com/office/word/2020/wordml/sdtdatahash" xmlns:w16se="http://schemas.microsoft.com/office/word/2015/wordml/symex" xmlns:wpg="http://schemas.microsoft.com/office/word/2010/wordprocessingGroup" xmlns:wpi="http://schemas.microsoft.com/office/word/2010/wordprocessingInk" xmlns:wne="http://schemas.microsoft.com/office/word/2006/wordml" xmlns:wps="http://schemas.microsoft.com/office/word/2010/wordprocessingShape" mc:Ignorable="w14 w15 w16se w16cid w16 w16cex w16sdtdh wp14">
   <w:abstractNum w:abstractNumId="0" w15:restartNumberingAfterBreak="0">
-    <w:nsid w:val="0C3A3042"/>
+    <w:nsid w:val="02036496"/>
     <w:multiLevelType w:val="hybridMultilevel"/>
-    <w:tmpl w:val="08A860B4"/>
-    <w:lvl w:ilvl="0" w:tplc="71506B72">
+    <w:tmpl w:val="2A067CB6"/>
+    <w:lvl w:ilvl="0" w:tplc="F7CE2DFA">
       <w:start w:val="1"/>
       <w:numFmt w:val="decimal"/>
       <w:lvlText w:val="%1."/>
@@ -5063,7 +5063,7 @@
         <w:ind w:left="360" w:hanging="300"/>
       </w:pPr>
     </w:lvl>
-    <w:lvl w:ilvl="1" w:tplc="86B66F3E" w:tentative="1">
+    <w:lvl w:ilvl="1" w:tplc="5ACA55A8" w:tentative="1">
       <w:start w:val="1"/>
       <w:numFmt w:val="lowerLetter"/>
       <w:lvlText w:val="%2."/>
@@ -5072,47 +5072,423 @@
         <w:ind w:left="720" w:hanging="300"/>
       </w:pPr>
     </w:lvl>
-    <w:lvl w:ilvl="2" w:tplc="27321424">
+    <w:lvl w:ilvl="2" w:tplc="7B841A4C">
       <w:numFmt w:val="decimal"/>
       <w:lvlText w:val=""/>
       <w:lvlJc w:val="left"/>
     </w:lvl>
-    <w:lvl w:ilvl="3" w:tplc="14FEC336">
+    <w:lvl w:ilvl="3" w:tplc="4AF8666E">
       <w:numFmt w:val="decimal"/>
       <w:lvlText w:val=""/>
       <w:lvlJc w:val="left"/>
     </w:lvl>
-    <w:lvl w:ilvl="4" w:tplc="A57CF3C8">
+    <w:lvl w:ilvl="4" w:tplc="DFCAE6A4">
       <w:numFmt w:val="decimal"/>
       <w:lvlText w:val=""/>
       <w:lvlJc w:val="left"/>
     </w:lvl>
-    <w:lvl w:ilvl="5" w:tplc="D626F324">
+    <w:lvl w:ilvl="5" w:tplc="DE248D64">
       <w:numFmt w:val="decimal"/>
       <w:lvlText w:val=""/>
       <w:lvlJc w:val="left"/>
     </w:lvl>
-    <w:lvl w:ilvl="6" w:tplc="32623F34">
+    <w:lvl w:ilvl="6" w:tplc="CEA4032E">
       <w:numFmt w:val="decimal"/>
       <w:lvlText w:val=""/>
       <w:lvlJc w:val="left"/>
     </w:lvl>
-    <w:lvl w:ilvl="7" w:tplc="2EEA404E">
+    <w:lvl w:ilvl="7" w:tplc="551A2FC4">
       <w:numFmt w:val="decimal"/>
       <w:lvlText w:val=""/>
       <w:lvlJc w:val="left"/>
     </w:lvl>
-    <w:lvl w:ilvl="8" w:tplc="4784E298">
+    <w:lvl w:ilvl="8" w:tplc="C6344DBA">
       <w:numFmt w:val="decimal"/>
       <w:lvlText w:val=""/>
       <w:lvlJc w:val="left"/>
     </w:lvl>
   </w:abstractNum>
   <w:abstractNum w:abstractNumId="1" w15:restartNumberingAfterBreak="0">
-    <w:nsid w:val="10000230"/>
+    <w:nsid w:val="27E94D8B"/>
     <w:multiLevelType w:val="hybridMultilevel"/>
-    <w:tmpl w:val="33BAD9B8"/>
-    <w:lvl w:ilvl="0" w:tplc="15108760" w:tentative="1">
+    <w:tmpl w:val="1054DD0C"/>
+    <w:lvl w:ilvl="0" w:tplc="A814935C" w:tentative="1">
+      <w:start w:val="1"/>
+      <w:numFmt w:val="bullet"/>
+      <w:lvlText w:val="●"/>
+      <w:lvlJc w:val="left"/>
+      <w:pPr>
+        <w:ind w:left="720" w:hanging="360"/>
+      </w:pPr>
+    </w:lvl>
+    <w:lvl w:ilvl="1" w:tplc="B38EEC36" w:tentative="1">
+      <w:start w:val="1"/>
+      <w:numFmt w:val="bullet"/>
+      <w:lvlText w:val="○"/>
+      <w:lvlJc w:val="left"/>
+      <w:pPr>
+        <w:ind w:left="1440" w:hanging="360"/>
+      </w:pPr>
+    </w:lvl>
+    <w:lvl w:ilvl="2" w:tplc="5DBC6974" w:tentative="1">
+      <w:start w:val="1"/>
+      <w:numFmt w:val="bullet"/>
+      <w:lvlText w:val="■"/>
+      <w:lvlJc w:val="left"/>
+      <w:pPr>
+        <w:ind w:left="2160" w:hanging="360"/>
+      </w:pPr>
+    </w:lvl>
+    <w:lvl w:ilvl="3" w:tplc="F5DE02A2" w:tentative="1">
+      <w:start w:val="1"/>
+      <w:numFmt w:val="bullet"/>
+      <w:lvlText w:val="●"/>
+      <w:lvlJc w:val="left"/>
+      <w:pPr>
+        <w:ind w:left="2880" w:hanging="360"/>
+      </w:pPr>
+    </w:lvl>
+    <w:lvl w:ilvl="4" w:tplc="457E60A4" w:tentative="1">
+      <w:start w:val="1"/>
+      <w:numFmt w:val="bullet"/>
+      <w:lvlText w:val="○"/>
+      <w:lvlJc w:val="left"/>
+      <w:pPr>
+        <w:ind w:left="3600" w:hanging="360"/>
+      </w:pPr>
+    </w:lvl>
+    <w:lvl w:ilvl="5" w:tplc="D26AD2C0" w:tentative="1">
+      <w:start w:val="1"/>
+      <w:numFmt w:val="bullet"/>
+      <w:lvlText w:val="■"/>
+      <w:lvlJc w:val="left"/>
+      <w:pPr>
+        <w:ind w:left="4320" w:hanging="360"/>
+      </w:pPr>
+    </w:lvl>
+    <w:lvl w:ilvl="6" w:tplc="9766CF72" w:tentative="1">
+      <w:start w:val="1"/>
+      <w:numFmt w:val="bullet"/>
+      <w:lvlText w:val="●"/>
+      <w:lvlJc w:val="left"/>
+      <w:pPr>
+        <w:ind w:left="5040" w:hanging="360"/>
+      </w:pPr>
+    </w:lvl>
+    <w:lvl w:ilvl="7" w:tplc="D7848B96" w:tentative="1">
+      <w:start w:val="1"/>
+      <w:numFmt w:val="bullet"/>
+      <w:lvlText w:val="●"/>
+      <w:lvlJc w:val="left"/>
+      <w:pPr>
+        <w:ind w:left="5760" w:hanging="360"/>
+      </w:pPr>
+    </w:lvl>
+    <w:lvl w:ilvl="8" w:tplc="98E63E1A" w:tentative="1">
+      <w:start w:val="1"/>
+      <w:numFmt w:val="bullet"/>
+      <w:lvlText w:val="●"/>
+      <w:lvlJc w:val="left"/>
+      <w:pPr>
+        <w:ind w:left="6480" w:hanging="360"/>
+      </w:pPr>
+    </w:lvl>
+  </w:abstractNum>
+  <w:abstractNum w:abstractNumId="2" w15:restartNumberingAfterBreak="0">
+    <w:nsid w:val="2CA85F61"/>
+    <w:multiLevelType w:val="hybridMultilevel"/>
+    <w:tmpl w:val="C3AC14AE"/>
+    <w:lvl w:ilvl="0" w:tplc="9B2C77D8">
+      <w:start w:val="1"/>
+      <w:numFmt w:val="decimal"/>
+      <w:lvlText w:val="%1."/>
+      <w:lvlJc w:val="left"/>
+      <w:pPr>
+        <w:ind w:left="360" w:hanging="300"/>
+      </w:pPr>
+    </w:lvl>
+    <w:lvl w:ilvl="1" w:tplc="01DC9BD2" w:tentative="1">
+      <w:start w:val="1"/>
+      <w:numFmt w:val="lowerLetter"/>
+      <w:lvlText w:val="%2."/>
+      <w:lvlJc w:val="left"/>
+      <w:pPr>
+        <w:ind w:left="720" w:hanging="300"/>
+      </w:pPr>
+    </w:lvl>
+    <w:lvl w:ilvl="2" w:tplc="372AB998">
+      <w:numFmt w:val="decimal"/>
+      <w:lvlText w:val=""/>
+      <w:lvlJc w:val="left"/>
+    </w:lvl>
+    <w:lvl w:ilvl="3" w:tplc="82768EDE">
+      <w:numFmt w:val="decimal"/>
+      <w:lvlText w:val=""/>
+      <w:lvlJc w:val="left"/>
+    </w:lvl>
+    <w:lvl w:ilvl="4" w:tplc="80CCB47A">
+      <w:numFmt w:val="decimal"/>
+      <w:lvlText w:val=""/>
+      <w:lvlJc w:val="left"/>
+    </w:lvl>
+    <w:lvl w:ilvl="5" w:tplc="48428D2C">
+      <w:numFmt w:val="decimal"/>
+      <w:lvlText w:val=""/>
+      <w:lvlJc w:val="left"/>
+    </w:lvl>
+    <w:lvl w:ilvl="6" w:tplc="3CC23262">
+      <w:numFmt w:val="decimal"/>
+      <w:lvlText w:val=""/>
+      <w:lvlJc w:val="left"/>
+    </w:lvl>
+    <w:lvl w:ilvl="7" w:tplc="215059F0">
+      <w:numFmt w:val="decimal"/>
+      <w:lvlText w:val=""/>
+      <w:lvlJc w:val="left"/>
+    </w:lvl>
+    <w:lvl w:ilvl="8" w:tplc="C7B02672">
+      <w:numFmt w:val="decimal"/>
+      <w:lvlText w:val=""/>
+      <w:lvlJc w:val="left"/>
+    </w:lvl>
+  </w:abstractNum>
+  <w:abstractNum w:abstractNumId="3" w15:restartNumberingAfterBreak="0">
+    <w:nsid w:val="347C4796"/>
+    <w:multiLevelType w:val="hybridMultilevel"/>
+    <w:tmpl w:val="38A6CAC2"/>
+    <w:lvl w:ilvl="0" w:tplc="29622284">
+      <w:start w:val="1"/>
+      <w:numFmt w:val="decimal"/>
+      <w:lvlText w:val="%1."/>
+      <w:lvlJc w:val="left"/>
+      <w:pPr>
+        <w:ind w:left="360" w:hanging="300"/>
+      </w:pPr>
+    </w:lvl>
+    <w:lvl w:ilvl="1" w:tplc="7EFCF368" w:tentative="1">
+      <w:start w:val="1"/>
+      <w:numFmt w:val="lowerLetter"/>
+      <w:lvlText w:val="%2."/>
+      <w:lvlJc w:val="left"/>
+      <w:pPr>
+        <w:ind w:left="720" w:hanging="300"/>
+      </w:pPr>
+    </w:lvl>
+    <w:lvl w:ilvl="2" w:tplc="647EB372">
+      <w:numFmt w:val="decimal"/>
+      <w:lvlText w:val=""/>
+      <w:lvlJc w:val="left"/>
+    </w:lvl>
+    <w:lvl w:ilvl="3" w:tplc="B2DE794E">
+      <w:numFmt w:val="decimal"/>
+      <w:lvlText w:val=""/>
+      <w:lvlJc w:val="left"/>
+    </w:lvl>
+    <w:lvl w:ilvl="4" w:tplc="328C7DF0">
+      <w:numFmt w:val="decimal"/>
+      <w:lvlText w:val=""/>
+      <w:lvlJc w:val="left"/>
+    </w:lvl>
+    <w:lvl w:ilvl="5" w:tplc="D7BE0C0E">
+      <w:numFmt w:val="decimal"/>
+      <w:lvlText w:val=""/>
+      <w:lvlJc w:val="left"/>
+    </w:lvl>
+    <w:lvl w:ilvl="6" w:tplc="C742B62C">
+      <w:numFmt w:val="decimal"/>
+      <w:lvlText w:val=""/>
+      <w:lvlJc w:val="left"/>
+    </w:lvl>
+    <w:lvl w:ilvl="7" w:tplc="62060342">
+      <w:numFmt w:val="decimal"/>
+      <w:lvlText w:val=""/>
+      <w:lvlJc w:val="left"/>
+    </w:lvl>
+    <w:lvl w:ilvl="8" w:tplc="44B65B82">
+      <w:numFmt w:val="decimal"/>
+      <w:lvlText w:val=""/>
+      <w:lvlJc w:val="left"/>
+    </w:lvl>
+  </w:abstractNum>
+  <w:abstractNum w:abstractNumId="4" w15:restartNumberingAfterBreak="0">
+    <w:nsid w:val="3A3664BB"/>
+    <w:multiLevelType w:val="hybridMultilevel"/>
+    <w:tmpl w:val="56963776"/>
+    <w:lvl w:ilvl="0" w:tplc="20163A0A">
+      <w:start w:val="1"/>
+      <w:numFmt w:val="decimal"/>
+      <w:lvlText w:val="%1."/>
+      <w:lvlJc w:val="left"/>
+      <w:pPr>
+        <w:ind w:left="360" w:hanging="300"/>
+      </w:pPr>
+    </w:lvl>
+    <w:lvl w:ilvl="1" w:tplc="110A3260" w:tentative="1">
+      <w:start w:val="1"/>
+      <w:numFmt w:val="lowerLetter"/>
+      <w:lvlText w:val="%2."/>
+      <w:lvlJc w:val="left"/>
+      <w:pPr>
+        <w:ind w:left="720" w:hanging="300"/>
+      </w:pPr>
+    </w:lvl>
+    <w:lvl w:ilvl="2" w:tplc="F74E1F34">
+      <w:numFmt w:val="decimal"/>
+      <w:lvlText w:val=""/>
+      <w:lvlJc w:val="left"/>
+    </w:lvl>
+    <w:lvl w:ilvl="3" w:tplc="79147E78">
+      <w:numFmt w:val="decimal"/>
+      <w:lvlText w:val=""/>
+      <w:lvlJc w:val="left"/>
+    </w:lvl>
+    <w:lvl w:ilvl="4" w:tplc="3794956C">
+      <w:numFmt w:val="decimal"/>
+      <w:lvlText w:val=""/>
+      <w:lvlJc w:val="left"/>
+    </w:lvl>
+    <w:lvl w:ilvl="5" w:tplc="CD0E1690">
+      <w:numFmt w:val="decimal"/>
+      <w:lvlText w:val=""/>
+      <w:lvlJc w:val="left"/>
+    </w:lvl>
+    <w:lvl w:ilvl="6" w:tplc="0CB49FF2">
+      <w:numFmt w:val="decimal"/>
+      <w:lvlText w:val=""/>
+      <w:lvlJc w:val="left"/>
+    </w:lvl>
+    <w:lvl w:ilvl="7" w:tplc="74D6AB3C">
+      <w:numFmt w:val="decimal"/>
+      <w:lvlText w:val=""/>
+      <w:lvlJc w:val="left"/>
+    </w:lvl>
+    <w:lvl w:ilvl="8" w:tplc="AEFA17E4">
+      <w:numFmt w:val="decimal"/>
+      <w:lvlText w:val=""/>
+      <w:lvlJc w:val="left"/>
+    </w:lvl>
+  </w:abstractNum>
+  <w:abstractNum w:abstractNumId="5" w15:restartNumberingAfterBreak="0">
+    <w:nsid w:val="48924CFF"/>
+    <w:multiLevelType w:val="hybridMultilevel"/>
+    <w:tmpl w:val="257A0832"/>
+    <w:lvl w:ilvl="0" w:tplc="CB701796">
+      <w:start w:val="1"/>
+      <w:numFmt w:val="decimal"/>
+      <w:lvlText w:val="%1."/>
+      <w:lvlJc w:val="left"/>
+      <w:pPr>
+        <w:ind w:left="360" w:hanging="300"/>
+      </w:pPr>
+    </w:lvl>
+    <w:lvl w:ilvl="1" w:tplc="2AE62E72" w:tentative="1">
+      <w:start w:val="1"/>
+      <w:numFmt w:val="lowerLetter"/>
+      <w:lvlText w:val="%2."/>
+      <w:lvlJc w:val="left"/>
+      <w:pPr>
+        <w:ind w:left="720" w:hanging="300"/>
+      </w:pPr>
+    </w:lvl>
+    <w:lvl w:ilvl="2" w:tplc="15A0FE2E">
+      <w:numFmt w:val="decimal"/>
+      <w:lvlText w:val=""/>
+      <w:lvlJc w:val="left"/>
+    </w:lvl>
+    <w:lvl w:ilvl="3" w:tplc="E82EBE26">
+      <w:numFmt w:val="decimal"/>
+      <w:lvlText w:val=""/>
+      <w:lvlJc w:val="left"/>
+    </w:lvl>
+    <w:lvl w:ilvl="4" w:tplc="301AD93C">
+      <w:numFmt w:val="decimal"/>
+      <w:lvlText w:val=""/>
+      <w:lvlJc w:val="left"/>
+    </w:lvl>
+    <w:lvl w:ilvl="5" w:tplc="7C7E8AAC">
+      <w:numFmt w:val="decimal"/>
+      <w:lvlText w:val=""/>
+      <w:lvlJc w:val="left"/>
+    </w:lvl>
+    <w:lvl w:ilvl="6" w:tplc="7C7ADF22">
+      <w:numFmt w:val="decimal"/>
+      <w:lvlText w:val=""/>
+      <w:lvlJc w:val="left"/>
+    </w:lvl>
+    <w:lvl w:ilvl="7" w:tplc="C9EE2D52">
+      <w:numFmt w:val="decimal"/>
+      <w:lvlText w:val=""/>
+      <w:lvlJc w:val="left"/>
+    </w:lvl>
+    <w:lvl w:ilvl="8" w:tplc="297865F4">
+      <w:numFmt w:val="decimal"/>
+      <w:lvlText w:val=""/>
+      <w:lvlJc w:val="left"/>
+    </w:lvl>
+  </w:abstractNum>
+  <w:abstractNum w:abstractNumId="6" w15:restartNumberingAfterBreak="0">
+    <w:nsid w:val="4D3B1984"/>
+    <w:multiLevelType w:val="hybridMultilevel"/>
+    <w:tmpl w:val="26F6FE10"/>
+    <w:lvl w:ilvl="0" w:tplc="5A3E6394">
+      <w:start w:val="1"/>
+      <w:numFmt w:val="decimal"/>
+      <w:lvlText w:val="%1."/>
+      <w:lvlJc w:val="left"/>
+      <w:pPr>
+        <w:ind w:left="360" w:hanging="300"/>
+      </w:pPr>
+    </w:lvl>
+    <w:lvl w:ilvl="1" w:tplc="9306BDCE" w:tentative="1">
+      <w:start w:val="1"/>
+      <w:numFmt w:val="lowerLetter"/>
+      <w:lvlText w:val="%2."/>
+      <w:lvlJc w:val="left"/>
+      <w:pPr>
+        <w:ind w:left="720" w:hanging="300"/>
+      </w:pPr>
+    </w:lvl>
+    <w:lvl w:ilvl="2" w:tplc="081ED78C">
+      <w:numFmt w:val="decimal"/>
+      <w:lvlText w:val=""/>
+      <w:lvlJc w:val="left"/>
+    </w:lvl>
+    <w:lvl w:ilvl="3" w:tplc="8CCC1AC4">
+      <w:numFmt w:val="decimal"/>
+      <w:lvlText w:val=""/>
+      <w:lvlJc w:val="left"/>
+    </w:lvl>
+    <w:lvl w:ilvl="4" w:tplc="30741838">
+      <w:numFmt w:val="decimal"/>
+      <w:lvlText w:val=""/>
+      <w:lvlJc w:val="left"/>
+    </w:lvl>
+    <w:lvl w:ilvl="5" w:tplc="7D7C92D4">
+      <w:numFmt w:val="decimal"/>
+      <w:lvlText w:val=""/>
+      <w:lvlJc w:val="left"/>
+    </w:lvl>
+    <w:lvl w:ilvl="6" w:tplc="464E9282">
+      <w:numFmt w:val="decimal"/>
+      <w:lvlText w:val=""/>
+      <w:lvlJc w:val="left"/>
+    </w:lvl>
+    <w:lvl w:ilvl="7" w:tplc="1286F10C">
+      <w:numFmt w:val="decimal"/>
+      <w:lvlText w:val=""/>
+      <w:lvlJc w:val="left"/>
+    </w:lvl>
+    <w:lvl w:ilvl="8" w:tplc="03EE3822">
+      <w:numFmt w:val="decimal"/>
+      <w:lvlText w:val=""/>
+      <w:lvlJc w:val="left"/>
+    </w:lvl>
+  </w:abstractNum>
+  <w:abstractNum w:abstractNumId="7" w15:restartNumberingAfterBreak="0">
+    <w:nsid w:val="525E31F1"/>
+    <w:multiLevelType w:val="hybridMultilevel"/>
+    <w:tmpl w:val="31A84530"/>
+    <w:lvl w:ilvl="0" w:tplc="A1FA9CDC" w:tentative="1">
       <w:start w:val="1"/>
       <w:numFmt w:val="bullet"/>
       <w:lvlText w:val="•"/>
@@ -5121,7 +5497,7 @@
         <w:ind w:left="360" w:hanging="260"/>
       </w:pPr>
     </w:lvl>
-    <w:lvl w:ilvl="1" w:tplc="08B09BA4" w:tentative="1">
+    <w:lvl w:ilvl="1" w:tplc="1B16722A" w:tentative="1">
       <w:start w:val="1"/>
       <w:numFmt w:val="bullet"/>
       <w:lvlText w:val="–"/>
@@ -5130,47 +5506,47 @@
         <w:ind w:left="720" w:hanging="260"/>
       </w:pPr>
     </w:lvl>
-    <w:lvl w:ilvl="2" w:tplc="79D2E700">
+    <w:lvl w:ilvl="2" w:tplc="3A5E8A28">
       <w:numFmt w:val="decimal"/>
       <w:lvlText w:val=""/>
       <w:lvlJc w:val="left"/>
     </w:lvl>
-    <w:lvl w:ilvl="3" w:tplc="694C1CB6">
+    <w:lvl w:ilvl="3" w:tplc="874E41EE">
       <w:numFmt w:val="decimal"/>
       <w:lvlText w:val=""/>
       <w:lvlJc w:val="left"/>
     </w:lvl>
-    <w:lvl w:ilvl="4" w:tplc="B7A4BEAC">
+    <w:lvl w:ilvl="4" w:tplc="ABB00354">
       <w:numFmt w:val="decimal"/>
       <w:lvlText w:val=""/>
       <w:lvlJc w:val="left"/>
     </w:lvl>
-    <w:lvl w:ilvl="5" w:tplc="4600EB66">
+    <w:lvl w:ilvl="5" w:tplc="E9644382">
       <w:numFmt w:val="decimal"/>
       <w:lvlText w:val=""/>
       <w:lvlJc w:val="left"/>
     </w:lvl>
-    <w:lvl w:ilvl="6" w:tplc="3F9CC582">
+    <w:lvl w:ilvl="6" w:tplc="4EFC77DE">
       <w:numFmt w:val="decimal"/>
       <w:lvlText w:val=""/>
       <w:lvlJc w:val="left"/>
     </w:lvl>
-    <w:lvl w:ilvl="7" w:tplc="B308ABC2">
+    <w:lvl w:ilvl="7" w:tplc="E06E8D18">
       <w:numFmt w:val="decimal"/>
       <w:lvlText w:val=""/>
       <w:lvlJc w:val="left"/>
     </w:lvl>
-    <w:lvl w:ilvl="8" w:tplc="C2804A68">
+    <w:lvl w:ilvl="8" w:tplc="66647146">
       <w:numFmt w:val="decimal"/>
       <w:lvlText w:val=""/>
       <w:lvlJc w:val="left"/>
     </w:lvl>
   </w:abstractNum>
-  <w:abstractNum w:abstractNumId="2" w15:restartNumberingAfterBreak="0">
-    <w:nsid w:val="222F229B"/>
+  <w:abstractNum w:abstractNumId="8" w15:restartNumberingAfterBreak="0">
+    <w:nsid w:val="758B1DDE"/>
     <w:multiLevelType w:val="hybridMultilevel"/>
-    <w:tmpl w:val="944224DE"/>
-    <w:lvl w:ilvl="0" w:tplc="CA2815D0">
+    <w:tmpl w:val="E3D03E6C"/>
+    <w:lvl w:ilvl="0" w:tplc="43C4454E">
       <w:start w:val="1"/>
       <w:numFmt w:val="decimal"/>
       <w:lvlText w:val="%1."/>
@@ -5179,7 +5555,7 @@
         <w:ind w:left="360" w:hanging="300"/>
       </w:pPr>
     </w:lvl>
-    <w:lvl w:ilvl="1" w:tplc="51F21EC2" w:tentative="1">
+    <w:lvl w:ilvl="1" w:tplc="2326AF76" w:tentative="1">
       <w:start w:val="1"/>
       <w:numFmt w:val="lowerLetter"/>
       <w:lvlText w:val="%2."/>
@@ -5188,462 +5564,86 @@
         <w:ind w:left="720" w:hanging="300"/>
       </w:pPr>
     </w:lvl>
-    <w:lvl w:ilvl="2" w:tplc="51BE668E">
+    <w:lvl w:ilvl="2" w:tplc="EE9C7AD8">
       <w:numFmt w:val="decimal"/>
       <w:lvlText w:val=""/>
       <w:lvlJc w:val="left"/>
     </w:lvl>
-    <w:lvl w:ilvl="3" w:tplc="B0C872D6">
+    <w:lvl w:ilvl="3" w:tplc="4078A4F2">
       <w:numFmt w:val="decimal"/>
       <w:lvlText w:val=""/>
       <w:lvlJc w:val="left"/>
     </w:lvl>
-    <w:lvl w:ilvl="4" w:tplc="E7347BE6">
+    <w:lvl w:ilvl="4" w:tplc="558073AA">
       <w:numFmt w:val="decimal"/>
       <w:lvlText w:val=""/>
       <w:lvlJc w:val="left"/>
     </w:lvl>
-    <w:lvl w:ilvl="5" w:tplc="88F6D442">
+    <w:lvl w:ilvl="5" w:tplc="C13A6B78">
       <w:numFmt w:val="decimal"/>
       <w:lvlText w:val=""/>
       <w:lvlJc w:val="left"/>
     </w:lvl>
-    <w:lvl w:ilvl="6" w:tplc="6A7CA02C">
+    <w:lvl w:ilvl="6" w:tplc="3A183C9C">
       <w:numFmt w:val="decimal"/>
       <w:lvlText w:val=""/>
       <w:lvlJc w:val="left"/>
     </w:lvl>
-    <w:lvl w:ilvl="7" w:tplc="2876BB66">
+    <w:lvl w:ilvl="7" w:tplc="75DCEF6C">
       <w:numFmt w:val="decimal"/>
       <w:lvlText w:val=""/>
       <w:lvlJc w:val="left"/>
     </w:lvl>
-    <w:lvl w:ilvl="8" w:tplc="CB18D156">
+    <w:lvl w:ilvl="8" w:tplc="89761F9C">
       <w:numFmt w:val="decimal"/>
       <w:lvlText w:val=""/>
       <w:lvlJc w:val="left"/>
     </w:lvl>
   </w:abstractNum>
-  <w:abstractNum w:abstractNumId="3" w15:restartNumberingAfterBreak="0">
-    <w:nsid w:val="363F5FF4"/>
-    <w:multiLevelType w:val="hybridMultilevel"/>
-    <w:tmpl w:val="DBC840A6"/>
-    <w:lvl w:ilvl="0" w:tplc="764010B6" w:tentative="1">
-      <w:start w:val="1"/>
-      <w:numFmt w:val="bullet"/>
-      <w:lvlText w:val="●"/>
-      <w:lvlJc w:val="left"/>
-      <w:pPr>
-        <w:ind w:left="720" w:hanging="360"/>
-      </w:pPr>
-    </w:lvl>
-    <w:lvl w:ilvl="1" w:tplc="6CE2851E" w:tentative="1">
-      <w:start w:val="1"/>
-      <w:numFmt w:val="bullet"/>
-      <w:lvlText w:val="○"/>
-      <w:lvlJc w:val="left"/>
-      <w:pPr>
-        <w:ind w:left="1440" w:hanging="360"/>
-      </w:pPr>
-    </w:lvl>
-    <w:lvl w:ilvl="2" w:tplc="557AC1E4" w:tentative="1">
-      <w:start w:val="1"/>
-      <w:numFmt w:val="bullet"/>
-      <w:lvlText w:val="■"/>
-      <w:lvlJc w:val="left"/>
-      <w:pPr>
-        <w:ind w:left="2160" w:hanging="360"/>
-      </w:pPr>
-    </w:lvl>
-    <w:lvl w:ilvl="3" w:tplc="F8768602" w:tentative="1">
-      <w:start w:val="1"/>
-      <w:numFmt w:val="bullet"/>
-      <w:lvlText w:val="●"/>
-      <w:lvlJc w:val="left"/>
-      <w:pPr>
-        <w:ind w:left="2880" w:hanging="360"/>
-      </w:pPr>
-    </w:lvl>
-    <w:lvl w:ilvl="4" w:tplc="A5649150" w:tentative="1">
-      <w:start w:val="1"/>
-      <w:numFmt w:val="bullet"/>
-      <w:lvlText w:val="○"/>
-      <w:lvlJc w:val="left"/>
-      <w:pPr>
-        <w:ind w:left="3600" w:hanging="360"/>
-      </w:pPr>
-    </w:lvl>
-    <w:lvl w:ilvl="5" w:tplc="43300284" w:tentative="1">
-      <w:start w:val="1"/>
-      <w:numFmt w:val="bullet"/>
-      <w:lvlText w:val="■"/>
-      <w:lvlJc w:val="left"/>
-      <w:pPr>
-        <w:ind w:left="4320" w:hanging="360"/>
-      </w:pPr>
-    </w:lvl>
-    <w:lvl w:ilvl="6" w:tplc="F8B85F5C" w:tentative="1">
-      <w:start w:val="1"/>
-      <w:numFmt w:val="bullet"/>
-      <w:lvlText w:val="●"/>
-      <w:lvlJc w:val="left"/>
-      <w:pPr>
-        <w:ind w:left="5040" w:hanging="360"/>
-      </w:pPr>
-    </w:lvl>
-    <w:lvl w:ilvl="7" w:tplc="DF068884" w:tentative="1">
-      <w:start w:val="1"/>
-      <w:numFmt w:val="bullet"/>
-      <w:lvlText w:val="●"/>
-      <w:lvlJc w:val="left"/>
-      <w:pPr>
-        <w:ind w:left="5760" w:hanging="360"/>
-      </w:pPr>
-    </w:lvl>
-    <w:lvl w:ilvl="8" w:tplc="D620376E" w:tentative="1">
-      <w:start w:val="1"/>
-      <w:numFmt w:val="bullet"/>
-      <w:lvlText w:val="●"/>
-      <w:lvlJc w:val="left"/>
-      <w:pPr>
-        <w:ind w:left="6480" w:hanging="360"/>
-      </w:pPr>
-    </w:lvl>
-  </w:abstractNum>
-  <w:abstractNum w:abstractNumId="4" w15:restartNumberingAfterBreak="0">
-    <w:nsid w:val="3E504178"/>
-    <w:multiLevelType w:val="hybridMultilevel"/>
-    <w:tmpl w:val="960E3300"/>
-    <w:lvl w:ilvl="0" w:tplc="0158E244">
-      <w:start w:val="1"/>
-      <w:numFmt w:val="decimal"/>
-      <w:lvlText w:val="%1."/>
-      <w:lvlJc w:val="left"/>
-      <w:pPr>
-        <w:ind w:left="360" w:hanging="300"/>
-      </w:pPr>
-    </w:lvl>
-    <w:lvl w:ilvl="1" w:tplc="F1561434" w:tentative="1">
-      <w:start w:val="1"/>
-      <w:numFmt w:val="lowerLetter"/>
-      <w:lvlText w:val="%2."/>
-      <w:lvlJc w:val="left"/>
-      <w:pPr>
-        <w:ind w:left="720" w:hanging="300"/>
-      </w:pPr>
-    </w:lvl>
-    <w:lvl w:ilvl="2" w:tplc="84484074">
-      <w:numFmt w:val="decimal"/>
-      <w:lvlText w:val=""/>
-      <w:lvlJc w:val="left"/>
-    </w:lvl>
-    <w:lvl w:ilvl="3" w:tplc="1A4641EC">
-      <w:numFmt w:val="decimal"/>
-      <w:lvlText w:val=""/>
-      <w:lvlJc w:val="left"/>
-    </w:lvl>
-    <w:lvl w:ilvl="4" w:tplc="72F20920">
-      <w:numFmt w:val="decimal"/>
-      <w:lvlText w:val=""/>
-      <w:lvlJc w:val="left"/>
-    </w:lvl>
-    <w:lvl w:ilvl="5" w:tplc="52AAD918">
-      <w:numFmt w:val="decimal"/>
-      <w:lvlText w:val=""/>
-      <w:lvlJc w:val="left"/>
-    </w:lvl>
-    <w:lvl w:ilvl="6" w:tplc="225EF396">
-      <w:numFmt w:val="decimal"/>
-      <w:lvlText w:val=""/>
-      <w:lvlJc w:val="left"/>
-    </w:lvl>
-    <w:lvl w:ilvl="7" w:tplc="66EC0042">
-      <w:numFmt w:val="decimal"/>
-      <w:lvlText w:val=""/>
-      <w:lvlJc w:val="left"/>
-    </w:lvl>
-    <w:lvl w:ilvl="8" w:tplc="3B1AD688">
-      <w:numFmt w:val="decimal"/>
-      <w:lvlText w:val=""/>
-      <w:lvlJc w:val="left"/>
-    </w:lvl>
-  </w:abstractNum>
-  <w:abstractNum w:abstractNumId="5" w15:restartNumberingAfterBreak="0">
-    <w:nsid w:val="461E3546"/>
-    <w:multiLevelType w:val="hybridMultilevel"/>
-    <w:tmpl w:val="D42AC9CE"/>
-    <w:lvl w:ilvl="0" w:tplc="643254C8">
-      <w:start w:val="1"/>
-      <w:numFmt w:val="decimal"/>
-      <w:lvlText w:val="%1."/>
-      <w:lvlJc w:val="left"/>
-      <w:pPr>
-        <w:ind w:left="360" w:hanging="300"/>
-      </w:pPr>
-    </w:lvl>
-    <w:lvl w:ilvl="1" w:tplc="D3D2D968" w:tentative="1">
-      <w:start w:val="1"/>
-      <w:numFmt w:val="lowerLetter"/>
-      <w:lvlText w:val="%2."/>
-      <w:lvlJc w:val="left"/>
-      <w:pPr>
-        <w:ind w:left="720" w:hanging="300"/>
-      </w:pPr>
-    </w:lvl>
-    <w:lvl w:ilvl="2" w:tplc="F5B60A0C">
-      <w:numFmt w:val="decimal"/>
-      <w:lvlText w:val=""/>
-      <w:lvlJc w:val="left"/>
-    </w:lvl>
-    <w:lvl w:ilvl="3" w:tplc="B4D25B8A">
-      <w:numFmt w:val="decimal"/>
-      <w:lvlText w:val=""/>
-      <w:lvlJc w:val="left"/>
-    </w:lvl>
-    <w:lvl w:ilvl="4" w:tplc="2B7A4220">
-      <w:numFmt w:val="decimal"/>
-      <w:lvlText w:val=""/>
-      <w:lvlJc w:val="left"/>
-    </w:lvl>
-    <w:lvl w:ilvl="5" w:tplc="4FE096C6">
-      <w:numFmt w:val="decimal"/>
-      <w:lvlText w:val=""/>
-      <w:lvlJc w:val="left"/>
-    </w:lvl>
-    <w:lvl w:ilvl="6" w:tplc="9BEC22EE">
-      <w:numFmt w:val="decimal"/>
-      <w:lvlText w:val=""/>
-      <w:lvlJc w:val="left"/>
-    </w:lvl>
-    <w:lvl w:ilvl="7" w:tplc="82BE2662">
-      <w:numFmt w:val="decimal"/>
-      <w:lvlText w:val=""/>
-      <w:lvlJc w:val="left"/>
-    </w:lvl>
-    <w:lvl w:ilvl="8" w:tplc="EE5013CE">
-      <w:numFmt w:val="decimal"/>
-      <w:lvlText w:val=""/>
-      <w:lvlJc w:val="left"/>
-    </w:lvl>
-  </w:abstractNum>
-  <w:abstractNum w:abstractNumId="6" w15:restartNumberingAfterBreak="0">
-    <w:nsid w:val="52026D6B"/>
-    <w:multiLevelType w:val="hybridMultilevel"/>
-    <w:tmpl w:val="EEE448B8"/>
-    <w:lvl w:ilvl="0" w:tplc="2F9CD664">
-      <w:start w:val="1"/>
-      <w:numFmt w:val="decimal"/>
-      <w:lvlText w:val="%1."/>
-      <w:lvlJc w:val="left"/>
-      <w:pPr>
-        <w:ind w:left="360" w:hanging="300"/>
-      </w:pPr>
-    </w:lvl>
-    <w:lvl w:ilvl="1" w:tplc="5BE255F0" w:tentative="1">
-      <w:start w:val="1"/>
-      <w:numFmt w:val="lowerLetter"/>
-      <w:lvlText w:val="%2."/>
-      <w:lvlJc w:val="left"/>
-      <w:pPr>
-        <w:ind w:left="720" w:hanging="300"/>
-      </w:pPr>
-    </w:lvl>
-    <w:lvl w:ilvl="2" w:tplc="51F804F2">
-      <w:numFmt w:val="decimal"/>
-      <w:lvlText w:val=""/>
-      <w:lvlJc w:val="left"/>
-    </w:lvl>
-    <w:lvl w:ilvl="3" w:tplc="35D8EC28">
-      <w:numFmt w:val="decimal"/>
-      <w:lvlText w:val=""/>
-      <w:lvlJc w:val="left"/>
-    </w:lvl>
-    <w:lvl w:ilvl="4" w:tplc="37E25BB8">
-      <w:numFmt w:val="decimal"/>
-      <w:lvlText w:val=""/>
-      <w:lvlJc w:val="left"/>
-    </w:lvl>
-    <w:lvl w:ilvl="5" w:tplc="1670147C">
-      <w:numFmt w:val="decimal"/>
-      <w:lvlText w:val=""/>
-      <w:lvlJc w:val="left"/>
-    </w:lvl>
-    <w:lvl w:ilvl="6" w:tplc="596C1A18">
-      <w:numFmt w:val="decimal"/>
-      <w:lvlText w:val=""/>
-      <w:lvlJc w:val="left"/>
-    </w:lvl>
-    <w:lvl w:ilvl="7" w:tplc="578CF838">
-      <w:numFmt w:val="decimal"/>
-      <w:lvlText w:val=""/>
-      <w:lvlJc w:val="left"/>
-    </w:lvl>
-    <w:lvl w:ilvl="8" w:tplc="17DA54B4">
-      <w:numFmt w:val="decimal"/>
-      <w:lvlText w:val=""/>
-      <w:lvlJc w:val="left"/>
-    </w:lvl>
-  </w:abstractNum>
-  <w:abstractNum w:abstractNumId="7" w15:restartNumberingAfterBreak="0">
-    <w:nsid w:val="52955D4D"/>
-    <w:multiLevelType w:val="hybridMultilevel"/>
-    <w:tmpl w:val="4822A886"/>
-    <w:lvl w:ilvl="0" w:tplc="89BA254C">
-      <w:start w:val="1"/>
-      <w:numFmt w:val="decimal"/>
-      <w:lvlText w:val="%1."/>
-      <w:lvlJc w:val="left"/>
-      <w:pPr>
-        <w:ind w:left="360" w:hanging="300"/>
-      </w:pPr>
-    </w:lvl>
-    <w:lvl w:ilvl="1" w:tplc="61B4C870" w:tentative="1">
-      <w:start w:val="1"/>
-      <w:numFmt w:val="lowerLetter"/>
-      <w:lvlText w:val="%2."/>
-      <w:lvlJc w:val="left"/>
-      <w:pPr>
-        <w:ind w:left="720" w:hanging="300"/>
-      </w:pPr>
-    </w:lvl>
-    <w:lvl w:ilvl="2" w:tplc="16EA8670">
-      <w:numFmt w:val="decimal"/>
-      <w:lvlText w:val=""/>
-      <w:lvlJc w:val="left"/>
-    </w:lvl>
-    <w:lvl w:ilvl="3" w:tplc="0F405D20">
-      <w:numFmt w:val="decimal"/>
-      <w:lvlText w:val=""/>
-      <w:lvlJc w:val="left"/>
-    </w:lvl>
-    <w:lvl w:ilvl="4" w:tplc="FA68F9E4">
-      <w:numFmt w:val="decimal"/>
-      <w:lvlText w:val=""/>
-      <w:lvlJc w:val="left"/>
-    </w:lvl>
-    <w:lvl w:ilvl="5" w:tplc="691E00C2">
-      <w:numFmt w:val="decimal"/>
-      <w:lvlText w:val=""/>
-      <w:lvlJc w:val="left"/>
-    </w:lvl>
-    <w:lvl w:ilvl="6" w:tplc="814E0A52">
-      <w:numFmt w:val="decimal"/>
-      <w:lvlText w:val=""/>
-      <w:lvlJc w:val="left"/>
-    </w:lvl>
-    <w:lvl w:ilvl="7" w:tplc="43BE4F28">
-      <w:numFmt w:val="decimal"/>
-      <w:lvlText w:val=""/>
-      <w:lvlJc w:val="left"/>
-    </w:lvl>
-    <w:lvl w:ilvl="8" w:tplc="29667992">
-      <w:numFmt w:val="decimal"/>
-      <w:lvlText w:val=""/>
-      <w:lvlJc w:val="left"/>
-    </w:lvl>
-  </w:abstractNum>
-  <w:abstractNum w:abstractNumId="8" w15:restartNumberingAfterBreak="0">
-    <w:nsid w:val="5AE71EBE"/>
-    <w:multiLevelType w:val="hybridMultilevel"/>
-    <w:tmpl w:val="1280088A"/>
-    <w:lvl w:ilvl="0" w:tplc="123E1C8A">
-      <w:start w:val="1"/>
-      <w:numFmt w:val="decimal"/>
-      <w:lvlText w:val="%1."/>
-      <w:lvlJc w:val="left"/>
-      <w:pPr>
-        <w:ind w:left="360" w:hanging="300"/>
-      </w:pPr>
-    </w:lvl>
-    <w:lvl w:ilvl="1" w:tplc="453A4216" w:tentative="1">
-      <w:start w:val="1"/>
-      <w:numFmt w:val="lowerLetter"/>
-      <w:lvlText w:val="%2."/>
-      <w:lvlJc w:val="left"/>
-      <w:pPr>
-        <w:ind w:left="720" w:hanging="300"/>
-      </w:pPr>
-    </w:lvl>
-    <w:lvl w:ilvl="2" w:tplc="9AB0EA74">
-      <w:numFmt w:val="decimal"/>
-      <w:lvlText w:val=""/>
-      <w:lvlJc w:val="left"/>
-    </w:lvl>
-    <w:lvl w:ilvl="3" w:tplc="E8F80676">
-      <w:numFmt w:val="decimal"/>
-      <w:lvlText w:val=""/>
-      <w:lvlJc w:val="left"/>
-    </w:lvl>
-    <w:lvl w:ilvl="4" w:tplc="60A4D086">
-      <w:numFmt w:val="decimal"/>
-      <w:lvlText w:val=""/>
-      <w:lvlJc w:val="left"/>
-    </w:lvl>
-    <w:lvl w:ilvl="5" w:tplc="1F5666D6">
-      <w:numFmt w:val="decimal"/>
-      <w:lvlText w:val=""/>
-      <w:lvlJc w:val="left"/>
-    </w:lvl>
-    <w:lvl w:ilvl="6" w:tplc="AD842DA8">
-      <w:numFmt w:val="decimal"/>
-      <w:lvlText w:val=""/>
-      <w:lvlJc w:val="left"/>
-    </w:lvl>
-    <w:lvl w:ilvl="7" w:tplc="EF8C545E">
-      <w:numFmt w:val="decimal"/>
-      <w:lvlText w:val=""/>
-      <w:lvlJc w:val="left"/>
-    </w:lvl>
-    <w:lvl w:ilvl="8" w:tplc="1598A6B6">
-      <w:numFmt w:val="decimal"/>
-      <w:lvlText w:val=""/>
-      <w:lvlJc w:val="left"/>
-    </w:lvl>
-  </w:abstractNum>
-  <w:num w:numId="1" w16cid:durableId="89661592">
+  <w:num w:numId="1" w16cid:durableId="175655365">
+    <w:abstractNumId w:val="1"/>
+    <w:lvlOverride w:ilvl="0">
+      <w:startOverride w:val="1"/>
+    </w:lvlOverride>
+  </w:num>
+  <w:num w:numId="2" w16cid:durableId="462037177">
+    <w:abstractNumId w:val="2"/>
+    <w:lvlOverride w:ilvl="0">
+      <w:startOverride w:val="1"/>
+    </w:lvlOverride>
+  </w:num>
+  <w:num w:numId="3" w16cid:durableId="1532106730">
+    <w:abstractNumId w:val="5"/>
+    <w:lvlOverride w:ilvl="0">
+      <w:startOverride w:val="1"/>
+    </w:lvlOverride>
+  </w:num>
+  <w:num w:numId="4" w16cid:durableId="997727004">
+    <w:abstractNumId w:val="4"/>
+    <w:lvlOverride w:ilvl="0">
+      <w:startOverride w:val="1"/>
+    </w:lvlOverride>
+  </w:num>
+  <w:num w:numId="5" w16cid:durableId="160658014">
+    <w:abstractNumId w:val="6"/>
+    <w:lvlOverride w:ilvl="0">
+      <w:startOverride w:val="1"/>
+    </w:lvlOverride>
+  </w:num>
+  <w:num w:numId="6" w16cid:durableId="1060665421">
+    <w:abstractNumId w:val="8"/>
+    <w:lvlOverride w:ilvl="0">
+      <w:startOverride w:val="1"/>
+    </w:lvlOverride>
+  </w:num>
+  <w:num w:numId="7" w16cid:durableId="1149439703">
     <w:abstractNumId w:val="3"/>
     <w:lvlOverride w:ilvl="0">
       <w:startOverride w:val="1"/>
     </w:lvlOverride>
   </w:num>
-  <w:num w:numId="2" w16cid:durableId="418647694">
-    <w:abstractNumId w:val="2"/>
-    <w:lvlOverride w:ilvl="0">
-      <w:startOverride w:val="1"/>
-    </w:lvlOverride>
-  </w:num>
-  <w:num w:numId="3" w16cid:durableId="82840303">
-    <w:abstractNumId w:val="5"/>
-    <w:lvlOverride w:ilvl="0">
-      <w:startOverride w:val="1"/>
-    </w:lvlOverride>
-  </w:num>
-  <w:num w:numId="4" w16cid:durableId="1649822425">
+  <w:num w:numId="8" w16cid:durableId="419841036">
     <w:abstractNumId w:val="0"/>
-    <w:lvlOverride w:ilvl="0">
-      <w:startOverride w:val="1"/>
-    </w:lvlOverride>
-  </w:num>
-  <w:num w:numId="5" w16cid:durableId="484325357">
-    <w:abstractNumId w:val="4"/>
-    <w:lvlOverride w:ilvl="0">
-      <w:startOverride w:val="1"/>
-    </w:lvlOverride>
-  </w:num>
-  <w:num w:numId="6" w16cid:durableId="325207936">
-    <w:abstractNumId w:val="7"/>
-    <w:lvlOverride w:ilvl="0">
-      <w:startOverride w:val="1"/>
-    </w:lvlOverride>
-  </w:num>
-  <w:num w:numId="7" w16cid:durableId="2066951820">
-    <w:abstractNumId w:val="6"/>
-    <w:lvlOverride w:ilvl="0">
-      <w:startOverride w:val="1"/>
-    </w:lvlOverride>
-  </w:num>
-  <w:num w:numId="8" w16cid:durableId="615992438">
-    <w:abstractNumId w:val="8"/>
     <w:lvlOverride w:ilvl="0">
       <w:startOverride w:val="1"/>
     </w:lvlOverride>
@@ -6324,7 +6324,7 @@
     <w:autoRedefine/>
     <w:uiPriority w:val="39"/>
     <w:unhideWhenUsed/>
-    <w:rsid w:val="00CE6FD8"/>
+    <w:rsid w:val="000D000B"/>
     <w:pPr>
       <w:spacing w:after="100"/>
     </w:pPr>

--- a/discoverer-neo/docs/user-guide/manual/Discoverer-Neo-USER-Guide-Quick-pt-PT.docx
+++ b/discoverer-neo/docs/user-guide/manual/Discoverer-Neo-USER-Guide-Quick-pt-PT.docx
@@ -54,7 +54,7 @@
           <w:sz w:val="22"/>
           <w:szCs w:val="22"/>
         </w:rPr>
-        <w:t>Versão 2.0.1</w:t>
+        <w:t>Versão 2.1.0</w:t>
       </w:r>
     </w:p>
     <w:p>
@@ -74,7 +74,7 @@
     <w:sdt>
       <w:sdtPr>
         <w:alias w:val="Índice"/>
-        <w:id w:val="-811487451"/>
+        <w:id w:val="1520975610"/>
       </w:sdtPr>
       <w:sdtEndPr/>
       <w:sdtContent>
@@ -102,7 +102,7 @@
           <w:r>
             <w:fldChar w:fldCharType="separate"/>
           </w:r>
-          <w:hyperlink w:anchor="_Toc241671703" w:history="1">
+          <w:hyperlink w:anchor="_Toc241697020" w:history="1">
             <w:r>
               <w:rPr>
                 <w:rStyle w:val="Hiperligao"/>
@@ -126,7 +126,7 @@
               <w:rPr>
                 <w:noProof/>
               </w:rPr>
-              <w:instrText xml:space="preserve"> PAGEREF _Toc241671703 \h </w:instrText>
+              <w:instrText xml:space="preserve"> PAGEREF _Toc241697020 \h </w:instrText>
             </w:r>
             <w:r>
               <w:rPr>
@@ -168,7 +168,7 @@
               <w14:ligatures w14:val="standardContextual"/>
             </w:rPr>
           </w:pPr>
-          <w:hyperlink w:anchor="_Toc241671704" w:history="1">
+          <w:hyperlink w:anchor="_Toc241697021" w:history="1">
             <w:r>
               <w:rPr>
                 <w:rStyle w:val="Hiperligao"/>
@@ -192,7 +192,7 @@
               <w:rPr>
                 <w:noProof/>
               </w:rPr>
-              <w:instrText xml:space="preserve"> PAGEREF _Toc241671704 \h </w:instrText>
+              <w:instrText xml:space="preserve"> PAGEREF _Toc241697021 \h </w:instrText>
             </w:r>
             <w:r>
               <w:rPr>
@@ -234,7 +234,7 @@
               <w14:ligatures w14:val="standardContextual"/>
             </w:rPr>
           </w:pPr>
-          <w:hyperlink w:anchor="_Toc241671705" w:history="1">
+          <w:hyperlink w:anchor="_Toc241697022" w:history="1">
             <w:r>
               <w:rPr>
                 <w:rStyle w:val="Hiperligao"/>
@@ -258,7 +258,7 @@
               <w:rPr>
                 <w:noProof/>
               </w:rPr>
-              <w:instrText xml:space="preserve"> PAGEREF _Toc241671705 \h </w:instrText>
+              <w:instrText xml:space="preserve"> PAGEREF _Toc241697022 \h </w:instrText>
             </w:r>
             <w:r>
               <w:rPr>
@@ -300,7 +300,7 @@
               <w14:ligatures w14:val="standardContextual"/>
             </w:rPr>
           </w:pPr>
-          <w:hyperlink w:anchor="_Toc241671706" w:history="1">
+          <w:hyperlink w:anchor="_Toc241697023" w:history="1">
             <w:r>
               <w:rPr>
                 <w:rStyle w:val="Hiperligao"/>
@@ -324,7 +324,7 @@
               <w:rPr>
                 <w:noProof/>
               </w:rPr>
-              <w:instrText xml:space="preserve"> PAGEREF _Toc241671706 \h </w:instrText>
+              <w:instrText xml:space="preserve"> PAGEREF _Toc241697023 \h </w:instrText>
             </w:r>
             <w:r>
               <w:rPr>
@@ -366,7 +366,7 @@
               <w14:ligatures w14:val="standardContextual"/>
             </w:rPr>
           </w:pPr>
-          <w:hyperlink w:anchor="_Toc241671707" w:history="1">
+          <w:hyperlink w:anchor="_Toc241697024" w:history="1">
             <w:r>
               <w:rPr>
                 <w:rStyle w:val="Hiperligao"/>
@@ -390,7 +390,7 @@
               <w:rPr>
                 <w:noProof/>
               </w:rPr>
-              <w:instrText xml:space="preserve"> PAGEREF _Toc241671707 \h </w:instrText>
+              <w:instrText xml:space="preserve"> PAGEREF _Toc241697024 \h </w:instrText>
             </w:r>
             <w:r>
               <w:rPr>
@@ -432,7 +432,7 @@
               <w14:ligatures w14:val="standardContextual"/>
             </w:rPr>
           </w:pPr>
-          <w:hyperlink w:anchor="_Toc241671708" w:history="1">
+          <w:hyperlink w:anchor="_Toc241697025" w:history="1">
             <w:r>
               <w:rPr>
                 <w:rStyle w:val="Hiperligao"/>
@@ -456,7 +456,7 @@
               <w:rPr>
                 <w:noProof/>
               </w:rPr>
-              <w:instrText xml:space="preserve"> PAGEREF _Toc241671708 \h </w:instrText>
+              <w:instrText xml:space="preserve"> PAGEREF _Toc241697025 \h </w:instrText>
             </w:r>
             <w:r>
               <w:rPr>
@@ -498,7 +498,7 @@
               <w14:ligatures w14:val="standardContextual"/>
             </w:rPr>
           </w:pPr>
-          <w:hyperlink w:anchor="_Toc241671709" w:history="1">
+          <w:hyperlink w:anchor="_Toc241697026" w:history="1">
             <w:r>
               <w:rPr>
                 <w:rStyle w:val="Hiperligao"/>
@@ -522,7 +522,7 @@
               <w:rPr>
                 <w:noProof/>
               </w:rPr>
-              <w:instrText xml:space="preserve"> PAGEREF _Toc241671709 \h </w:instrText>
+              <w:instrText xml:space="preserve"> PAGEREF _Toc241697026 \h </w:instrText>
             </w:r>
             <w:r>
               <w:rPr>
@@ -564,7 +564,7 @@
               <w14:ligatures w14:val="standardContextual"/>
             </w:rPr>
           </w:pPr>
-          <w:hyperlink w:anchor="_Toc241671710" w:history="1">
+          <w:hyperlink w:anchor="_Toc241697027" w:history="1">
             <w:r>
               <w:rPr>
                 <w:rStyle w:val="Hiperligao"/>
@@ -588,7 +588,7 @@
               <w:rPr>
                 <w:noProof/>
               </w:rPr>
-              <w:instrText xml:space="preserve"> PAGEREF _Toc241671710 \h </w:instrText>
+              <w:instrText xml:space="preserve"> PAGEREF _Toc241697027 \h </w:instrText>
             </w:r>
             <w:r>
               <w:rPr>
@@ -636,7 +636,7 @@
       <w:pPr>
         <w:pStyle w:val="Ttulo1"/>
       </w:pPr>
-      <w:bookmarkStart w:id="0" w:name="_Toc241671703"/>
+      <w:bookmarkStart w:id="0" w:name="_Toc241697020"/>
       <w:r>
         <w:lastRenderedPageBreak/>
         <w:t>A sua função numa página</w:t>
@@ -1256,10 +1256,10 @@
           <w:noProof/>
         </w:rPr>
         <w:drawing>
-          <wp:inline distT="0" distB="0" distL="0" distR="0" wp14:anchorId="5D72855C" wp14:editId="0D72F217">
+          <wp:inline distT="0" distB="0" distL="0" distR="0" wp14:anchorId="4B97984B" wp14:editId="11BA4C77">
             <wp:extent cx="5715000" cy="3571875"/>
             <wp:effectExtent l="0" t="0" r="0" b="0"/>
-            <wp:docPr id="394" name="01-login.png" descr="A página de início de sessão com Email, Palavra-passe, Manter sessão iniciada e o botão Iniciar sessão." title="A página de início de sessão com Email, Palavra-passe, Manter sessão iniciada e o botão Iniciar sessão."/>
+            <wp:docPr id="358" name="01-login.png" descr="A página de início de sessão com Email, Palavra-passe, Manter sessão iniciada e o botão Iniciar sessão." title="A página de início de sessão com Email, Palavra-passe, Manter sessão iniciada e o botão Iniciar sessão."/>
             <wp:cNvGraphicFramePr>
               <a:graphicFrameLocks xmlns:a="http://schemas.openxmlformats.org/drawingml/2006/main" noChangeAspect="1"/>
             </wp:cNvGraphicFramePr>
@@ -1309,7 +1309,7 @@
         <w:pStyle w:val="Ttulo1"/>
         <w:pageBreakBefore/>
       </w:pPr>
-      <w:bookmarkStart w:id="1" w:name="_Toc241671704"/>
+      <w:bookmarkStart w:id="1" w:name="_Toc241697021"/>
       <w:r>
         <w:lastRenderedPageBreak/>
         <w:t>Painel</w:t>
@@ -1332,10 +1332,10 @@
           <w:noProof/>
         </w:rPr>
         <w:drawing>
-          <wp:inline distT="0" distB="0" distL="0" distR="0" wp14:anchorId="0DBE23C4" wp14:editId="526ECDA6">
+          <wp:inline distT="0" distB="0" distL="0" distR="0" wp14:anchorId="33143531" wp14:editId="294968FA">
             <wp:extent cx="5715000" cy="3571875"/>
             <wp:effectExtent l="0" t="0" r="0" b="0"/>
-            <wp:docPr id="395" name="45-dashboard.png" descr="O painel com os cartões de resumo e a lista Mapas Recentes." title="O painel com os cartões de resumo e a lista Mapas Recentes."/>
+            <wp:docPr id="359" name="45-dashboard.png" descr="O painel com os cartões de resumo e a lista Mapas Recentes." title="O painel com os cartões de resumo e a lista Mapas Recentes."/>
             <wp:cNvGraphicFramePr>
               <a:graphicFrameLocks xmlns:a="http://schemas.openxmlformats.org/drawingml/2006/main" noChangeAspect="1"/>
             </wp:cNvGraphicFramePr>
@@ -1484,7 +1484,7 @@
         <w:pStyle w:val="Ttulo1"/>
         <w:pageBreakBefore/>
       </w:pPr>
-      <w:bookmarkStart w:id="2" w:name="_Toc241671705"/>
+      <w:bookmarkStart w:id="2" w:name="_Toc241697022"/>
       <w:r>
         <w:lastRenderedPageBreak/>
         <w:t>Mapas</w:t>
@@ -1537,10 +1537,10 @@
           <w:noProof/>
         </w:rPr>
         <w:drawing>
-          <wp:inline distT="0" distB="0" distL="0" distR="0" wp14:anchorId="7FD44306" wp14:editId="0D1C48B3">
+          <wp:inline distT="0" distB="0" distL="0" distR="0" wp14:anchorId="004CFFF0" wp14:editId="250347BF">
             <wp:extent cx="5715000" cy="3429000"/>
             <wp:effectExtent l="0" t="0" r="0" b="0"/>
-            <wp:docPr id="396" name="03-maps-mine.png" descr="A lista de Mapas, separador Meus, com os ícones de ação na linha do mapa." title="A lista de Mapas, separador Meus, com os ícones de ação na linha do mapa."/>
+            <wp:docPr id="360" name="03-maps-mine.png" descr="A lista de Mapas, separador Meus, com os ícones de ação na linha do mapa." title="A lista de Mapas, separador Meus, com os ícones de ação na linha do mapa."/>
             <wp:cNvGraphicFramePr>
               <a:graphicFrameLocks xmlns:a="http://schemas.openxmlformats.org/drawingml/2006/main" noChangeAspect="1"/>
             </wp:cNvGraphicFramePr>
@@ -2218,7 +2218,7 @@
         <w:pStyle w:val="Ttulo1"/>
         <w:pageBreakBefore/>
       </w:pPr>
-      <w:bookmarkStart w:id="3" w:name="_Toc241671706"/>
+      <w:bookmarkStart w:id="3" w:name="_Toc241697023"/>
       <w:r>
         <w:lastRenderedPageBreak/>
         <w:t>Executar e exportar</w:t>
@@ -2241,10 +2241,10 @@
           <w:noProof/>
         </w:rPr>
         <w:drawing>
-          <wp:inline distT="0" distB="0" distL="0" distR="0" wp14:anchorId="111DB6E6" wp14:editId="3BFE4E0D">
+          <wp:inline distT="0" distB="0" distL="0" distR="0" wp14:anchorId="09E42EA7" wp14:editId="11DE6A61">
             <wp:extent cx="5715000" cy="3571875"/>
             <wp:effectExtent l="0" t="0" r="0" b="0"/>
-            <wp:docPr id="397" name="25-viewer-results.png" descr="O visualizador de mapas depois de uma execução concluída, com a grelha de resultados e os botões de exportação." title="O visualizador de mapas depois de uma execução concluída, com a grelha de resultados e os botões de exportação."/>
+            <wp:docPr id="361" name="25-viewer-results.png" descr="O visualizador de mapas depois de uma execução concluída, com a grelha de resultados e os botões de exportação." title="O visualizador de mapas depois de uma execução concluída, com a grelha de resultados e os botões de exportação."/>
             <wp:cNvGraphicFramePr>
               <a:graphicFrameLocks xmlns:a="http://schemas.openxmlformats.org/drawingml/2006/main" noChangeAspect="1"/>
             </wp:cNvGraphicFramePr>
@@ -2770,7 +2770,7 @@
         <w:pStyle w:val="Ttulo1"/>
         <w:pageBreakBefore/>
       </w:pPr>
-      <w:bookmarkStart w:id="4" w:name="_Toc241671707"/>
+      <w:bookmarkStart w:id="4" w:name="_Toc241697024"/>
       <w:r>
         <w:lastRenderedPageBreak/>
         <w:t>Construir e editar um mapa</w:t>
@@ -2793,10 +2793,10 @@
           <w:noProof/>
         </w:rPr>
         <w:drawing>
-          <wp:inline distT="0" distB="0" distL="0" distR="0" wp14:anchorId="260520EA" wp14:editId="2DCC82D5">
+          <wp:inline distT="0" distB="0" distL="0" distR="0" wp14:anchorId="1CA3B713" wp14:editId="4FB31158">
             <wp:extent cx="5715000" cy="3571875"/>
             <wp:effectExtent l="0" t="0" r="0" b="0"/>
-            <wp:docPr id="398" name="05-builder-overview.png" descr="O construtor de mapas com a árvore Áreas de Negócio, a área de Colunas e o painel Propriedades." title="O construtor de mapas com a árvore Áreas de Negócio, a área de Colunas e o painel Propriedades."/>
+            <wp:docPr id="362" name="05-builder-overview.png" descr="O construtor de mapas com a árvore Áreas de Negócio, a área de Colunas e o painel Propriedades." title="O construtor de mapas com a árvore Áreas de Negócio, a área de Colunas e o painel Propriedades."/>
             <wp:cNvGraphicFramePr>
               <a:graphicFrameLocks xmlns:a="http://schemas.openxmlformats.org/drawingml/2006/main" noChangeAspect="1"/>
             </wp:cNvGraphicFramePr>
@@ -3455,7 +3455,7 @@
         <w:pStyle w:val="Ttulo1"/>
         <w:pageBreakBefore/>
       </w:pPr>
-      <w:bookmarkStart w:id="5" w:name="_Toc241671708"/>
+      <w:bookmarkStart w:id="5" w:name="_Toc241697025"/>
       <w:r>
         <w:lastRenderedPageBreak/>
         <w:t>Execuções e Exportações</w:t>
@@ -3495,10 +3495,10 @@
           <w:noProof/>
         </w:rPr>
         <w:drawing>
-          <wp:inline distT="0" distB="0" distL="0" distR="0" wp14:anchorId="19C3E658" wp14:editId="0B6883F5">
+          <wp:inline distT="0" distB="0" distL="0" distR="0" wp14:anchorId="23AD34B6" wp14:editId="46CBF87E">
             <wp:extent cx="5715000" cy="3571875"/>
             <wp:effectExtent l="0" t="0" r="0" b="0"/>
-            <wp:docPr id="399" name="41-runs.png" descr="A página Execuções com os filtros e a tabela de execuções com os respetivos botões de exportação." title="A página Execuções com os filtros e a tabela de execuções com os respetivos botões de exportação."/>
+            <wp:docPr id="363" name="41-runs.png" descr="A página Execuções com os filtros e a tabela de execuções com os respetivos botões de exportação." title="A página Execuções com os filtros e a tabela de execuções com os respetivos botões de exportação."/>
             <wp:cNvGraphicFramePr>
               <a:graphicFrameLocks xmlns:a="http://schemas.openxmlformats.org/drawingml/2006/main" noChangeAspect="1"/>
             </wp:cNvGraphicFramePr>
@@ -3996,10 +3996,10 @@
         </w:rPr>
         <w:lastRenderedPageBreak/>
         <w:drawing>
-          <wp:inline distT="0" distB="0" distL="0" distR="0" wp14:anchorId="439AF424" wp14:editId="2A94F461">
+          <wp:inline distT="0" distB="0" distL="0" distR="0" wp14:anchorId="1A08D377" wp14:editId="5FA53FF7">
             <wp:extent cx="5715000" cy="3571875"/>
             <wp:effectExtent l="0" t="0" r="0" b="0"/>
-            <wp:docPr id="400" name="44-exports.png" descr="A página Exportações com a lista de exportações e um botão Transferir nas concluídas." title="A página Exportações com a lista de exportações e um botão Transferir nas concluídas."/>
+            <wp:docPr id="364" name="44-exports.png" descr="A página Exportações com a lista de exportações e um botão Transferir nas concluídas." title="A página Exportações com a lista de exportações e um botão Transferir nas concluídas."/>
             <wp:cNvGraphicFramePr>
               <a:graphicFrameLocks xmlns:a="http://schemas.openxmlformats.org/drawingml/2006/main" noChangeAspect="1"/>
             </wp:cNvGraphicFramePr>
@@ -4049,7 +4049,7 @@
         <w:pStyle w:val="Ttulo1"/>
         <w:pageBreakBefore/>
       </w:pPr>
-      <w:bookmarkStart w:id="6" w:name="_Toc241671709"/>
+      <w:bookmarkStart w:id="6" w:name="_Toc241697026"/>
       <w:r>
         <w:lastRenderedPageBreak/>
         <w:t>Agendamentos</w:t>
@@ -4072,10 +4072,10 @@
           <w:noProof/>
         </w:rPr>
         <w:drawing>
-          <wp:inline distT="0" distB="0" distL="0" distR="0" wp14:anchorId="2F6FE4E9" wp14:editId="72AD96E8">
+          <wp:inline distT="0" distB="0" distL="0" distR="0" wp14:anchorId="6193C85C" wp14:editId="7D7A6542">
             <wp:extent cx="3743325" cy="4676775"/>
             <wp:effectExtent l="0" t="0" r="0" b="0"/>
-            <wp:docPr id="401" name="32-schedule-new-dialog.png" descr="A caixa de diálogo Novo Agendamento com mapa, nome, frequência, fuso horário e formato de saída." title="A caixa de diálogo Novo Agendamento com mapa, nome, frequência, fuso horário e formato de saída."/>
+            <wp:docPr id="365" name="32-schedule-new-dialog.png" descr="A caixa de diálogo Novo Agendamento com mapa, nome, frequência, fuso horário e formato de saída." title="A caixa de diálogo Novo Agendamento com mapa, nome, frequência, fuso horário e formato de saída."/>
             <wp:cNvGraphicFramePr>
               <a:graphicFrameLocks xmlns:a="http://schemas.openxmlformats.org/drawingml/2006/main" noChangeAspect="1"/>
             </wp:cNvGraphicFramePr>
@@ -4700,7 +4700,7 @@
         <w:pStyle w:val="Ttulo1"/>
         <w:pageBreakBefore/>
       </w:pPr>
-      <w:bookmarkStart w:id="7" w:name="_Toc241671710"/>
+      <w:bookmarkStart w:id="7" w:name="_Toc241697027"/>
       <w:r>
         <w:lastRenderedPageBreak/>
         <w:t>Definições</w:t>
@@ -4733,10 +4733,10 @@
           <w:noProof/>
         </w:rPr>
         <w:drawing>
-          <wp:inline distT="0" distB="0" distL="0" distR="0" wp14:anchorId="08834170" wp14:editId="2E72229B">
+          <wp:inline distT="0" distB="0" distL="0" distR="0" wp14:anchorId="5B8B8E22" wp14:editId="13D8A39E">
             <wp:extent cx="5715000" cy="3571875"/>
             <wp:effectExtent l="0" t="0" r="0" b="0"/>
-            <wp:docPr id="402" name="04-settings.png" descr="A página Definições com os cartões Idioma de exibição, Aparência e Paleta." title="A página Definições com os cartões Idioma de exibição, Aparência e Paleta."/>
+            <wp:docPr id="366" name="04-settings.png" descr="A página Definições com os cartões Idioma de exibição, Aparência e Paleta." title="A página Definições com os cartões Idioma de exibição, Aparência e Paleta."/>
             <wp:cNvGraphicFramePr>
               <a:graphicFrameLocks xmlns:a="http://schemas.openxmlformats.org/drawingml/2006/main" noChangeAspect="1"/>
             </wp:cNvGraphicFramePr>
@@ -5042,7 +5042,7 @@
         <w:sz w:val="16"/>
         <w:szCs w:val="16"/>
       </w:rPr>
-      <w:t>Discoverer Neo 2.0.1 · Guia rápido · USER</w:t>
+      <w:t>Discoverer Neo 2.1.0 · Guia rápido · USER</w:t>
     </w:r>
   </w:p>
 </w:hdr>
@@ -5051,10 +5051,10 @@
 <file path=word/numbering.xml><?xml version="1.0" encoding="utf-8"?>
 <w:numbering xmlns:wpc="http://schemas.microsoft.com/office/word/2010/wordprocessingCanvas" xmlns:cx="http://schemas.microsoft.com/office/drawing/2014/chartex" xmlns:cx1="http://schemas.microsoft.com/office/drawing/2015/9/8/chartex" xmlns:cx2="http://schemas.microsoft.com/office/drawing/2015/10/21/chartex" xmlns:cx3="http://schemas.microsoft.com/office/drawing/2016/5/9/chartex" xmlns:cx4="http://schemas.microsoft.com/office/drawing/2016/5/10/chartex" xmlns:cx5="http://schemas.microsoft.com/office/drawing/2016/5/11/chartex" xmlns:cx6="http://schemas.microsoft.com/office/drawing/2016/5/12/chartex" xmlns:cx7="http://schemas.microsoft.com/office/drawing/2016/5/13/chartex" xmlns:cx8="http://schemas.microsoft.com/office/drawing/2016/5/14/chartex" xmlns:mc="http://schemas.openxmlformats.org/markup-compatibility/2006" xmlns:aink="http://schemas.microsoft.com/office/drawing/2016/ink" xmlns:am3d="http://schemas.microsoft.com/office/drawing/2017/model3d" xmlns:o="urn:schemas-microsoft-com:office:office" xmlns:oel="http://schemas.microsoft.com/office/2019/extlst" xmlns:r="http://schemas.openxmlformats.org/officeDocument/2006/relationships" xmlns:m="http://schemas.openxmlformats.org/officeDocument/2006/math" xmlns:v="urn:schemas-microsoft-com:vml" xmlns:wp14="http://schemas.microsoft.com/office/word/2010/wordprocessingDrawing" xmlns:wp="http://schemas.openxmlformats.org/drawingml/2006/wordprocessingDrawing" xmlns:w10="urn:schemas-microsoft-com:office:word" xmlns:w="http://schemas.openxmlformats.org/wordprocessingml/2006/main" xmlns:w14="http://schemas.microsoft.com/office/word/2010/wordml" xmlns:w15="http://schemas.microsoft.com/office/word/2012/wordml" xmlns:w16cex="http://schemas.microsoft.com/office/word/2018/wordml/cex" xmlns:w16cid="http://schemas.microsoft.com/office/word/2016/wordml/cid" xmlns:w16="http://schemas.microsoft.com/office/word/2018/wordml" xmlns:w16sdtdh="http://schemas.microsoft.com/office/word/2020/wordml/sdtdatahash" xmlns:w16se="http://schemas.microsoft.com/office/word/2015/wordml/symex" xmlns:wpg="http://schemas.microsoft.com/office/word/2010/wordprocessingGroup" xmlns:wpi="http://schemas.microsoft.com/office/word/2010/wordprocessingInk" xmlns:wne="http://schemas.microsoft.com/office/word/2006/wordml" xmlns:wps="http://schemas.microsoft.com/office/word/2010/wordprocessingShape" mc:Ignorable="w14 w15 w16se w16cid w16 w16cex w16sdtdh wp14">
   <w:abstractNum w:abstractNumId="0" w15:restartNumberingAfterBreak="0">
-    <w:nsid w:val="02036496"/>
+    <w:nsid w:val="0322649A"/>
     <w:multiLevelType w:val="hybridMultilevel"/>
-    <w:tmpl w:val="2A067CB6"/>
-    <w:lvl w:ilvl="0" w:tplc="F7CE2DFA">
+    <w:tmpl w:val="772C47B4"/>
+    <w:lvl w:ilvl="0" w:tplc="1B18BCA8">
       <w:start w:val="1"/>
       <w:numFmt w:val="decimal"/>
       <w:lvlText w:val="%1."/>
@@ -5063,7 +5063,7 @@
         <w:ind w:left="360" w:hanging="300"/>
       </w:pPr>
     </w:lvl>
-    <w:lvl w:ilvl="1" w:tplc="5ACA55A8" w:tentative="1">
+    <w:lvl w:ilvl="1" w:tplc="EF9E3F56" w:tentative="1">
       <w:start w:val="1"/>
       <w:numFmt w:val="lowerLetter"/>
       <w:lvlText w:val="%2."/>
@@ -5072,47 +5072,279 @@
         <w:ind w:left="720" w:hanging="300"/>
       </w:pPr>
     </w:lvl>
-    <w:lvl w:ilvl="2" w:tplc="7B841A4C">
+    <w:lvl w:ilvl="2" w:tplc="1C8226B0">
       <w:numFmt w:val="decimal"/>
       <w:lvlText w:val=""/>
       <w:lvlJc w:val="left"/>
     </w:lvl>
-    <w:lvl w:ilvl="3" w:tplc="4AF8666E">
+    <w:lvl w:ilvl="3" w:tplc="B3CE834E">
       <w:numFmt w:val="decimal"/>
       <w:lvlText w:val=""/>
       <w:lvlJc w:val="left"/>
     </w:lvl>
-    <w:lvl w:ilvl="4" w:tplc="DFCAE6A4">
+    <w:lvl w:ilvl="4" w:tplc="AD6805E8">
       <w:numFmt w:val="decimal"/>
       <w:lvlText w:val=""/>
       <w:lvlJc w:val="left"/>
     </w:lvl>
-    <w:lvl w:ilvl="5" w:tplc="DE248D64">
+    <w:lvl w:ilvl="5" w:tplc="E3DAA8F6">
       <w:numFmt w:val="decimal"/>
       <w:lvlText w:val=""/>
       <w:lvlJc w:val="left"/>
     </w:lvl>
-    <w:lvl w:ilvl="6" w:tplc="CEA4032E">
+    <w:lvl w:ilvl="6" w:tplc="79E6CD02">
       <w:numFmt w:val="decimal"/>
       <w:lvlText w:val=""/>
       <w:lvlJc w:val="left"/>
     </w:lvl>
-    <w:lvl w:ilvl="7" w:tplc="551A2FC4">
+    <w:lvl w:ilvl="7" w:tplc="4CBC61E8">
       <w:numFmt w:val="decimal"/>
       <w:lvlText w:val=""/>
       <w:lvlJc w:val="left"/>
     </w:lvl>
-    <w:lvl w:ilvl="8" w:tplc="C6344DBA">
+    <w:lvl w:ilvl="8" w:tplc="94BA43F8">
       <w:numFmt w:val="decimal"/>
       <w:lvlText w:val=""/>
       <w:lvlJc w:val="left"/>
     </w:lvl>
   </w:abstractNum>
   <w:abstractNum w:abstractNumId="1" w15:restartNumberingAfterBreak="0">
-    <w:nsid w:val="27E94D8B"/>
+    <w:nsid w:val="14280673"/>
     <w:multiLevelType w:val="hybridMultilevel"/>
-    <w:tmpl w:val="1054DD0C"/>
-    <w:lvl w:ilvl="0" w:tplc="A814935C" w:tentative="1">
+    <w:tmpl w:val="30A8F94A"/>
+    <w:lvl w:ilvl="0" w:tplc="4ED22F3C">
+      <w:start w:val="1"/>
+      <w:numFmt w:val="decimal"/>
+      <w:lvlText w:val="%1."/>
+      <w:lvlJc w:val="left"/>
+      <w:pPr>
+        <w:ind w:left="360" w:hanging="300"/>
+      </w:pPr>
+    </w:lvl>
+    <w:lvl w:ilvl="1" w:tplc="9DB80F6E" w:tentative="1">
+      <w:start w:val="1"/>
+      <w:numFmt w:val="lowerLetter"/>
+      <w:lvlText w:val="%2."/>
+      <w:lvlJc w:val="left"/>
+      <w:pPr>
+        <w:ind w:left="720" w:hanging="300"/>
+      </w:pPr>
+    </w:lvl>
+    <w:lvl w:ilvl="2" w:tplc="415A8126">
+      <w:numFmt w:val="decimal"/>
+      <w:lvlText w:val=""/>
+      <w:lvlJc w:val="left"/>
+    </w:lvl>
+    <w:lvl w:ilvl="3" w:tplc="EEFCE6D8">
+      <w:numFmt w:val="decimal"/>
+      <w:lvlText w:val=""/>
+      <w:lvlJc w:val="left"/>
+    </w:lvl>
+    <w:lvl w:ilvl="4" w:tplc="89CC029E">
+      <w:numFmt w:val="decimal"/>
+      <w:lvlText w:val=""/>
+      <w:lvlJc w:val="left"/>
+    </w:lvl>
+    <w:lvl w:ilvl="5" w:tplc="CF0C8174">
+      <w:numFmt w:val="decimal"/>
+      <w:lvlText w:val=""/>
+      <w:lvlJc w:val="left"/>
+    </w:lvl>
+    <w:lvl w:ilvl="6" w:tplc="C32E703A">
+      <w:numFmt w:val="decimal"/>
+      <w:lvlText w:val=""/>
+      <w:lvlJc w:val="left"/>
+    </w:lvl>
+    <w:lvl w:ilvl="7" w:tplc="F646992E">
+      <w:numFmt w:val="decimal"/>
+      <w:lvlText w:val=""/>
+      <w:lvlJc w:val="left"/>
+    </w:lvl>
+    <w:lvl w:ilvl="8" w:tplc="EAE85894">
+      <w:numFmt w:val="decimal"/>
+      <w:lvlText w:val=""/>
+      <w:lvlJc w:val="left"/>
+    </w:lvl>
+  </w:abstractNum>
+  <w:abstractNum w:abstractNumId="2" w15:restartNumberingAfterBreak="0">
+    <w:nsid w:val="255B46C7"/>
+    <w:multiLevelType w:val="hybridMultilevel"/>
+    <w:tmpl w:val="F15CFE9E"/>
+    <w:lvl w:ilvl="0" w:tplc="98743E10">
+      <w:start w:val="1"/>
+      <w:numFmt w:val="decimal"/>
+      <w:lvlText w:val="%1."/>
+      <w:lvlJc w:val="left"/>
+      <w:pPr>
+        <w:ind w:left="360" w:hanging="300"/>
+      </w:pPr>
+    </w:lvl>
+    <w:lvl w:ilvl="1" w:tplc="5FD6FCFC" w:tentative="1">
+      <w:start w:val="1"/>
+      <w:numFmt w:val="lowerLetter"/>
+      <w:lvlText w:val="%2."/>
+      <w:lvlJc w:val="left"/>
+      <w:pPr>
+        <w:ind w:left="720" w:hanging="300"/>
+      </w:pPr>
+    </w:lvl>
+    <w:lvl w:ilvl="2" w:tplc="0200336C">
+      <w:numFmt w:val="decimal"/>
+      <w:lvlText w:val=""/>
+      <w:lvlJc w:val="left"/>
+    </w:lvl>
+    <w:lvl w:ilvl="3" w:tplc="1708FD98">
+      <w:numFmt w:val="decimal"/>
+      <w:lvlText w:val=""/>
+      <w:lvlJc w:val="left"/>
+    </w:lvl>
+    <w:lvl w:ilvl="4" w:tplc="537AEB18">
+      <w:numFmt w:val="decimal"/>
+      <w:lvlText w:val=""/>
+      <w:lvlJc w:val="left"/>
+    </w:lvl>
+    <w:lvl w:ilvl="5" w:tplc="BDC60D50">
+      <w:numFmt w:val="decimal"/>
+      <w:lvlText w:val=""/>
+      <w:lvlJc w:val="left"/>
+    </w:lvl>
+    <w:lvl w:ilvl="6" w:tplc="2EB42BEC">
+      <w:numFmt w:val="decimal"/>
+      <w:lvlText w:val=""/>
+      <w:lvlJc w:val="left"/>
+    </w:lvl>
+    <w:lvl w:ilvl="7" w:tplc="742635C8">
+      <w:numFmt w:val="decimal"/>
+      <w:lvlText w:val=""/>
+      <w:lvlJc w:val="left"/>
+    </w:lvl>
+    <w:lvl w:ilvl="8" w:tplc="8104F0CE">
+      <w:numFmt w:val="decimal"/>
+      <w:lvlText w:val=""/>
+      <w:lvlJc w:val="left"/>
+    </w:lvl>
+  </w:abstractNum>
+  <w:abstractNum w:abstractNumId="3" w15:restartNumberingAfterBreak="0">
+    <w:nsid w:val="295B4B37"/>
+    <w:multiLevelType w:val="hybridMultilevel"/>
+    <w:tmpl w:val="77D46978"/>
+    <w:lvl w:ilvl="0" w:tplc="83EEBAEA" w:tentative="1">
+      <w:start w:val="1"/>
+      <w:numFmt w:val="bullet"/>
+      <w:lvlText w:val="•"/>
+      <w:lvlJc w:val="left"/>
+      <w:pPr>
+        <w:ind w:left="360" w:hanging="260"/>
+      </w:pPr>
+    </w:lvl>
+    <w:lvl w:ilvl="1" w:tplc="491AB6A0" w:tentative="1">
+      <w:start w:val="1"/>
+      <w:numFmt w:val="bullet"/>
+      <w:lvlText w:val="–"/>
+      <w:lvlJc w:val="left"/>
+      <w:pPr>
+        <w:ind w:left="720" w:hanging="260"/>
+      </w:pPr>
+    </w:lvl>
+    <w:lvl w:ilvl="2" w:tplc="C8D6381A">
+      <w:numFmt w:val="decimal"/>
+      <w:lvlText w:val=""/>
+      <w:lvlJc w:val="left"/>
+    </w:lvl>
+    <w:lvl w:ilvl="3" w:tplc="A0F2026A">
+      <w:numFmt w:val="decimal"/>
+      <w:lvlText w:val=""/>
+      <w:lvlJc w:val="left"/>
+    </w:lvl>
+    <w:lvl w:ilvl="4" w:tplc="02FCCA98">
+      <w:numFmt w:val="decimal"/>
+      <w:lvlText w:val=""/>
+      <w:lvlJc w:val="left"/>
+    </w:lvl>
+    <w:lvl w:ilvl="5" w:tplc="DAB87844">
+      <w:numFmt w:val="decimal"/>
+      <w:lvlText w:val=""/>
+      <w:lvlJc w:val="left"/>
+    </w:lvl>
+    <w:lvl w:ilvl="6" w:tplc="28A6CCE8">
+      <w:numFmt w:val="decimal"/>
+      <w:lvlText w:val=""/>
+      <w:lvlJc w:val="left"/>
+    </w:lvl>
+    <w:lvl w:ilvl="7" w:tplc="93E06B22">
+      <w:numFmt w:val="decimal"/>
+      <w:lvlText w:val=""/>
+      <w:lvlJc w:val="left"/>
+    </w:lvl>
+    <w:lvl w:ilvl="8" w:tplc="6D8C36C4">
+      <w:numFmt w:val="decimal"/>
+      <w:lvlText w:val=""/>
+      <w:lvlJc w:val="left"/>
+    </w:lvl>
+  </w:abstractNum>
+  <w:abstractNum w:abstractNumId="4" w15:restartNumberingAfterBreak="0">
+    <w:nsid w:val="2BBB6AC8"/>
+    <w:multiLevelType w:val="hybridMultilevel"/>
+    <w:tmpl w:val="77E64984"/>
+    <w:lvl w:ilvl="0" w:tplc="A4D03F94">
+      <w:start w:val="1"/>
+      <w:numFmt w:val="decimal"/>
+      <w:lvlText w:val="%1."/>
+      <w:lvlJc w:val="left"/>
+      <w:pPr>
+        <w:ind w:left="360" w:hanging="300"/>
+      </w:pPr>
+    </w:lvl>
+    <w:lvl w:ilvl="1" w:tplc="7102CB22" w:tentative="1">
+      <w:start w:val="1"/>
+      <w:numFmt w:val="lowerLetter"/>
+      <w:lvlText w:val="%2."/>
+      <w:lvlJc w:val="left"/>
+      <w:pPr>
+        <w:ind w:left="720" w:hanging="300"/>
+      </w:pPr>
+    </w:lvl>
+    <w:lvl w:ilvl="2" w:tplc="8AE04A36">
+      <w:numFmt w:val="decimal"/>
+      <w:lvlText w:val=""/>
+      <w:lvlJc w:val="left"/>
+    </w:lvl>
+    <w:lvl w:ilvl="3" w:tplc="50EE3122">
+      <w:numFmt w:val="decimal"/>
+      <w:lvlText w:val=""/>
+      <w:lvlJc w:val="left"/>
+    </w:lvl>
+    <w:lvl w:ilvl="4" w:tplc="5B10EAA0">
+      <w:numFmt w:val="decimal"/>
+      <w:lvlText w:val=""/>
+      <w:lvlJc w:val="left"/>
+    </w:lvl>
+    <w:lvl w:ilvl="5" w:tplc="B888B0B2">
+      <w:numFmt w:val="decimal"/>
+      <w:lvlText w:val=""/>
+      <w:lvlJc w:val="left"/>
+    </w:lvl>
+    <w:lvl w:ilvl="6" w:tplc="1A90793A">
+      <w:numFmt w:val="decimal"/>
+      <w:lvlText w:val=""/>
+      <w:lvlJc w:val="left"/>
+    </w:lvl>
+    <w:lvl w:ilvl="7" w:tplc="4D2887AA">
+      <w:numFmt w:val="decimal"/>
+      <w:lvlText w:val=""/>
+      <w:lvlJc w:val="left"/>
+    </w:lvl>
+    <w:lvl w:ilvl="8" w:tplc="10A6FE68">
+      <w:numFmt w:val="decimal"/>
+      <w:lvlText w:val=""/>
+      <w:lvlJc w:val="left"/>
+    </w:lvl>
+  </w:abstractNum>
+  <w:abstractNum w:abstractNumId="5" w15:restartNumberingAfterBreak="0">
+    <w:nsid w:val="2D5D04DB"/>
+    <w:multiLevelType w:val="hybridMultilevel"/>
+    <w:tmpl w:val="FB3CD39C"/>
+    <w:lvl w:ilvl="0" w:tplc="ADDC4CA0" w:tentative="1">
       <w:start w:val="1"/>
       <w:numFmt w:val="bullet"/>
       <w:lvlText w:val="●"/>
@@ -5121,7 +5353,7 @@
         <w:ind w:left="720" w:hanging="360"/>
       </w:pPr>
     </w:lvl>
-    <w:lvl w:ilvl="1" w:tplc="B38EEC36" w:tentative="1">
+    <w:lvl w:ilvl="1" w:tplc="EE26EA7A" w:tentative="1">
       <w:start w:val="1"/>
       <w:numFmt w:val="bullet"/>
       <w:lvlText w:val="○"/>
@@ -5130,7 +5362,7 @@
         <w:ind w:left="1440" w:hanging="360"/>
       </w:pPr>
     </w:lvl>
-    <w:lvl w:ilvl="2" w:tplc="5DBC6974" w:tentative="1">
+    <w:lvl w:ilvl="2" w:tplc="DADCC922" w:tentative="1">
       <w:start w:val="1"/>
       <w:numFmt w:val="bullet"/>
       <w:lvlText w:val="■"/>
@@ -5139,7 +5371,7 @@
         <w:ind w:left="2160" w:hanging="360"/>
       </w:pPr>
     </w:lvl>
-    <w:lvl w:ilvl="3" w:tplc="F5DE02A2" w:tentative="1">
+    <w:lvl w:ilvl="3" w:tplc="D040BE60" w:tentative="1">
       <w:start w:val="1"/>
       <w:numFmt w:val="bullet"/>
       <w:lvlText w:val="●"/>
@@ -5148,7 +5380,7 @@
         <w:ind w:left="2880" w:hanging="360"/>
       </w:pPr>
     </w:lvl>
-    <w:lvl w:ilvl="4" w:tplc="457E60A4" w:tentative="1">
+    <w:lvl w:ilvl="4" w:tplc="E2903764" w:tentative="1">
       <w:start w:val="1"/>
       <w:numFmt w:val="bullet"/>
       <w:lvlText w:val="○"/>
@@ -5157,7 +5389,7 @@
         <w:ind w:left="3600" w:hanging="360"/>
       </w:pPr>
     </w:lvl>
-    <w:lvl w:ilvl="5" w:tplc="D26AD2C0" w:tentative="1">
+    <w:lvl w:ilvl="5" w:tplc="4CF014AE" w:tentative="1">
       <w:start w:val="1"/>
       <w:numFmt w:val="bullet"/>
       <w:lvlText w:val="■"/>
@@ -5166,7 +5398,7 @@
         <w:ind w:left="4320" w:hanging="360"/>
       </w:pPr>
     </w:lvl>
-    <w:lvl w:ilvl="6" w:tplc="9766CF72" w:tentative="1">
+    <w:lvl w:ilvl="6" w:tplc="D8502D42" w:tentative="1">
       <w:start w:val="1"/>
       <w:numFmt w:val="bullet"/>
       <w:lvlText w:val="●"/>
@@ -5175,7 +5407,7 @@
         <w:ind w:left="5040" w:hanging="360"/>
       </w:pPr>
     </w:lvl>
-    <w:lvl w:ilvl="7" w:tplc="D7848B96" w:tentative="1">
+    <w:lvl w:ilvl="7" w:tplc="B6AEC2D6" w:tentative="1">
       <w:start w:val="1"/>
       <w:numFmt w:val="bullet"/>
       <w:lvlText w:val="●"/>
@@ -5184,7 +5416,7 @@
         <w:ind w:left="5760" w:hanging="360"/>
       </w:pPr>
     </w:lvl>
-    <w:lvl w:ilvl="8" w:tplc="98E63E1A" w:tentative="1">
+    <w:lvl w:ilvl="8" w:tplc="0FD26A28" w:tentative="1">
       <w:start w:val="1"/>
       <w:numFmt w:val="bullet"/>
       <w:lvlText w:val="●"/>
@@ -5194,11 +5426,11 @@
       </w:pPr>
     </w:lvl>
   </w:abstractNum>
-  <w:abstractNum w:abstractNumId="2" w15:restartNumberingAfterBreak="0">
-    <w:nsid w:val="2CA85F61"/>
+  <w:abstractNum w:abstractNumId="6" w15:restartNumberingAfterBreak="0">
+    <w:nsid w:val="4D910177"/>
     <w:multiLevelType w:val="hybridMultilevel"/>
-    <w:tmpl w:val="C3AC14AE"/>
-    <w:lvl w:ilvl="0" w:tplc="9B2C77D8">
+    <w:tmpl w:val="CF58F6D6"/>
+    <w:lvl w:ilvl="0" w:tplc="F6B4228A">
       <w:start w:val="1"/>
       <w:numFmt w:val="decimal"/>
       <w:lvlText w:val="%1."/>
@@ -5207,7 +5439,7 @@
         <w:ind w:left="360" w:hanging="300"/>
       </w:pPr>
     </w:lvl>
-    <w:lvl w:ilvl="1" w:tplc="01DC9BD2" w:tentative="1">
+    <w:lvl w:ilvl="1" w:tplc="4E3E33C8" w:tentative="1">
       <w:start w:val="1"/>
       <w:numFmt w:val="lowerLetter"/>
       <w:lvlText w:val="%2."/>
@@ -5216,47 +5448,47 @@
         <w:ind w:left="720" w:hanging="300"/>
       </w:pPr>
     </w:lvl>
-    <w:lvl w:ilvl="2" w:tplc="372AB998">
+    <w:lvl w:ilvl="2" w:tplc="FED8669E">
       <w:numFmt w:val="decimal"/>
       <w:lvlText w:val=""/>
       <w:lvlJc w:val="left"/>
     </w:lvl>
-    <w:lvl w:ilvl="3" w:tplc="82768EDE">
+    <w:lvl w:ilvl="3" w:tplc="19DED3D8">
       <w:numFmt w:val="decimal"/>
       <w:lvlText w:val=""/>
       <w:lvlJc w:val="left"/>
     </w:lvl>
-    <w:lvl w:ilvl="4" w:tplc="80CCB47A">
+    <w:lvl w:ilvl="4" w:tplc="A424AAB4">
       <w:numFmt w:val="decimal"/>
       <w:lvlText w:val=""/>
       <w:lvlJc w:val="left"/>
     </w:lvl>
-    <w:lvl w:ilvl="5" w:tplc="48428D2C">
+    <w:lvl w:ilvl="5" w:tplc="6F0EEB28">
       <w:numFmt w:val="decimal"/>
       <w:lvlText w:val=""/>
       <w:lvlJc w:val="left"/>
     </w:lvl>
-    <w:lvl w:ilvl="6" w:tplc="3CC23262">
+    <w:lvl w:ilvl="6" w:tplc="1BC6CE1A">
       <w:numFmt w:val="decimal"/>
       <w:lvlText w:val=""/>
       <w:lvlJc w:val="left"/>
     </w:lvl>
-    <w:lvl w:ilvl="7" w:tplc="215059F0">
+    <w:lvl w:ilvl="7" w:tplc="65C0EBC4">
       <w:numFmt w:val="decimal"/>
       <w:lvlText w:val=""/>
       <w:lvlJc w:val="left"/>
     </w:lvl>
-    <w:lvl w:ilvl="8" w:tplc="C7B02672">
+    <w:lvl w:ilvl="8" w:tplc="707018AA">
       <w:numFmt w:val="decimal"/>
       <w:lvlText w:val=""/>
       <w:lvlJc w:val="left"/>
     </w:lvl>
   </w:abstractNum>
-  <w:abstractNum w:abstractNumId="3" w15:restartNumberingAfterBreak="0">
-    <w:nsid w:val="347C4796"/>
+  <w:abstractNum w:abstractNumId="7" w15:restartNumberingAfterBreak="0">
+    <w:nsid w:val="62D265CA"/>
     <w:multiLevelType w:val="hybridMultilevel"/>
-    <w:tmpl w:val="38A6CAC2"/>
-    <w:lvl w:ilvl="0" w:tplc="29622284">
+    <w:tmpl w:val="65223A0C"/>
+    <w:lvl w:ilvl="0" w:tplc="63482732">
       <w:start w:val="1"/>
       <w:numFmt w:val="decimal"/>
       <w:lvlText w:val="%1."/>
@@ -5265,7 +5497,7 @@
         <w:ind w:left="360" w:hanging="300"/>
       </w:pPr>
     </w:lvl>
-    <w:lvl w:ilvl="1" w:tplc="7EFCF368" w:tentative="1">
+    <w:lvl w:ilvl="1" w:tplc="F98C3126" w:tentative="1">
       <w:start w:val="1"/>
       <w:numFmt w:val="lowerLetter"/>
       <w:lvlText w:val="%2."/>
@@ -5274,47 +5506,47 @@
         <w:ind w:left="720" w:hanging="300"/>
       </w:pPr>
     </w:lvl>
-    <w:lvl w:ilvl="2" w:tplc="647EB372">
+    <w:lvl w:ilvl="2" w:tplc="D068A1D6">
       <w:numFmt w:val="decimal"/>
       <w:lvlText w:val=""/>
       <w:lvlJc w:val="left"/>
     </w:lvl>
-    <w:lvl w:ilvl="3" w:tplc="B2DE794E">
+    <w:lvl w:ilvl="3" w:tplc="277AB94C">
       <w:numFmt w:val="decimal"/>
       <w:lvlText w:val=""/>
       <w:lvlJc w:val="left"/>
     </w:lvl>
-    <w:lvl w:ilvl="4" w:tplc="328C7DF0">
+    <w:lvl w:ilvl="4" w:tplc="20665326">
       <w:numFmt w:val="decimal"/>
       <w:lvlText w:val=""/>
       <w:lvlJc w:val="left"/>
     </w:lvl>
-    <w:lvl w:ilvl="5" w:tplc="D7BE0C0E">
+    <w:lvl w:ilvl="5" w:tplc="438CC5B2">
       <w:numFmt w:val="decimal"/>
       <w:lvlText w:val=""/>
       <w:lvlJc w:val="left"/>
     </w:lvl>
-    <w:lvl w:ilvl="6" w:tplc="C742B62C">
+    <w:lvl w:ilvl="6" w:tplc="E458CB14">
       <w:numFmt w:val="decimal"/>
       <w:lvlText w:val=""/>
       <w:lvlJc w:val="left"/>
     </w:lvl>
-    <w:lvl w:ilvl="7" w:tplc="62060342">
+    <w:lvl w:ilvl="7" w:tplc="68120BA0">
       <w:numFmt w:val="decimal"/>
       <w:lvlText w:val=""/>
       <w:lvlJc w:val="left"/>
     </w:lvl>
-    <w:lvl w:ilvl="8" w:tplc="44B65B82">
+    <w:lvl w:ilvl="8" w:tplc="350443A8">
       <w:numFmt w:val="decimal"/>
       <w:lvlText w:val=""/>
       <w:lvlJc w:val="left"/>
     </w:lvl>
   </w:abstractNum>
-  <w:abstractNum w:abstractNumId="4" w15:restartNumberingAfterBreak="0">
-    <w:nsid w:val="3A3664BB"/>
+  <w:abstractNum w:abstractNumId="8" w15:restartNumberingAfterBreak="0">
+    <w:nsid w:val="6D7749D6"/>
     <w:multiLevelType w:val="hybridMultilevel"/>
-    <w:tmpl w:val="56963776"/>
-    <w:lvl w:ilvl="0" w:tplc="20163A0A">
+    <w:tmpl w:val="CA20A76E"/>
+    <w:lvl w:ilvl="0" w:tplc="A234113C">
       <w:start w:val="1"/>
       <w:numFmt w:val="decimal"/>
       <w:lvlText w:val="%1."/>
@@ -5323,7 +5555,7 @@
         <w:ind w:left="360" w:hanging="300"/>
       </w:pPr>
     </w:lvl>
-    <w:lvl w:ilvl="1" w:tplc="110A3260" w:tentative="1">
+    <w:lvl w:ilvl="1" w:tplc="8DB4AD1A" w:tentative="1">
       <w:start w:val="1"/>
       <w:numFmt w:val="lowerLetter"/>
       <w:lvlText w:val="%2."/>
@@ -5332,318 +5564,86 @@
         <w:ind w:left="720" w:hanging="300"/>
       </w:pPr>
     </w:lvl>
-    <w:lvl w:ilvl="2" w:tplc="F74E1F34">
+    <w:lvl w:ilvl="2" w:tplc="669023C2">
       <w:numFmt w:val="decimal"/>
       <w:lvlText w:val=""/>
       <w:lvlJc w:val="left"/>
     </w:lvl>
-    <w:lvl w:ilvl="3" w:tplc="79147E78">
+    <w:lvl w:ilvl="3" w:tplc="25580820">
       <w:numFmt w:val="decimal"/>
       <w:lvlText w:val=""/>
       <w:lvlJc w:val="left"/>
     </w:lvl>
-    <w:lvl w:ilvl="4" w:tplc="3794956C">
+    <w:lvl w:ilvl="4" w:tplc="13C490D4">
       <w:numFmt w:val="decimal"/>
       <w:lvlText w:val=""/>
       <w:lvlJc w:val="left"/>
     </w:lvl>
-    <w:lvl w:ilvl="5" w:tplc="CD0E1690">
+    <w:lvl w:ilvl="5" w:tplc="8A0C6828">
       <w:numFmt w:val="decimal"/>
       <w:lvlText w:val=""/>
       <w:lvlJc w:val="left"/>
     </w:lvl>
-    <w:lvl w:ilvl="6" w:tplc="0CB49FF2">
+    <w:lvl w:ilvl="6" w:tplc="58841664">
       <w:numFmt w:val="decimal"/>
       <w:lvlText w:val=""/>
       <w:lvlJc w:val="left"/>
     </w:lvl>
-    <w:lvl w:ilvl="7" w:tplc="74D6AB3C">
+    <w:lvl w:ilvl="7" w:tplc="401E2DCA">
       <w:numFmt w:val="decimal"/>
       <w:lvlText w:val=""/>
       <w:lvlJc w:val="left"/>
     </w:lvl>
-    <w:lvl w:ilvl="8" w:tplc="AEFA17E4">
+    <w:lvl w:ilvl="8" w:tplc="24041864">
       <w:numFmt w:val="decimal"/>
       <w:lvlText w:val=""/>
       <w:lvlJc w:val="left"/>
     </w:lvl>
   </w:abstractNum>
-  <w:abstractNum w:abstractNumId="5" w15:restartNumberingAfterBreak="0">
-    <w:nsid w:val="48924CFF"/>
-    <w:multiLevelType w:val="hybridMultilevel"/>
-    <w:tmpl w:val="257A0832"/>
-    <w:lvl w:ilvl="0" w:tplc="CB701796">
-      <w:start w:val="1"/>
-      <w:numFmt w:val="decimal"/>
-      <w:lvlText w:val="%1."/>
-      <w:lvlJc w:val="left"/>
-      <w:pPr>
-        <w:ind w:left="360" w:hanging="300"/>
-      </w:pPr>
-    </w:lvl>
-    <w:lvl w:ilvl="1" w:tplc="2AE62E72" w:tentative="1">
-      <w:start w:val="1"/>
-      <w:numFmt w:val="lowerLetter"/>
-      <w:lvlText w:val="%2."/>
-      <w:lvlJc w:val="left"/>
-      <w:pPr>
-        <w:ind w:left="720" w:hanging="300"/>
-      </w:pPr>
-    </w:lvl>
-    <w:lvl w:ilvl="2" w:tplc="15A0FE2E">
-      <w:numFmt w:val="decimal"/>
-      <w:lvlText w:val=""/>
-      <w:lvlJc w:val="left"/>
-    </w:lvl>
-    <w:lvl w:ilvl="3" w:tplc="E82EBE26">
-      <w:numFmt w:val="decimal"/>
-      <w:lvlText w:val=""/>
-      <w:lvlJc w:val="left"/>
-    </w:lvl>
-    <w:lvl w:ilvl="4" w:tplc="301AD93C">
-      <w:numFmt w:val="decimal"/>
-      <w:lvlText w:val=""/>
-      <w:lvlJc w:val="left"/>
-    </w:lvl>
-    <w:lvl w:ilvl="5" w:tplc="7C7E8AAC">
-      <w:numFmt w:val="decimal"/>
-      <w:lvlText w:val=""/>
-      <w:lvlJc w:val="left"/>
-    </w:lvl>
-    <w:lvl w:ilvl="6" w:tplc="7C7ADF22">
-      <w:numFmt w:val="decimal"/>
-      <w:lvlText w:val=""/>
-      <w:lvlJc w:val="left"/>
-    </w:lvl>
-    <w:lvl w:ilvl="7" w:tplc="C9EE2D52">
-      <w:numFmt w:val="decimal"/>
-      <w:lvlText w:val=""/>
-      <w:lvlJc w:val="left"/>
-    </w:lvl>
-    <w:lvl w:ilvl="8" w:tplc="297865F4">
-      <w:numFmt w:val="decimal"/>
-      <w:lvlText w:val=""/>
-      <w:lvlJc w:val="left"/>
-    </w:lvl>
-  </w:abstractNum>
-  <w:abstractNum w:abstractNumId="6" w15:restartNumberingAfterBreak="0">
-    <w:nsid w:val="4D3B1984"/>
-    <w:multiLevelType w:val="hybridMultilevel"/>
-    <w:tmpl w:val="26F6FE10"/>
-    <w:lvl w:ilvl="0" w:tplc="5A3E6394">
-      <w:start w:val="1"/>
-      <w:numFmt w:val="decimal"/>
-      <w:lvlText w:val="%1."/>
-      <w:lvlJc w:val="left"/>
-      <w:pPr>
-        <w:ind w:left="360" w:hanging="300"/>
-      </w:pPr>
-    </w:lvl>
-    <w:lvl w:ilvl="1" w:tplc="9306BDCE" w:tentative="1">
-      <w:start w:val="1"/>
-      <w:numFmt w:val="lowerLetter"/>
-      <w:lvlText w:val="%2."/>
-      <w:lvlJc w:val="left"/>
-      <w:pPr>
-        <w:ind w:left="720" w:hanging="300"/>
-      </w:pPr>
-    </w:lvl>
-    <w:lvl w:ilvl="2" w:tplc="081ED78C">
-      <w:numFmt w:val="decimal"/>
-      <w:lvlText w:val=""/>
-      <w:lvlJc w:val="left"/>
-    </w:lvl>
-    <w:lvl w:ilvl="3" w:tplc="8CCC1AC4">
-      <w:numFmt w:val="decimal"/>
-      <w:lvlText w:val=""/>
-      <w:lvlJc w:val="left"/>
-    </w:lvl>
-    <w:lvl w:ilvl="4" w:tplc="30741838">
-      <w:numFmt w:val="decimal"/>
-      <w:lvlText w:val=""/>
-      <w:lvlJc w:val="left"/>
-    </w:lvl>
-    <w:lvl w:ilvl="5" w:tplc="7D7C92D4">
-      <w:numFmt w:val="decimal"/>
-      <w:lvlText w:val=""/>
-      <w:lvlJc w:val="left"/>
-    </w:lvl>
-    <w:lvl w:ilvl="6" w:tplc="464E9282">
-      <w:numFmt w:val="decimal"/>
-      <w:lvlText w:val=""/>
-      <w:lvlJc w:val="left"/>
-    </w:lvl>
-    <w:lvl w:ilvl="7" w:tplc="1286F10C">
-      <w:numFmt w:val="decimal"/>
-      <w:lvlText w:val=""/>
-      <w:lvlJc w:val="left"/>
-    </w:lvl>
-    <w:lvl w:ilvl="8" w:tplc="03EE3822">
-      <w:numFmt w:val="decimal"/>
-      <w:lvlText w:val=""/>
-      <w:lvlJc w:val="left"/>
-    </w:lvl>
-  </w:abstractNum>
-  <w:abstractNum w:abstractNumId="7" w15:restartNumberingAfterBreak="0">
-    <w:nsid w:val="525E31F1"/>
-    <w:multiLevelType w:val="hybridMultilevel"/>
-    <w:tmpl w:val="31A84530"/>
-    <w:lvl w:ilvl="0" w:tplc="A1FA9CDC" w:tentative="1">
-      <w:start w:val="1"/>
-      <w:numFmt w:val="bullet"/>
-      <w:lvlText w:val="•"/>
-      <w:lvlJc w:val="left"/>
-      <w:pPr>
-        <w:ind w:left="360" w:hanging="260"/>
-      </w:pPr>
-    </w:lvl>
-    <w:lvl w:ilvl="1" w:tplc="1B16722A" w:tentative="1">
-      <w:start w:val="1"/>
-      <w:numFmt w:val="bullet"/>
-      <w:lvlText w:val="–"/>
-      <w:lvlJc w:val="left"/>
-      <w:pPr>
-        <w:ind w:left="720" w:hanging="260"/>
-      </w:pPr>
-    </w:lvl>
-    <w:lvl w:ilvl="2" w:tplc="3A5E8A28">
-      <w:numFmt w:val="decimal"/>
-      <w:lvlText w:val=""/>
-      <w:lvlJc w:val="left"/>
-    </w:lvl>
-    <w:lvl w:ilvl="3" w:tplc="874E41EE">
-      <w:numFmt w:val="decimal"/>
-      <w:lvlText w:val=""/>
-      <w:lvlJc w:val="left"/>
-    </w:lvl>
-    <w:lvl w:ilvl="4" w:tplc="ABB00354">
-      <w:numFmt w:val="decimal"/>
-      <w:lvlText w:val=""/>
-      <w:lvlJc w:val="left"/>
-    </w:lvl>
-    <w:lvl w:ilvl="5" w:tplc="E9644382">
-      <w:numFmt w:val="decimal"/>
-      <w:lvlText w:val=""/>
-      <w:lvlJc w:val="left"/>
-    </w:lvl>
-    <w:lvl w:ilvl="6" w:tplc="4EFC77DE">
-      <w:numFmt w:val="decimal"/>
-      <w:lvlText w:val=""/>
-      <w:lvlJc w:val="left"/>
-    </w:lvl>
-    <w:lvl w:ilvl="7" w:tplc="E06E8D18">
-      <w:numFmt w:val="decimal"/>
-      <w:lvlText w:val=""/>
-      <w:lvlJc w:val="left"/>
-    </w:lvl>
-    <w:lvl w:ilvl="8" w:tplc="66647146">
-      <w:numFmt w:val="decimal"/>
-      <w:lvlText w:val=""/>
-      <w:lvlJc w:val="left"/>
-    </w:lvl>
-  </w:abstractNum>
-  <w:abstractNum w:abstractNumId="8" w15:restartNumberingAfterBreak="0">
-    <w:nsid w:val="758B1DDE"/>
-    <w:multiLevelType w:val="hybridMultilevel"/>
-    <w:tmpl w:val="E3D03E6C"/>
-    <w:lvl w:ilvl="0" w:tplc="43C4454E">
-      <w:start w:val="1"/>
-      <w:numFmt w:val="decimal"/>
-      <w:lvlText w:val="%1."/>
-      <w:lvlJc w:val="left"/>
-      <w:pPr>
-        <w:ind w:left="360" w:hanging="300"/>
-      </w:pPr>
-    </w:lvl>
-    <w:lvl w:ilvl="1" w:tplc="2326AF76" w:tentative="1">
-      <w:start w:val="1"/>
-      <w:numFmt w:val="lowerLetter"/>
-      <w:lvlText w:val="%2."/>
-      <w:lvlJc w:val="left"/>
-      <w:pPr>
-        <w:ind w:left="720" w:hanging="300"/>
-      </w:pPr>
-    </w:lvl>
-    <w:lvl w:ilvl="2" w:tplc="EE9C7AD8">
-      <w:numFmt w:val="decimal"/>
-      <w:lvlText w:val=""/>
-      <w:lvlJc w:val="left"/>
-    </w:lvl>
-    <w:lvl w:ilvl="3" w:tplc="4078A4F2">
-      <w:numFmt w:val="decimal"/>
-      <w:lvlText w:val=""/>
-      <w:lvlJc w:val="left"/>
-    </w:lvl>
-    <w:lvl w:ilvl="4" w:tplc="558073AA">
-      <w:numFmt w:val="decimal"/>
-      <w:lvlText w:val=""/>
-      <w:lvlJc w:val="left"/>
-    </w:lvl>
-    <w:lvl w:ilvl="5" w:tplc="C13A6B78">
-      <w:numFmt w:val="decimal"/>
-      <w:lvlText w:val=""/>
-      <w:lvlJc w:val="left"/>
-    </w:lvl>
-    <w:lvl w:ilvl="6" w:tplc="3A183C9C">
-      <w:numFmt w:val="decimal"/>
-      <w:lvlText w:val=""/>
-      <w:lvlJc w:val="left"/>
-    </w:lvl>
-    <w:lvl w:ilvl="7" w:tplc="75DCEF6C">
-      <w:numFmt w:val="decimal"/>
-      <w:lvlText w:val=""/>
-      <w:lvlJc w:val="left"/>
-    </w:lvl>
-    <w:lvl w:ilvl="8" w:tplc="89761F9C">
-      <w:numFmt w:val="decimal"/>
-      <w:lvlText w:val=""/>
-      <w:lvlJc w:val="left"/>
-    </w:lvl>
-  </w:abstractNum>
-  <w:num w:numId="1" w16cid:durableId="175655365">
+  <w:num w:numId="1" w16cid:durableId="576324084">
+    <w:abstractNumId w:val="5"/>
+    <w:lvlOverride w:ilvl="0">
+      <w:startOverride w:val="1"/>
+    </w:lvlOverride>
+  </w:num>
+  <w:num w:numId="2" w16cid:durableId="841966938">
+    <w:abstractNumId w:val="0"/>
+    <w:lvlOverride w:ilvl="0">
+      <w:startOverride w:val="1"/>
+    </w:lvlOverride>
+  </w:num>
+  <w:num w:numId="3" w16cid:durableId="991838203">
+    <w:abstractNumId w:val="6"/>
+    <w:lvlOverride w:ilvl="0">
+      <w:startOverride w:val="1"/>
+    </w:lvlOverride>
+  </w:num>
+  <w:num w:numId="4" w16cid:durableId="1825924241">
+    <w:abstractNumId w:val="2"/>
+    <w:lvlOverride w:ilvl="0">
+      <w:startOverride w:val="1"/>
+    </w:lvlOverride>
+  </w:num>
+  <w:num w:numId="5" w16cid:durableId="841167493">
+    <w:abstractNumId w:val="7"/>
+    <w:lvlOverride w:ilvl="0">
+      <w:startOverride w:val="1"/>
+    </w:lvlOverride>
+  </w:num>
+  <w:num w:numId="6" w16cid:durableId="1174105222">
     <w:abstractNumId w:val="1"/>
     <w:lvlOverride w:ilvl="0">
       <w:startOverride w:val="1"/>
     </w:lvlOverride>
   </w:num>
-  <w:num w:numId="2" w16cid:durableId="462037177">
-    <w:abstractNumId w:val="2"/>
-    <w:lvlOverride w:ilvl="0">
-      <w:startOverride w:val="1"/>
-    </w:lvlOverride>
-  </w:num>
-  <w:num w:numId="3" w16cid:durableId="1532106730">
-    <w:abstractNumId w:val="5"/>
-    <w:lvlOverride w:ilvl="0">
-      <w:startOverride w:val="1"/>
-    </w:lvlOverride>
-  </w:num>
-  <w:num w:numId="4" w16cid:durableId="997727004">
-    <w:abstractNumId w:val="4"/>
-    <w:lvlOverride w:ilvl="0">
-      <w:startOverride w:val="1"/>
-    </w:lvlOverride>
-  </w:num>
-  <w:num w:numId="5" w16cid:durableId="160658014">
-    <w:abstractNumId w:val="6"/>
-    <w:lvlOverride w:ilvl="0">
-      <w:startOverride w:val="1"/>
-    </w:lvlOverride>
-  </w:num>
-  <w:num w:numId="6" w16cid:durableId="1060665421">
+  <w:num w:numId="7" w16cid:durableId="908883625">
     <w:abstractNumId w:val="8"/>
     <w:lvlOverride w:ilvl="0">
       <w:startOverride w:val="1"/>
     </w:lvlOverride>
   </w:num>
-  <w:num w:numId="7" w16cid:durableId="1149439703">
-    <w:abstractNumId w:val="3"/>
-    <w:lvlOverride w:ilvl="0">
-      <w:startOverride w:val="1"/>
-    </w:lvlOverride>
-  </w:num>
-  <w:num w:numId="8" w16cid:durableId="419841036">
-    <w:abstractNumId w:val="0"/>
+  <w:num w:numId="8" w16cid:durableId="241524592">
+    <w:abstractNumId w:val="4"/>
     <w:lvlOverride w:ilvl="0">
       <w:startOverride w:val="1"/>
     </w:lvlOverride>
@@ -6324,7 +6324,7 @@
     <w:autoRedefine/>
     <w:uiPriority w:val="39"/>
     <w:unhideWhenUsed/>
-    <w:rsid w:val="000D000B"/>
+    <w:rsid w:val="00D438D9"/>
     <w:pPr>
       <w:spacing w:after="100"/>
     </w:pPr>

--- a/discoverer-neo/docs/user-guide/manual/Discoverer-Neo-USER-Guide-Quick-pt-PT.docx
+++ b/discoverer-neo/docs/user-guide/manual/Discoverer-Neo-USER-Guide-Quick-pt-PT.docx
@@ -74,7 +74,7 @@
     <w:sdt>
       <w:sdtPr>
         <w:alias w:val="Índice"/>
-        <w:id w:val="1520975610"/>
+        <w:id w:val="1030914791"/>
       </w:sdtPr>
       <w:sdtEndPr/>
       <w:sdtContent>
@@ -102,7 +102,7 @@
           <w:r>
             <w:fldChar w:fldCharType="separate"/>
           </w:r>
-          <w:hyperlink w:anchor="_Toc241697020" w:history="1">
+          <w:hyperlink w:anchor="_Toc241745892" w:history="1">
             <w:r>
               <w:rPr>
                 <w:rStyle w:val="Hiperligao"/>
@@ -126,7 +126,7 @@
               <w:rPr>
                 <w:noProof/>
               </w:rPr>
-              <w:instrText xml:space="preserve"> PAGEREF _Toc241697020 \h </w:instrText>
+              <w:instrText xml:space="preserve"> PAGEREF _Toc241745892 \h </w:instrText>
             </w:r>
             <w:r>
               <w:rPr>
@@ -168,7 +168,7 @@
               <w14:ligatures w14:val="standardContextual"/>
             </w:rPr>
           </w:pPr>
-          <w:hyperlink w:anchor="_Toc241697021" w:history="1">
+          <w:hyperlink w:anchor="_Toc241745893" w:history="1">
             <w:r>
               <w:rPr>
                 <w:rStyle w:val="Hiperligao"/>
@@ -192,7 +192,7 @@
               <w:rPr>
                 <w:noProof/>
               </w:rPr>
-              <w:instrText xml:space="preserve"> PAGEREF _Toc241697021 \h </w:instrText>
+              <w:instrText xml:space="preserve"> PAGEREF _Toc241745893 \h </w:instrText>
             </w:r>
             <w:r>
               <w:rPr>
@@ -234,7 +234,7 @@
               <w14:ligatures w14:val="standardContextual"/>
             </w:rPr>
           </w:pPr>
-          <w:hyperlink w:anchor="_Toc241697022" w:history="1">
+          <w:hyperlink w:anchor="_Toc241745894" w:history="1">
             <w:r>
               <w:rPr>
                 <w:rStyle w:val="Hiperligao"/>
@@ -258,7 +258,7 @@
               <w:rPr>
                 <w:noProof/>
               </w:rPr>
-              <w:instrText xml:space="preserve"> PAGEREF _Toc241697022 \h </w:instrText>
+              <w:instrText xml:space="preserve"> PAGEREF _Toc241745894 \h </w:instrText>
             </w:r>
             <w:r>
               <w:rPr>
@@ -300,7 +300,7 @@
               <w14:ligatures w14:val="standardContextual"/>
             </w:rPr>
           </w:pPr>
-          <w:hyperlink w:anchor="_Toc241697023" w:history="1">
+          <w:hyperlink w:anchor="_Toc241745895" w:history="1">
             <w:r>
               <w:rPr>
                 <w:rStyle w:val="Hiperligao"/>
@@ -324,7 +324,7 @@
               <w:rPr>
                 <w:noProof/>
               </w:rPr>
-              <w:instrText xml:space="preserve"> PAGEREF _Toc241697023 \h </w:instrText>
+              <w:instrText xml:space="preserve"> PAGEREF _Toc241745895 \h </w:instrText>
             </w:r>
             <w:r>
               <w:rPr>
@@ -366,7 +366,7 @@
               <w14:ligatures w14:val="standardContextual"/>
             </w:rPr>
           </w:pPr>
-          <w:hyperlink w:anchor="_Toc241697024" w:history="1">
+          <w:hyperlink w:anchor="_Toc241745896" w:history="1">
             <w:r>
               <w:rPr>
                 <w:rStyle w:val="Hiperligao"/>
@@ -390,7 +390,7 @@
               <w:rPr>
                 <w:noProof/>
               </w:rPr>
-              <w:instrText xml:space="preserve"> PAGEREF _Toc241697024 \h </w:instrText>
+              <w:instrText xml:space="preserve"> PAGEREF _Toc241745896 \h </w:instrText>
             </w:r>
             <w:r>
               <w:rPr>
@@ -432,7 +432,7 @@
               <w14:ligatures w14:val="standardContextual"/>
             </w:rPr>
           </w:pPr>
-          <w:hyperlink w:anchor="_Toc241697025" w:history="1">
+          <w:hyperlink w:anchor="_Toc241745897" w:history="1">
             <w:r>
               <w:rPr>
                 <w:rStyle w:val="Hiperligao"/>
@@ -456,7 +456,7 @@
               <w:rPr>
                 <w:noProof/>
               </w:rPr>
-              <w:instrText xml:space="preserve"> PAGEREF _Toc241697025 \h </w:instrText>
+              <w:instrText xml:space="preserve"> PAGEREF _Toc241745897 \h </w:instrText>
             </w:r>
             <w:r>
               <w:rPr>
@@ -498,7 +498,7 @@
               <w14:ligatures w14:val="standardContextual"/>
             </w:rPr>
           </w:pPr>
-          <w:hyperlink w:anchor="_Toc241697026" w:history="1">
+          <w:hyperlink w:anchor="_Toc241745898" w:history="1">
             <w:r>
               <w:rPr>
                 <w:rStyle w:val="Hiperligao"/>
@@ -522,7 +522,7 @@
               <w:rPr>
                 <w:noProof/>
               </w:rPr>
-              <w:instrText xml:space="preserve"> PAGEREF _Toc241697026 \h </w:instrText>
+              <w:instrText xml:space="preserve"> PAGEREF _Toc241745898 \h </w:instrText>
             </w:r>
             <w:r>
               <w:rPr>
@@ -564,7 +564,7 @@
               <w14:ligatures w14:val="standardContextual"/>
             </w:rPr>
           </w:pPr>
-          <w:hyperlink w:anchor="_Toc241697027" w:history="1">
+          <w:hyperlink w:anchor="_Toc241745899" w:history="1">
             <w:r>
               <w:rPr>
                 <w:rStyle w:val="Hiperligao"/>
@@ -588,7 +588,7 @@
               <w:rPr>
                 <w:noProof/>
               </w:rPr>
-              <w:instrText xml:space="preserve"> PAGEREF _Toc241697027 \h </w:instrText>
+              <w:instrText xml:space="preserve"> PAGEREF _Toc241745899 \h </w:instrText>
             </w:r>
             <w:r>
               <w:rPr>
@@ -636,7 +636,7 @@
       <w:pPr>
         <w:pStyle w:val="Ttulo1"/>
       </w:pPr>
-      <w:bookmarkStart w:id="0" w:name="_Toc241697020"/>
+      <w:bookmarkStart w:id="0" w:name="_Toc241745892"/>
       <w:r>
         <w:lastRenderedPageBreak/>
         <w:t>A sua função numa página</w:t>
@@ -693,7 +693,7 @@
           <w:left w:w="10" w:type="dxa"/>
           <w:right w:w="10" w:type="dxa"/>
         </w:tblCellMar>
-        <w:tblLook w:val="04A0" w:firstRow="1" w:lastRow="0" w:firstColumn="1" w:lastColumn="0" w:noHBand="0" w:noVBand="1"/>
+        <w:tblLook w:val="0000" w:firstRow="0" w:lastRow="0" w:firstColumn="0" w:lastColumn="0" w:noHBand="0" w:noVBand="0"/>
       </w:tblPr>
       <w:tblGrid>
         <w:gridCol w:w="4513"/>
@@ -1256,7 +1256,7 @@
           <w:noProof/>
         </w:rPr>
         <w:drawing>
-          <wp:inline distT="0" distB="0" distL="0" distR="0" wp14:anchorId="4B97984B" wp14:editId="11BA4C77">
+          <wp:inline distT="0" distB="0" distL="0" distR="0" wp14:anchorId="6374A301" wp14:editId="0C9E533B">
             <wp:extent cx="5715000" cy="3571875"/>
             <wp:effectExtent l="0" t="0" r="0" b="0"/>
             <wp:docPr id="358" name="01-login.png" descr="A página de início de sessão com Email, Palavra-passe, Manter sessão iniciada e o botão Iniciar sessão." title="A página de início de sessão com Email, Palavra-passe, Manter sessão iniciada e o botão Iniciar sessão."/>
@@ -1309,7 +1309,7 @@
         <w:pStyle w:val="Ttulo1"/>
         <w:pageBreakBefore/>
       </w:pPr>
-      <w:bookmarkStart w:id="1" w:name="_Toc241697021"/>
+      <w:bookmarkStart w:id="1" w:name="_Toc241745893"/>
       <w:r>
         <w:lastRenderedPageBreak/>
         <w:t>Painel</w:t>
@@ -1332,7 +1332,7 @@
           <w:noProof/>
         </w:rPr>
         <w:drawing>
-          <wp:inline distT="0" distB="0" distL="0" distR="0" wp14:anchorId="33143531" wp14:editId="294968FA">
+          <wp:inline distT="0" distB="0" distL="0" distR="0" wp14:anchorId="30EBA732" wp14:editId="5B79FBCF">
             <wp:extent cx="5715000" cy="3571875"/>
             <wp:effectExtent l="0" t="0" r="0" b="0"/>
             <wp:docPr id="359" name="45-dashboard.png" descr="O painel com os cartões de resumo e a lista Mapas Recentes." title="O painel com os cartões de resumo e a lista Mapas Recentes."/>
@@ -1484,7 +1484,7 @@
         <w:pStyle w:val="Ttulo1"/>
         <w:pageBreakBefore/>
       </w:pPr>
-      <w:bookmarkStart w:id="2" w:name="_Toc241697022"/>
+      <w:bookmarkStart w:id="2" w:name="_Toc241745894"/>
       <w:r>
         <w:lastRenderedPageBreak/>
         <w:t>Mapas</w:t>
@@ -1537,7 +1537,7 @@
           <w:noProof/>
         </w:rPr>
         <w:drawing>
-          <wp:inline distT="0" distB="0" distL="0" distR="0" wp14:anchorId="004CFFF0" wp14:editId="250347BF">
+          <wp:inline distT="0" distB="0" distL="0" distR="0" wp14:anchorId="71BE1B73" wp14:editId="252FF028">
             <wp:extent cx="5715000" cy="3429000"/>
             <wp:effectExtent l="0" t="0" r="0" b="0"/>
             <wp:docPr id="360" name="03-maps-mine.png" descr="A lista de Mapas, separador Meus, com os ícones de ação na linha do mapa." title="A lista de Mapas, separador Meus, com os ícones de ação na linha do mapa."/>
@@ -1690,7 +1690,7 @@
           <w:left w:w="10" w:type="dxa"/>
           <w:right w:w="10" w:type="dxa"/>
         </w:tblCellMar>
-        <w:tblLook w:val="04A0" w:firstRow="1" w:lastRow="0" w:firstColumn="1" w:lastColumn="0" w:noHBand="0" w:noVBand="1"/>
+        <w:tblLook w:val="0000" w:firstRow="0" w:lastRow="0" w:firstColumn="0" w:lastColumn="0" w:noHBand="0" w:noVBand="0"/>
       </w:tblPr>
       <w:tblGrid>
         <w:gridCol w:w="4011"/>
@@ -2218,7 +2218,7 @@
         <w:pStyle w:val="Ttulo1"/>
         <w:pageBreakBefore/>
       </w:pPr>
-      <w:bookmarkStart w:id="3" w:name="_Toc241697023"/>
+      <w:bookmarkStart w:id="3" w:name="_Toc241745895"/>
       <w:r>
         <w:lastRenderedPageBreak/>
         <w:t>Executar e exportar</w:t>
@@ -2241,7 +2241,7 @@
           <w:noProof/>
         </w:rPr>
         <w:drawing>
-          <wp:inline distT="0" distB="0" distL="0" distR="0" wp14:anchorId="09E42EA7" wp14:editId="11DE6A61">
+          <wp:inline distT="0" distB="0" distL="0" distR="0" wp14:anchorId="3B1CFF3B" wp14:editId="627845F6">
             <wp:extent cx="5715000" cy="3571875"/>
             <wp:effectExtent l="0" t="0" r="0" b="0"/>
             <wp:docPr id="361" name="25-viewer-results.png" descr="O visualizador de mapas depois de uma execução concluída, com a grelha de resultados e os botões de exportação." title="O visualizador de mapas depois de uma execução concluída, com a grelha de resultados e os botões de exportação."/>
@@ -2444,7 +2444,7 @@
           <w:left w:w="10" w:type="dxa"/>
           <w:right w:w="10" w:type="dxa"/>
         </w:tblCellMar>
-        <w:tblLook w:val="04A0" w:firstRow="1" w:lastRow="0" w:firstColumn="1" w:lastColumn="0" w:noHBand="0" w:noVBand="1"/>
+        <w:tblLook w:val="0000" w:firstRow="0" w:lastRow="0" w:firstColumn="0" w:lastColumn="0" w:noHBand="0" w:noVBand="0"/>
       </w:tblPr>
       <w:tblGrid>
         <w:gridCol w:w="4513"/>
@@ -2770,7 +2770,7 @@
         <w:pStyle w:val="Ttulo1"/>
         <w:pageBreakBefore/>
       </w:pPr>
-      <w:bookmarkStart w:id="4" w:name="_Toc241697024"/>
+      <w:bookmarkStart w:id="4" w:name="_Toc241745896"/>
       <w:r>
         <w:lastRenderedPageBreak/>
         <w:t>Construir e editar um mapa</w:t>
@@ -2793,7 +2793,7 @@
           <w:noProof/>
         </w:rPr>
         <w:drawing>
-          <wp:inline distT="0" distB="0" distL="0" distR="0" wp14:anchorId="1CA3B713" wp14:editId="4FB31158">
+          <wp:inline distT="0" distB="0" distL="0" distR="0" wp14:anchorId="3B20CBCE" wp14:editId="743764B7">
             <wp:extent cx="5715000" cy="3571875"/>
             <wp:effectExtent l="0" t="0" r="0" b="0"/>
             <wp:docPr id="362" name="05-builder-overview.png" descr="O construtor de mapas com a árvore Áreas de Negócio, a área de Colunas e o painel Propriedades." title="O construtor de mapas com a árvore Áreas de Negócio, a área de Colunas e o painel Propriedades."/>
@@ -3006,7 +3006,7 @@
           <w:left w:w="10" w:type="dxa"/>
           <w:right w:w="10" w:type="dxa"/>
         </w:tblCellMar>
-        <w:tblLook w:val="04A0" w:firstRow="1" w:lastRow="0" w:firstColumn="1" w:lastColumn="0" w:noHBand="0" w:noVBand="1"/>
+        <w:tblLook w:val="0000" w:firstRow="0" w:lastRow="0" w:firstColumn="0" w:lastColumn="0" w:noHBand="0" w:noVBand="0"/>
       </w:tblPr>
       <w:tblGrid>
         <w:gridCol w:w="4275"/>
@@ -3455,7 +3455,7 @@
         <w:pStyle w:val="Ttulo1"/>
         <w:pageBreakBefore/>
       </w:pPr>
-      <w:bookmarkStart w:id="5" w:name="_Toc241697025"/>
+      <w:bookmarkStart w:id="5" w:name="_Toc241745897"/>
       <w:r>
         <w:lastRenderedPageBreak/>
         <w:t>Execuções e Exportações</w:t>
@@ -3495,7 +3495,7 @@
           <w:noProof/>
         </w:rPr>
         <w:drawing>
-          <wp:inline distT="0" distB="0" distL="0" distR="0" wp14:anchorId="23AD34B6" wp14:editId="46CBF87E">
+          <wp:inline distT="0" distB="0" distL="0" distR="0" wp14:anchorId="0C1FBA3E" wp14:editId="38389672">
             <wp:extent cx="5715000" cy="3571875"/>
             <wp:effectExtent l="0" t="0" r="0" b="0"/>
             <wp:docPr id="363" name="41-runs.png" descr="A página Execuções com os filtros e a tabela de execuções com os respetivos botões de exportação." title="A página Execuções com os filtros e a tabela de execuções com os respetivos botões de exportação."/>
@@ -3705,7 +3705,7 @@
           <w:left w:w="10" w:type="dxa"/>
           <w:right w:w="10" w:type="dxa"/>
         </w:tblCellMar>
-        <w:tblLook w:val="04A0" w:firstRow="1" w:lastRow="0" w:firstColumn="1" w:lastColumn="0" w:noHBand="0" w:noVBand="1"/>
+        <w:tblLook w:val="0000" w:firstRow="0" w:lastRow="0" w:firstColumn="0" w:lastColumn="0" w:noHBand="0" w:noVBand="0"/>
       </w:tblPr>
       <w:tblGrid>
         <w:gridCol w:w="4513"/>
@@ -3996,7 +3996,7 @@
         </w:rPr>
         <w:lastRenderedPageBreak/>
         <w:drawing>
-          <wp:inline distT="0" distB="0" distL="0" distR="0" wp14:anchorId="1A08D377" wp14:editId="5FA53FF7">
+          <wp:inline distT="0" distB="0" distL="0" distR="0" wp14:anchorId="6DF0568C" wp14:editId="38352F79">
             <wp:extent cx="5715000" cy="3571875"/>
             <wp:effectExtent l="0" t="0" r="0" b="0"/>
             <wp:docPr id="364" name="44-exports.png" descr="A página Exportações com a lista de exportações e um botão Transferir nas concluídas." title="A página Exportações com a lista de exportações e um botão Transferir nas concluídas."/>
@@ -4049,7 +4049,7 @@
         <w:pStyle w:val="Ttulo1"/>
         <w:pageBreakBefore/>
       </w:pPr>
-      <w:bookmarkStart w:id="6" w:name="_Toc241697026"/>
+      <w:bookmarkStart w:id="6" w:name="_Toc241745898"/>
       <w:r>
         <w:lastRenderedPageBreak/>
         <w:t>Agendamentos</w:t>
@@ -4072,7 +4072,7 @@
           <w:noProof/>
         </w:rPr>
         <w:drawing>
-          <wp:inline distT="0" distB="0" distL="0" distR="0" wp14:anchorId="6193C85C" wp14:editId="7D7A6542">
+          <wp:inline distT="0" distB="0" distL="0" distR="0" wp14:anchorId="6B6AFD1C" wp14:editId="027D184E">
             <wp:extent cx="3743325" cy="4676775"/>
             <wp:effectExtent l="0" t="0" r="0" b="0"/>
             <wp:docPr id="365" name="32-schedule-new-dialog.png" descr="A caixa de diálogo Novo Agendamento com mapa, nome, frequência, fuso horário e formato de saída." title="A caixa de diálogo Novo Agendamento com mapa, nome, frequência, fuso horário e formato de saída."/>
@@ -4358,7 +4358,7 @@
           <w:left w:w="10" w:type="dxa"/>
           <w:right w:w="10" w:type="dxa"/>
         </w:tblCellMar>
-        <w:tblLook w:val="04A0" w:firstRow="1" w:lastRow="0" w:firstColumn="1" w:lastColumn="0" w:noHBand="0" w:noVBand="1"/>
+        <w:tblLook w:val="0000" w:firstRow="0" w:lastRow="0" w:firstColumn="0" w:lastColumn="0" w:noHBand="0" w:noVBand="0"/>
       </w:tblPr>
       <w:tblGrid>
         <w:gridCol w:w="4513"/>
@@ -4700,7 +4700,7 @@
         <w:pStyle w:val="Ttulo1"/>
         <w:pageBreakBefore/>
       </w:pPr>
-      <w:bookmarkStart w:id="7" w:name="_Toc241697027"/>
+      <w:bookmarkStart w:id="7" w:name="_Toc241745899"/>
       <w:r>
         <w:lastRenderedPageBreak/>
         <w:t>Definições</w:t>
@@ -4733,7 +4733,7 @@
           <w:noProof/>
         </w:rPr>
         <w:drawing>
-          <wp:inline distT="0" distB="0" distL="0" distR="0" wp14:anchorId="5B8B8E22" wp14:editId="13D8A39E">
+          <wp:inline distT="0" distB="0" distL="0" distR="0" wp14:anchorId="141A2901" wp14:editId="4AA3B57A">
             <wp:extent cx="5715000" cy="3571875"/>
             <wp:effectExtent l="0" t="0" r="0" b="0"/>
             <wp:docPr id="366" name="04-settings.png" descr="A página Definições com os cartões Idioma de exibição, Aparência e Paleta." title="A página Definições com os cartões Idioma de exibição, Aparência e Paleta."/>
@@ -5051,10 +5051,10 @@
 <file path=word/numbering.xml><?xml version="1.0" encoding="utf-8"?>
 <w:numbering xmlns:wpc="http://schemas.microsoft.com/office/word/2010/wordprocessingCanvas" xmlns:cx="http://schemas.microsoft.com/office/drawing/2014/chartex" xmlns:cx1="http://schemas.microsoft.com/office/drawing/2015/9/8/chartex" xmlns:cx2="http://schemas.microsoft.com/office/drawing/2015/10/21/chartex" xmlns:cx3="http://schemas.microsoft.com/office/drawing/2016/5/9/chartex" xmlns:cx4="http://schemas.microsoft.com/office/drawing/2016/5/10/chartex" xmlns:cx5="http://schemas.microsoft.com/office/drawing/2016/5/11/chartex" xmlns:cx6="http://schemas.microsoft.com/office/drawing/2016/5/12/chartex" xmlns:cx7="http://schemas.microsoft.com/office/drawing/2016/5/13/chartex" xmlns:cx8="http://schemas.microsoft.com/office/drawing/2016/5/14/chartex" xmlns:mc="http://schemas.openxmlformats.org/markup-compatibility/2006" xmlns:aink="http://schemas.microsoft.com/office/drawing/2016/ink" xmlns:am3d="http://schemas.microsoft.com/office/drawing/2017/model3d" xmlns:o="urn:schemas-microsoft-com:office:office" xmlns:oel="http://schemas.microsoft.com/office/2019/extlst" xmlns:r="http://schemas.openxmlformats.org/officeDocument/2006/relationships" xmlns:m="http://schemas.openxmlformats.org/officeDocument/2006/math" xmlns:v="urn:schemas-microsoft-com:vml" xmlns:wp14="http://schemas.microsoft.com/office/word/2010/wordprocessingDrawing" xmlns:wp="http://schemas.openxmlformats.org/drawingml/2006/wordprocessingDrawing" xmlns:w10="urn:schemas-microsoft-com:office:word" xmlns:w="http://schemas.openxmlformats.org/wordprocessingml/2006/main" xmlns:w14="http://schemas.microsoft.com/office/word/2010/wordml" xmlns:w15="http://schemas.microsoft.com/office/word/2012/wordml" xmlns:w16cex="http://schemas.microsoft.com/office/word/2018/wordml/cex" xmlns:w16cid="http://schemas.microsoft.com/office/word/2016/wordml/cid" xmlns:w16="http://schemas.microsoft.com/office/word/2018/wordml" xmlns:w16sdtdh="http://schemas.microsoft.com/office/word/2020/wordml/sdtdatahash" xmlns:w16se="http://schemas.microsoft.com/office/word/2015/wordml/symex" xmlns:wpg="http://schemas.microsoft.com/office/word/2010/wordprocessingGroup" xmlns:wpi="http://schemas.microsoft.com/office/word/2010/wordprocessingInk" xmlns:wne="http://schemas.microsoft.com/office/word/2006/wordml" xmlns:wps="http://schemas.microsoft.com/office/word/2010/wordprocessingShape" mc:Ignorable="w14 w15 w16se w16cid w16 w16cex w16sdtdh wp14">
   <w:abstractNum w:abstractNumId="0" w15:restartNumberingAfterBreak="0">
-    <w:nsid w:val="0322649A"/>
+    <w:nsid w:val="04F7212D"/>
     <w:multiLevelType w:val="hybridMultilevel"/>
-    <w:tmpl w:val="772C47B4"/>
-    <w:lvl w:ilvl="0" w:tplc="1B18BCA8">
+    <w:tmpl w:val="DE62D4EE"/>
+    <w:lvl w:ilvl="0" w:tplc="53AA18D0">
       <w:start w:val="1"/>
       <w:numFmt w:val="decimal"/>
       <w:lvlText w:val="%1."/>
@@ -5063,7 +5063,7 @@
         <w:ind w:left="360" w:hanging="300"/>
       </w:pPr>
     </w:lvl>
-    <w:lvl w:ilvl="1" w:tplc="EF9E3F56" w:tentative="1">
+    <w:lvl w:ilvl="1" w:tplc="532E958C" w:tentative="1">
       <w:start w:val="1"/>
       <w:numFmt w:val="lowerLetter"/>
       <w:lvlText w:val="%2."/>
@@ -5072,47 +5072,47 @@
         <w:ind w:left="720" w:hanging="300"/>
       </w:pPr>
     </w:lvl>
-    <w:lvl w:ilvl="2" w:tplc="1C8226B0">
+    <w:lvl w:ilvl="2" w:tplc="87CAB160">
       <w:numFmt w:val="decimal"/>
       <w:lvlText w:val=""/>
       <w:lvlJc w:val="left"/>
     </w:lvl>
-    <w:lvl w:ilvl="3" w:tplc="B3CE834E">
+    <w:lvl w:ilvl="3" w:tplc="35C88144">
       <w:numFmt w:val="decimal"/>
       <w:lvlText w:val=""/>
       <w:lvlJc w:val="left"/>
     </w:lvl>
-    <w:lvl w:ilvl="4" w:tplc="AD6805E8">
+    <w:lvl w:ilvl="4" w:tplc="B142B92A">
       <w:numFmt w:val="decimal"/>
       <w:lvlText w:val=""/>
       <w:lvlJc w:val="left"/>
     </w:lvl>
-    <w:lvl w:ilvl="5" w:tplc="E3DAA8F6">
+    <w:lvl w:ilvl="5" w:tplc="2EF255CA">
       <w:numFmt w:val="decimal"/>
       <w:lvlText w:val=""/>
       <w:lvlJc w:val="left"/>
     </w:lvl>
-    <w:lvl w:ilvl="6" w:tplc="79E6CD02">
+    <w:lvl w:ilvl="6" w:tplc="97F65EAA">
       <w:numFmt w:val="decimal"/>
       <w:lvlText w:val=""/>
       <w:lvlJc w:val="left"/>
     </w:lvl>
-    <w:lvl w:ilvl="7" w:tplc="4CBC61E8">
+    <w:lvl w:ilvl="7" w:tplc="02DC1E3E">
       <w:numFmt w:val="decimal"/>
       <w:lvlText w:val=""/>
       <w:lvlJc w:val="left"/>
     </w:lvl>
-    <w:lvl w:ilvl="8" w:tplc="94BA43F8">
+    <w:lvl w:ilvl="8" w:tplc="AC70EE9C">
       <w:numFmt w:val="decimal"/>
       <w:lvlText w:val=""/>
       <w:lvlJc w:val="left"/>
     </w:lvl>
   </w:abstractNum>
   <w:abstractNum w:abstractNumId="1" w15:restartNumberingAfterBreak="0">
-    <w:nsid w:val="14280673"/>
+    <w:nsid w:val="1E125459"/>
     <w:multiLevelType w:val="hybridMultilevel"/>
-    <w:tmpl w:val="30A8F94A"/>
-    <w:lvl w:ilvl="0" w:tplc="4ED22F3C">
+    <w:tmpl w:val="58485E18"/>
+    <w:lvl w:ilvl="0" w:tplc="33B2B484">
       <w:start w:val="1"/>
       <w:numFmt w:val="decimal"/>
       <w:lvlText w:val="%1."/>
@@ -5121,7 +5121,7 @@
         <w:ind w:left="360" w:hanging="300"/>
       </w:pPr>
     </w:lvl>
-    <w:lvl w:ilvl="1" w:tplc="9DB80F6E" w:tentative="1">
+    <w:lvl w:ilvl="1" w:tplc="CB3AE370" w:tentative="1">
       <w:start w:val="1"/>
       <w:numFmt w:val="lowerLetter"/>
       <w:lvlText w:val="%2."/>
@@ -5130,47 +5130,47 @@
         <w:ind w:left="720" w:hanging="300"/>
       </w:pPr>
     </w:lvl>
-    <w:lvl w:ilvl="2" w:tplc="415A8126">
+    <w:lvl w:ilvl="2" w:tplc="0672B164">
       <w:numFmt w:val="decimal"/>
       <w:lvlText w:val=""/>
       <w:lvlJc w:val="left"/>
     </w:lvl>
-    <w:lvl w:ilvl="3" w:tplc="EEFCE6D8">
+    <w:lvl w:ilvl="3" w:tplc="F864D64C">
       <w:numFmt w:val="decimal"/>
       <w:lvlText w:val=""/>
       <w:lvlJc w:val="left"/>
     </w:lvl>
-    <w:lvl w:ilvl="4" w:tplc="89CC029E">
+    <w:lvl w:ilvl="4" w:tplc="989897DE">
       <w:numFmt w:val="decimal"/>
       <w:lvlText w:val=""/>
       <w:lvlJc w:val="left"/>
     </w:lvl>
-    <w:lvl w:ilvl="5" w:tplc="CF0C8174">
+    <w:lvl w:ilvl="5" w:tplc="C936B740">
       <w:numFmt w:val="decimal"/>
       <w:lvlText w:val=""/>
       <w:lvlJc w:val="left"/>
     </w:lvl>
-    <w:lvl w:ilvl="6" w:tplc="C32E703A">
+    <w:lvl w:ilvl="6" w:tplc="BAC4A848">
       <w:numFmt w:val="decimal"/>
       <w:lvlText w:val=""/>
       <w:lvlJc w:val="left"/>
     </w:lvl>
-    <w:lvl w:ilvl="7" w:tplc="F646992E">
+    <w:lvl w:ilvl="7" w:tplc="4C26DA82">
       <w:numFmt w:val="decimal"/>
       <w:lvlText w:val=""/>
       <w:lvlJc w:val="left"/>
     </w:lvl>
-    <w:lvl w:ilvl="8" w:tplc="EAE85894">
+    <w:lvl w:ilvl="8" w:tplc="27A2DB36">
       <w:numFmt w:val="decimal"/>
       <w:lvlText w:val=""/>
       <w:lvlJc w:val="left"/>
     </w:lvl>
   </w:abstractNum>
   <w:abstractNum w:abstractNumId="2" w15:restartNumberingAfterBreak="0">
-    <w:nsid w:val="255B46C7"/>
+    <w:nsid w:val="2E58269F"/>
     <w:multiLevelType w:val="hybridMultilevel"/>
-    <w:tmpl w:val="F15CFE9E"/>
-    <w:lvl w:ilvl="0" w:tplc="98743E10">
+    <w:tmpl w:val="A328B82A"/>
+    <w:lvl w:ilvl="0" w:tplc="9C7EFD98">
       <w:start w:val="1"/>
       <w:numFmt w:val="decimal"/>
       <w:lvlText w:val="%1."/>
@@ -5179,7 +5179,7 @@
         <w:ind w:left="360" w:hanging="300"/>
       </w:pPr>
     </w:lvl>
-    <w:lvl w:ilvl="1" w:tplc="5FD6FCFC" w:tentative="1">
+    <w:lvl w:ilvl="1" w:tplc="7CCE602A" w:tentative="1">
       <w:start w:val="1"/>
       <w:numFmt w:val="lowerLetter"/>
       <w:lvlText w:val="%2."/>
@@ -5188,47 +5188,279 @@
         <w:ind w:left="720" w:hanging="300"/>
       </w:pPr>
     </w:lvl>
-    <w:lvl w:ilvl="2" w:tplc="0200336C">
+    <w:lvl w:ilvl="2" w:tplc="A9C0D43E">
       <w:numFmt w:val="decimal"/>
       <w:lvlText w:val=""/>
       <w:lvlJc w:val="left"/>
     </w:lvl>
-    <w:lvl w:ilvl="3" w:tplc="1708FD98">
+    <w:lvl w:ilvl="3" w:tplc="FD043B42">
       <w:numFmt w:val="decimal"/>
       <w:lvlText w:val=""/>
       <w:lvlJc w:val="left"/>
     </w:lvl>
-    <w:lvl w:ilvl="4" w:tplc="537AEB18">
+    <w:lvl w:ilvl="4" w:tplc="AC584EDC">
       <w:numFmt w:val="decimal"/>
       <w:lvlText w:val=""/>
       <w:lvlJc w:val="left"/>
     </w:lvl>
-    <w:lvl w:ilvl="5" w:tplc="BDC60D50">
+    <w:lvl w:ilvl="5" w:tplc="D27A143C">
       <w:numFmt w:val="decimal"/>
       <w:lvlText w:val=""/>
       <w:lvlJc w:val="left"/>
     </w:lvl>
-    <w:lvl w:ilvl="6" w:tplc="2EB42BEC">
+    <w:lvl w:ilvl="6" w:tplc="8832476E">
       <w:numFmt w:val="decimal"/>
       <w:lvlText w:val=""/>
       <w:lvlJc w:val="left"/>
     </w:lvl>
-    <w:lvl w:ilvl="7" w:tplc="742635C8">
+    <w:lvl w:ilvl="7" w:tplc="B3F43786">
       <w:numFmt w:val="decimal"/>
       <w:lvlText w:val=""/>
       <w:lvlJc w:val="left"/>
     </w:lvl>
-    <w:lvl w:ilvl="8" w:tplc="8104F0CE">
+    <w:lvl w:ilvl="8" w:tplc="76E25E1C">
       <w:numFmt w:val="decimal"/>
       <w:lvlText w:val=""/>
       <w:lvlJc w:val="left"/>
     </w:lvl>
   </w:abstractNum>
   <w:abstractNum w:abstractNumId="3" w15:restartNumberingAfterBreak="0">
-    <w:nsid w:val="295B4B37"/>
+    <w:nsid w:val="3B015803"/>
     <w:multiLevelType w:val="hybridMultilevel"/>
-    <w:tmpl w:val="77D46978"/>
-    <w:lvl w:ilvl="0" w:tplc="83EEBAEA" w:tentative="1">
+    <w:tmpl w:val="42FAFAC2"/>
+    <w:lvl w:ilvl="0" w:tplc="7D0EE780">
+      <w:start w:val="1"/>
+      <w:numFmt w:val="decimal"/>
+      <w:lvlText w:val="%1."/>
+      <w:lvlJc w:val="left"/>
+      <w:pPr>
+        <w:ind w:left="360" w:hanging="300"/>
+      </w:pPr>
+    </w:lvl>
+    <w:lvl w:ilvl="1" w:tplc="B94C23AC" w:tentative="1">
+      <w:start w:val="1"/>
+      <w:numFmt w:val="lowerLetter"/>
+      <w:lvlText w:val="%2."/>
+      <w:lvlJc w:val="left"/>
+      <w:pPr>
+        <w:ind w:left="720" w:hanging="300"/>
+      </w:pPr>
+    </w:lvl>
+    <w:lvl w:ilvl="2" w:tplc="F3C2DA00">
+      <w:numFmt w:val="decimal"/>
+      <w:lvlText w:val=""/>
+      <w:lvlJc w:val="left"/>
+    </w:lvl>
+    <w:lvl w:ilvl="3" w:tplc="C714EB64">
+      <w:numFmt w:val="decimal"/>
+      <w:lvlText w:val=""/>
+      <w:lvlJc w:val="left"/>
+    </w:lvl>
+    <w:lvl w:ilvl="4" w:tplc="06D8DA7A">
+      <w:numFmt w:val="decimal"/>
+      <w:lvlText w:val=""/>
+      <w:lvlJc w:val="left"/>
+    </w:lvl>
+    <w:lvl w:ilvl="5" w:tplc="20EA36A2">
+      <w:numFmt w:val="decimal"/>
+      <w:lvlText w:val=""/>
+      <w:lvlJc w:val="left"/>
+    </w:lvl>
+    <w:lvl w:ilvl="6" w:tplc="3542B098">
+      <w:numFmt w:val="decimal"/>
+      <w:lvlText w:val=""/>
+      <w:lvlJc w:val="left"/>
+    </w:lvl>
+    <w:lvl w:ilvl="7" w:tplc="316ED25E">
+      <w:numFmt w:val="decimal"/>
+      <w:lvlText w:val=""/>
+      <w:lvlJc w:val="left"/>
+    </w:lvl>
+    <w:lvl w:ilvl="8" w:tplc="DA44FC20">
+      <w:numFmt w:val="decimal"/>
+      <w:lvlText w:val=""/>
+      <w:lvlJc w:val="left"/>
+    </w:lvl>
+  </w:abstractNum>
+  <w:abstractNum w:abstractNumId="4" w15:restartNumberingAfterBreak="0">
+    <w:nsid w:val="4C8B2A35"/>
+    <w:multiLevelType w:val="hybridMultilevel"/>
+    <w:tmpl w:val="EA94EDC6"/>
+    <w:lvl w:ilvl="0" w:tplc="478AD3DC">
+      <w:start w:val="1"/>
+      <w:numFmt w:val="decimal"/>
+      <w:lvlText w:val="%1."/>
+      <w:lvlJc w:val="left"/>
+      <w:pPr>
+        <w:ind w:left="360" w:hanging="300"/>
+      </w:pPr>
+    </w:lvl>
+    <w:lvl w:ilvl="1" w:tplc="5114BDAE" w:tentative="1">
+      <w:start w:val="1"/>
+      <w:numFmt w:val="lowerLetter"/>
+      <w:lvlText w:val="%2."/>
+      <w:lvlJc w:val="left"/>
+      <w:pPr>
+        <w:ind w:left="720" w:hanging="300"/>
+      </w:pPr>
+    </w:lvl>
+    <w:lvl w:ilvl="2" w:tplc="68BEA69C">
+      <w:numFmt w:val="decimal"/>
+      <w:lvlText w:val=""/>
+      <w:lvlJc w:val="left"/>
+    </w:lvl>
+    <w:lvl w:ilvl="3" w:tplc="5C3012FC">
+      <w:numFmt w:val="decimal"/>
+      <w:lvlText w:val=""/>
+      <w:lvlJc w:val="left"/>
+    </w:lvl>
+    <w:lvl w:ilvl="4" w:tplc="A7DE84E2">
+      <w:numFmt w:val="decimal"/>
+      <w:lvlText w:val=""/>
+      <w:lvlJc w:val="left"/>
+    </w:lvl>
+    <w:lvl w:ilvl="5" w:tplc="38CC72A8">
+      <w:numFmt w:val="decimal"/>
+      <w:lvlText w:val=""/>
+      <w:lvlJc w:val="left"/>
+    </w:lvl>
+    <w:lvl w:ilvl="6" w:tplc="023E735A">
+      <w:numFmt w:val="decimal"/>
+      <w:lvlText w:val=""/>
+      <w:lvlJc w:val="left"/>
+    </w:lvl>
+    <w:lvl w:ilvl="7" w:tplc="E4DA1564">
+      <w:numFmt w:val="decimal"/>
+      <w:lvlText w:val=""/>
+      <w:lvlJc w:val="left"/>
+    </w:lvl>
+    <w:lvl w:ilvl="8" w:tplc="EAFC6C1E">
+      <w:numFmt w:val="decimal"/>
+      <w:lvlText w:val=""/>
+      <w:lvlJc w:val="left"/>
+    </w:lvl>
+  </w:abstractNum>
+  <w:abstractNum w:abstractNumId="5" w15:restartNumberingAfterBreak="0">
+    <w:nsid w:val="53287E4C"/>
+    <w:multiLevelType w:val="hybridMultilevel"/>
+    <w:tmpl w:val="E430AA4A"/>
+    <w:lvl w:ilvl="0" w:tplc="6116E9CA">
+      <w:start w:val="1"/>
+      <w:numFmt w:val="decimal"/>
+      <w:lvlText w:val="%1."/>
+      <w:lvlJc w:val="left"/>
+      <w:pPr>
+        <w:ind w:left="360" w:hanging="300"/>
+      </w:pPr>
+    </w:lvl>
+    <w:lvl w:ilvl="1" w:tplc="7A0ED3B2" w:tentative="1">
+      <w:start w:val="1"/>
+      <w:numFmt w:val="lowerLetter"/>
+      <w:lvlText w:val="%2."/>
+      <w:lvlJc w:val="left"/>
+      <w:pPr>
+        <w:ind w:left="720" w:hanging="300"/>
+      </w:pPr>
+    </w:lvl>
+    <w:lvl w:ilvl="2" w:tplc="0B76018C">
+      <w:numFmt w:val="decimal"/>
+      <w:lvlText w:val=""/>
+      <w:lvlJc w:val="left"/>
+    </w:lvl>
+    <w:lvl w:ilvl="3" w:tplc="BA0261D2">
+      <w:numFmt w:val="decimal"/>
+      <w:lvlText w:val=""/>
+      <w:lvlJc w:val="left"/>
+    </w:lvl>
+    <w:lvl w:ilvl="4" w:tplc="5284E70A">
+      <w:numFmt w:val="decimal"/>
+      <w:lvlText w:val=""/>
+      <w:lvlJc w:val="left"/>
+    </w:lvl>
+    <w:lvl w:ilvl="5" w:tplc="EF900A20">
+      <w:numFmt w:val="decimal"/>
+      <w:lvlText w:val=""/>
+      <w:lvlJc w:val="left"/>
+    </w:lvl>
+    <w:lvl w:ilvl="6" w:tplc="E6D63F9A">
+      <w:numFmt w:val="decimal"/>
+      <w:lvlText w:val=""/>
+      <w:lvlJc w:val="left"/>
+    </w:lvl>
+    <w:lvl w:ilvl="7" w:tplc="74B2464A">
+      <w:numFmt w:val="decimal"/>
+      <w:lvlText w:val=""/>
+      <w:lvlJc w:val="left"/>
+    </w:lvl>
+    <w:lvl w:ilvl="8" w:tplc="E7880274">
+      <w:numFmt w:val="decimal"/>
+      <w:lvlText w:val=""/>
+      <w:lvlJc w:val="left"/>
+    </w:lvl>
+  </w:abstractNum>
+  <w:abstractNum w:abstractNumId="6" w15:restartNumberingAfterBreak="0">
+    <w:nsid w:val="581E3F5E"/>
+    <w:multiLevelType w:val="hybridMultilevel"/>
+    <w:tmpl w:val="7A9891C6"/>
+    <w:lvl w:ilvl="0" w:tplc="CC1CCB0E">
+      <w:start w:val="1"/>
+      <w:numFmt w:val="decimal"/>
+      <w:lvlText w:val="%1."/>
+      <w:lvlJc w:val="left"/>
+      <w:pPr>
+        <w:ind w:left="360" w:hanging="300"/>
+      </w:pPr>
+    </w:lvl>
+    <w:lvl w:ilvl="1" w:tplc="4CA6D42C" w:tentative="1">
+      <w:start w:val="1"/>
+      <w:numFmt w:val="lowerLetter"/>
+      <w:lvlText w:val="%2."/>
+      <w:lvlJc w:val="left"/>
+      <w:pPr>
+        <w:ind w:left="720" w:hanging="300"/>
+      </w:pPr>
+    </w:lvl>
+    <w:lvl w:ilvl="2" w:tplc="16CC04C4">
+      <w:numFmt w:val="decimal"/>
+      <w:lvlText w:val=""/>
+      <w:lvlJc w:val="left"/>
+    </w:lvl>
+    <w:lvl w:ilvl="3" w:tplc="18CA578A">
+      <w:numFmt w:val="decimal"/>
+      <w:lvlText w:val=""/>
+      <w:lvlJc w:val="left"/>
+    </w:lvl>
+    <w:lvl w:ilvl="4" w:tplc="B914B1F0">
+      <w:numFmt w:val="decimal"/>
+      <w:lvlText w:val=""/>
+      <w:lvlJc w:val="left"/>
+    </w:lvl>
+    <w:lvl w:ilvl="5" w:tplc="F6E0AE02">
+      <w:numFmt w:val="decimal"/>
+      <w:lvlText w:val=""/>
+      <w:lvlJc w:val="left"/>
+    </w:lvl>
+    <w:lvl w:ilvl="6" w:tplc="EFFE9644">
+      <w:numFmt w:val="decimal"/>
+      <w:lvlText w:val=""/>
+      <w:lvlJc w:val="left"/>
+    </w:lvl>
+    <w:lvl w:ilvl="7" w:tplc="2236C234">
+      <w:numFmt w:val="decimal"/>
+      <w:lvlText w:val=""/>
+      <w:lvlJc w:val="left"/>
+    </w:lvl>
+    <w:lvl w:ilvl="8" w:tplc="FCEEC7E6">
+      <w:numFmt w:val="decimal"/>
+      <w:lvlText w:val=""/>
+      <w:lvlJc w:val="left"/>
+    </w:lvl>
+  </w:abstractNum>
+  <w:abstractNum w:abstractNumId="7" w15:restartNumberingAfterBreak="0">
+    <w:nsid w:val="5A1C375A"/>
+    <w:multiLevelType w:val="hybridMultilevel"/>
+    <w:tmpl w:val="46BAD356"/>
+    <w:lvl w:ilvl="0" w:tplc="11CAD32A" w:tentative="1">
       <w:start w:val="1"/>
       <w:numFmt w:val="bullet"/>
       <w:lvlText w:val="•"/>
@@ -5237,7 +5469,7 @@
         <w:ind w:left="360" w:hanging="260"/>
       </w:pPr>
     </w:lvl>
-    <w:lvl w:ilvl="1" w:tplc="491AB6A0" w:tentative="1">
+    <w:lvl w:ilvl="1" w:tplc="9D7656C6" w:tentative="1">
       <w:start w:val="1"/>
       <w:numFmt w:val="bullet"/>
       <w:lvlText w:val="–"/>
@@ -5246,105 +5478,47 @@
         <w:ind w:left="720" w:hanging="260"/>
       </w:pPr>
     </w:lvl>
-    <w:lvl w:ilvl="2" w:tplc="C8D6381A">
+    <w:lvl w:ilvl="2" w:tplc="41829208">
       <w:numFmt w:val="decimal"/>
       <w:lvlText w:val=""/>
       <w:lvlJc w:val="left"/>
     </w:lvl>
-    <w:lvl w:ilvl="3" w:tplc="A0F2026A">
+    <w:lvl w:ilvl="3" w:tplc="C576D85C">
       <w:numFmt w:val="decimal"/>
       <w:lvlText w:val=""/>
       <w:lvlJc w:val="left"/>
     </w:lvl>
-    <w:lvl w:ilvl="4" w:tplc="02FCCA98">
+    <w:lvl w:ilvl="4" w:tplc="BA40DFFA">
       <w:numFmt w:val="decimal"/>
       <w:lvlText w:val=""/>
       <w:lvlJc w:val="left"/>
     </w:lvl>
-    <w:lvl w:ilvl="5" w:tplc="DAB87844">
+    <w:lvl w:ilvl="5" w:tplc="18E462EE">
       <w:numFmt w:val="decimal"/>
       <w:lvlText w:val=""/>
       <w:lvlJc w:val="left"/>
     </w:lvl>
-    <w:lvl w:ilvl="6" w:tplc="28A6CCE8">
+    <w:lvl w:ilvl="6" w:tplc="A8A41A74">
       <w:numFmt w:val="decimal"/>
       <w:lvlText w:val=""/>
       <w:lvlJc w:val="left"/>
     </w:lvl>
-    <w:lvl w:ilvl="7" w:tplc="93E06B22">
+    <w:lvl w:ilvl="7" w:tplc="3E70AE62">
       <w:numFmt w:val="decimal"/>
       <w:lvlText w:val=""/>
       <w:lvlJc w:val="left"/>
     </w:lvl>
-    <w:lvl w:ilvl="8" w:tplc="6D8C36C4">
+    <w:lvl w:ilvl="8" w:tplc="9C62DFE0">
       <w:numFmt w:val="decimal"/>
       <w:lvlText w:val=""/>
       <w:lvlJc w:val="left"/>
     </w:lvl>
   </w:abstractNum>
-  <w:abstractNum w:abstractNumId="4" w15:restartNumberingAfterBreak="0">
-    <w:nsid w:val="2BBB6AC8"/>
+  <w:abstractNum w:abstractNumId="8" w15:restartNumberingAfterBreak="0">
+    <w:nsid w:val="74885864"/>
     <w:multiLevelType w:val="hybridMultilevel"/>
-    <w:tmpl w:val="77E64984"/>
-    <w:lvl w:ilvl="0" w:tplc="A4D03F94">
-      <w:start w:val="1"/>
-      <w:numFmt w:val="decimal"/>
-      <w:lvlText w:val="%1."/>
-      <w:lvlJc w:val="left"/>
-      <w:pPr>
-        <w:ind w:left="360" w:hanging="300"/>
-      </w:pPr>
-    </w:lvl>
-    <w:lvl w:ilvl="1" w:tplc="7102CB22" w:tentative="1">
-      <w:start w:val="1"/>
-      <w:numFmt w:val="lowerLetter"/>
-      <w:lvlText w:val="%2."/>
-      <w:lvlJc w:val="left"/>
-      <w:pPr>
-        <w:ind w:left="720" w:hanging="300"/>
-      </w:pPr>
-    </w:lvl>
-    <w:lvl w:ilvl="2" w:tplc="8AE04A36">
-      <w:numFmt w:val="decimal"/>
-      <w:lvlText w:val=""/>
-      <w:lvlJc w:val="left"/>
-    </w:lvl>
-    <w:lvl w:ilvl="3" w:tplc="50EE3122">
-      <w:numFmt w:val="decimal"/>
-      <w:lvlText w:val=""/>
-      <w:lvlJc w:val="left"/>
-    </w:lvl>
-    <w:lvl w:ilvl="4" w:tplc="5B10EAA0">
-      <w:numFmt w:val="decimal"/>
-      <w:lvlText w:val=""/>
-      <w:lvlJc w:val="left"/>
-    </w:lvl>
-    <w:lvl w:ilvl="5" w:tplc="B888B0B2">
-      <w:numFmt w:val="decimal"/>
-      <w:lvlText w:val=""/>
-      <w:lvlJc w:val="left"/>
-    </w:lvl>
-    <w:lvl w:ilvl="6" w:tplc="1A90793A">
-      <w:numFmt w:val="decimal"/>
-      <w:lvlText w:val=""/>
-      <w:lvlJc w:val="left"/>
-    </w:lvl>
-    <w:lvl w:ilvl="7" w:tplc="4D2887AA">
-      <w:numFmt w:val="decimal"/>
-      <w:lvlText w:val=""/>
-      <w:lvlJc w:val="left"/>
-    </w:lvl>
-    <w:lvl w:ilvl="8" w:tplc="10A6FE68">
-      <w:numFmt w:val="decimal"/>
-      <w:lvlText w:val=""/>
-      <w:lvlJc w:val="left"/>
-    </w:lvl>
-  </w:abstractNum>
-  <w:abstractNum w:abstractNumId="5" w15:restartNumberingAfterBreak="0">
-    <w:nsid w:val="2D5D04DB"/>
-    <w:multiLevelType w:val="hybridMultilevel"/>
-    <w:tmpl w:val="FB3CD39C"/>
-    <w:lvl w:ilvl="0" w:tplc="ADDC4CA0" w:tentative="1">
+    <w:tmpl w:val="5600C7FC"/>
+    <w:lvl w:ilvl="0" w:tplc="8E84F8E2" w:tentative="1">
       <w:start w:val="1"/>
       <w:numFmt w:val="bullet"/>
       <w:lvlText w:val="●"/>
@@ -5353,7 +5527,7 @@
         <w:ind w:left="720" w:hanging="360"/>
       </w:pPr>
     </w:lvl>
-    <w:lvl w:ilvl="1" w:tplc="EE26EA7A" w:tentative="1">
+    <w:lvl w:ilvl="1" w:tplc="A3CA1A36" w:tentative="1">
       <w:start w:val="1"/>
       <w:numFmt w:val="bullet"/>
       <w:lvlText w:val="○"/>
@@ -5362,7 +5536,7 @@
         <w:ind w:left="1440" w:hanging="360"/>
       </w:pPr>
     </w:lvl>
-    <w:lvl w:ilvl="2" w:tplc="DADCC922" w:tentative="1">
+    <w:lvl w:ilvl="2" w:tplc="F6E8AB5A" w:tentative="1">
       <w:start w:val="1"/>
       <w:numFmt w:val="bullet"/>
       <w:lvlText w:val="■"/>
@@ -5371,7 +5545,7 @@
         <w:ind w:left="2160" w:hanging="360"/>
       </w:pPr>
     </w:lvl>
-    <w:lvl w:ilvl="3" w:tplc="D040BE60" w:tentative="1">
+    <w:lvl w:ilvl="3" w:tplc="06C4049C" w:tentative="1">
       <w:start w:val="1"/>
       <w:numFmt w:val="bullet"/>
       <w:lvlText w:val="●"/>
@@ -5380,7 +5554,7 @@
         <w:ind w:left="2880" w:hanging="360"/>
       </w:pPr>
     </w:lvl>
-    <w:lvl w:ilvl="4" w:tplc="E2903764" w:tentative="1">
+    <w:lvl w:ilvl="4" w:tplc="4F7838E6" w:tentative="1">
       <w:start w:val="1"/>
       <w:numFmt w:val="bullet"/>
       <w:lvlText w:val="○"/>
@@ -5389,7 +5563,7 @@
         <w:ind w:left="3600" w:hanging="360"/>
       </w:pPr>
     </w:lvl>
-    <w:lvl w:ilvl="5" w:tplc="4CF014AE" w:tentative="1">
+    <w:lvl w:ilvl="5" w:tplc="4266C0C8" w:tentative="1">
       <w:start w:val="1"/>
       <w:numFmt w:val="bullet"/>
       <w:lvlText w:val="■"/>
@@ -5398,7 +5572,7 @@
         <w:ind w:left="4320" w:hanging="360"/>
       </w:pPr>
     </w:lvl>
-    <w:lvl w:ilvl="6" w:tplc="D8502D42" w:tentative="1">
+    <w:lvl w:ilvl="6" w:tplc="62D2AE2E" w:tentative="1">
       <w:start w:val="1"/>
       <w:numFmt w:val="bullet"/>
       <w:lvlText w:val="●"/>
@@ -5407,7 +5581,7 @@
         <w:ind w:left="5040" w:hanging="360"/>
       </w:pPr>
     </w:lvl>
-    <w:lvl w:ilvl="7" w:tplc="B6AEC2D6" w:tentative="1">
+    <w:lvl w:ilvl="7" w:tplc="8F12392E" w:tentative="1">
       <w:start w:val="1"/>
       <w:numFmt w:val="bullet"/>
       <w:lvlText w:val="●"/>
@@ -5416,7 +5590,7 @@
         <w:ind w:left="5760" w:hanging="360"/>
       </w:pPr>
     </w:lvl>
-    <w:lvl w:ilvl="8" w:tplc="0FD26A28" w:tentative="1">
+    <w:lvl w:ilvl="8" w:tplc="03BE078A" w:tentative="1">
       <w:start w:val="1"/>
       <w:numFmt w:val="bullet"/>
       <w:lvlText w:val="●"/>
@@ -5426,224 +5600,50 @@
       </w:pPr>
     </w:lvl>
   </w:abstractNum>
-  <w:abstractNum w:abstractNumId="6" w15:restartNumberingAfterBreak="0">
-    <w:nsid w:val="4D910177"/>
-    <w:multiLevelType w:val="hybridMultilevel"/>
-    <w:tmpl w:val="CF58F6D6"/>
-    <w:lvl w:ilvl="0" w:tplc="F6B4228A">
-      <w:start w:val="1"/>
-      <w:numFmt w:val="decimal"/>
-      <w:lvlText w:val="%1."/>
-      <w:lvlJc w:val="left"/>
-      <w:pPr>
-        <w:ind w:left="360" w:hanging="300"/>
-      </w:pPr>
-    </w:lvl>
-    <w:lvl w:ilvl="1" w:tplc="4E3E33C8" w:tentative="1">
-      <w:start w:val="1"/>
-      <w:numFmt w:val="lowerLetter"/>
-      <w:lvlText w:val="%2."/>
-      <w:lvlJc w:val="left"/>
-      <w:pPr>
-        <w:ind w:left="720" w:hanging="300"/>
-      </w:pPr>
-    </w:lvl>
-    <w:lvl w:ilvl="2" w:tplc="FED8669E">
-      <w:numFmt w:val="decimal"/>
-      <w:lvlText w:val=""/>
-      <w:lvlJc w:val="left"/>
-    </w:lvl>
-    <w:lvl w:ilvl="3" w:tplc="19DED3D8">
-      <w:numFmt w:val="decimal"/>
-      <w:lvlText w:val=""/>
-      <w:lvlJc w:val="left"/>
-    </w:lvl>
-    <w:lvl w:ilvl="4" w:tplc="A424AAB4">
-      <w:numFmt w:val="decimal"/>
-      <w:lvlText w:val=""/>
-      <w:lvlJc w:val="left"/>
-    </w:lvl>
-    <w:lvl w:ilvl="5" w:tplc="6F0EEB28">
-      <w:numFmt w:val="decimal"/>
-      <w:lvlText w:val=""/>
-      <w:lvlJc w:val="left"/>
-    </w:lvl>
-    <w:lvl w:ilvl="6" w:tplc="1BC6CE1A">
-      <w:numFmt w:val="decimal"/>
-      <w:lvlText w:val=""/>
-      <w:lvlJc w:val="left"/>
-    </w:lvl>
-    <w:lvl w:ilvl="7" w:tplc="65C0EBC4">
-      <w:numFmt w:val="decimal"/>
-      <w:lvlText w:val=""/>
-      <w:lvlJc w:val="left"/>
-    </w:lvl>
-    <w:lvl w:ilvl="8" w:tplc="707018AA">
-      <w:numFmt w:val="decimal"/>
-      <w:lvlText w:val=""/>
-      <w:lvlJc w:val="left"/>
-    </w:lvl>
-  </w:abstractNum>
-  <w:abstractNum w:abstractNumId="7" w15:restartNumberingAfterBreak="0">
-    <w:nsid w:val="62D265CA"/>
-    <w:multiLevelType w:val="hybridMultilevel"/>
-    <w:tmpl w:val="65223A0C"/>
-    <w:lvl w:ilvl="0" w:tplc="63482732">
-      <w:start w:val="1"/>
-      <w:numFmt w:val="decimal"/>
-      <w:lvlText w:val="%1."/>
-      <w:lvlJc w:val="left"/>
-      <w:pPr>
-        <w:ind w:left="360" w:hanging="300"/>
-      </w:pPr>
-    </w:lvl>
-    <w:lvl w:ilvl="1" w:tplc="F98C3126" w:tentative="1">
-      <w:start w:val="1"/>
-      <w:numFmt w:val="lowerLetter"/>
-      <w:lvlText w:val="%2."/>
-      <w:lvlJc w:val="left"/>
-      <w:pPr>
-        <w:ind w:left="720" w:hanging="300"/>
-      </w:pPr>
-    </w:lvl>
-    <w:lvl w:ilvl="2" w:tplc="D068A1D6">
-      <w:numFmt w:val="decimal"/>
-      <w:lvlText w:val=""/>
-      <w:lvlJc w:val="left"/>
-    </w:lvl>
-    <w:lvl w:ilvl="3" w:tplc="277AB94C">
-      <w:numFmt w:val="decimal"/>
-      <w:lvlText w:val=""/>
-      <w:lvlJc w:val="left"/>
-    </w:lvl>
-    <w:lvl w:ilvl="4" w:tplc="20665326">
-      <w:numFmt w:val="decimal"/>
-      <w:lvlText w:val=""/>
-      <w:lvlJc w:val="left"/>
-    </w:lvl>
-    <w:lvl w:ilvl="5" w:tplc="438CC5B2">
-      <w:numFmt w:val="decimal"/>
-      <w:lvlText w:val=""/>
-      <w:lvlJc w:val="left"/>
-    </w:lvl>
-    <w:lvl w:ilvl="6" w:tplc="E458CB14">
-      <w:numFmt w:val="decimal"/>
-      <w:lvlText w:val=""/>
-      <w:lvlJc w:val="left"/>
-    </w:lvl>
-    <w:lvl w:ilvl="7" w:tplc="68120BA0">
-      <w:numFmt w:val="decimal"/>
-      <w:lvlText w:val=""/>
-      <w:lvlJc w:val="left"/>
-    </w:lvl>
-    <w:lvl w:ilvl="8" w:tplc="350443A8">
-      <w:numFmt w:val="decimal"/>
-      <w:lvlText w:val=""/>
-      <w:lvlJc w:val="left"/>
-    </w:lvl>
-  </w:abstractNum>
-  <w:abstractNum w:abstractNumId="8" w15:restartNumberingAfterBreak="0">
-    <w:nsid w:val="6D7749D6"/>
-    <w:multiLevelType w:val="hybridMultilevel"/>
-    <w:tmpl w:val="CA20A76E"/>
-    <w:lvl w:ilvl="0" w:tplc="A234113C">
-      <w:start w:val="1"/>
-      <w:numFmt w:val="decimal"/>
-      <w:lvlText w:val="%1."/>
-      <w:lvlJc w:val="left"/>
-      <w:pPr>
-        <w:ind w:left="360" w:hanging="300"/>
-      </w:pPr>
-    </w:lvl>
-    <w:lvl w:ilvl="1" w:tplc="8DB4AD1A" w:tentative="1">
-      <w:start w:val="1"/>
-      <w:numFmt w:val="lowerLetter"/>
-      <w:lvlText w:val="%2."/>
-      <w:lvlJc w:val="left"/>
-      <w:pPr>
-        <w:ind w:left="720" w:hanging="300"/>
-      </w:pPr>
-    </w:lvl>
-    <w:lvl w:ilvl="2" w:tplc="669023C2">
-      <w:numFmt w:val="decimal"/>
-      <w:lvlText w:val=""/>
-      <w:lvlJc w:val="left"/>
-    </w:lvl>
-    <w:lvl w:ilvl="3" w:tplc="25580820">
-      <w:numFmt w:val="decimal"/>
-      <w:lvlText w:val=""/>
-      <w:lvlJc w:val="left"/>
-    </w:lvl>
-    <w:lvl w:ilvl="4" w:tplc="13C490D4">
-      <w:numFmt w:val="decimal"/>
-      <w:lvlText w:val=""/>
-      <w:lvlJc w:val="left"/>
-    </w:lvl>
-    <w:lvl w:ilvl="5" w:tplc="8A0C6828">
-      <w:numFmt w:val="decimal"/>
-      <w:lvlText w:val=""/>
-      <w:lvlJc w:val="left"/>
-    </w:lvl>
-    <w:lvl w:ilvl="6" w:tplc="58841664">
-      <w:numFmt w:val="decimal"/>
-      <w:lvlText w:val=""/>
-      <w:lvlJc w:val="left"/>
-    </w:lvl>
-    <w:lvl w:ilvl="7" w:tplc="401E2DCA">
-      <w:numFmt w:val="decimal"/>
-      <w:lvlText w:val=""/>
-      <w:lvlJc w:val="left"/>
-    </w:lvl>
-    <w:lvl w:ilvl="8" w:tplc="24041864">
-      <w:numFmt w:val="decimal"/>
-      <w:lvlText w:val=""/>
-      <w:lvlJc w:val="left"/>
-    </w:lvl>
-  </w:abstractNum>
-  <w:num w:numId="1" w16cid:durableId="576324084">
-    <w:abstractNumId w:val="5"/>
+  <w:num w:numId="1" w16cid:durableId="1871719986">
+    <w:abstractNumId w:val="8"/>
     <w:lvlOverride w:ilvl="0">
       <w:startOverride w:val="1"/>
     </w:lvlOverride>
   </w:num>
-  <w:num w:numId="2" w16cid:durableId="841966938">
+  <w:num w:numId="2" w16cid:durableId="1105997078">
     <w:abstractNumId w:val="0"/>
     <w:lvlOverride w:ilvl="0">
       <w:startOverride w:val="1"/>
     </w:lvlOverride>
   </w:num>
-  <w:num w:numId="3" w16cid:durableId="991838203">
+  <w:num w:numId="3" w16cid:durableId="580411589">
+    <w:abstractNumId w:val="4"/>
+    <w:lvlOverride w:ilvl="0">
+      <w:startOverride w:val="1"/>
+    </w:lvlOverride>
+  </w:num>
+  <w:num w:numId="4" w16cid:durableId="2126265157">
+    <w:abstractNumId w:val="2"/>
+    <w:lvlOverride w:ilvl="0">
+      <w:startOverride w:val="1"/>
+    </w:lvlOverride>
+  </w:num>
+  <w:num w:numId="5" w16cid:durableId="1545603340">
+    <w:abstractNumId w:val="3"/>
+    <w:lvlOverride w:ilvl="0">
+      <w:startOverride w:val="1"/>
+    </w:lvlOverride>
+  </w:num>
+  <w:num w:numId="6" w16cid:durableId="1563830151">
+    <w:abstractNumId w:val="1"/>
+    <w:lvlOverride w:ilvl="0">
+      <w:startOverride w:val="1"/>
+    </w:lvlOverride>
+  </w:num>
+  <w:num w:numId="7" w16cid:durableId="608202419">
     <w:abstractNumId w:val="6"/>
     <w:lvlOverride w:ilvl="0">
       <w:startOverride w:val="1"/>
     </w:lvlOverride>
   </w:num>
-  <w:num w:numId="4" w16cid:durableId="1825924241">
-    <w:abstractNumId w:val="2"/>
-    <w:lvlOverride w:ilvl="0">
-      <w:startOverride w:val="1"/>
-    </w:lvlOverride>
-  </w:num>
-  <w:num w:numId="5" w16cid:durableId="841167493">
-    <w:abstractNumId w:val="7"/>
-    <w:lvlOverride w:ilvl="0">
-      <w:startOverride w:val="1"/>
-    </w:lvlOverride>
-  </w:num>
-  <w:num w:numId="6" w16cid:durableId="1174105222">
-    <w:abstractNumId w:val="1"/>
-    <w:lvlOverride w:ilvl="0">
-      <w:startOverride w:val="1"/>
-    </w:lvlOverride>
-  </w:num>
-  <w:num w:numId="7" w16cid:durableId="908883625">
-    <w:abstractNumId w:val="8"/>
-    <w:lvlOverride w:ilvl="0">
-      <w:startOverride w:val="1"/>
-    </w:lvlOverride>
-  </w:num>
-  <w:num w:numId="8" w16cid:durableId="241524592">
-    <w:abstractNumId w:val="4"/>
+  <w:num w:numId="8" w16cid:durableId="393050357">
+    <w:abstractNumId w:val="5"/>
     <w:lvlOverride w:ilvl="0">
       <w:startOverride w:val="1"/>
     </w:lvlOverride>
@@ -6324,7 +6324,7 @@
     <w:autoRedefine/>
     <w:uiPriority w:val="39"/>
     <w:unhideWhenUsed/>
-    <w:rsid w:val="00D438D9"/>
+    <w:rsid w:val="00CD79C5"/>
     <w:pPr>
       <w:spacing w:after="100"/>
     </w:pPr>

--- a/discoverer-neo/docs/user-guide/manual/Discoverer-Neo-USER-Guide-Quick-pt-PT.docx
+++ b/discoverer-neo/docs/user-guide/manual/Discoverer-Neo-USER-Guide-Quick-pt-PT.docx
@@ -54,7 +54,7 @@
           <w:sz w:val="22"/>
           <w:szCs w:val="22"/>
         </w:rPr>
-        <w:t>Versão 2.1.0</w:t>
+        <w:t>Versão 2.1.1</w:t>
       </w:r>
     </w:p>
     <w:p>
@@ -74,7 +74,7 @@
     <w:sdt>
       <w:sdtPr>
         <w:alias w:val="Índice"/>
-        <w:id w:val="1030914791"/>
+        <w:id w:val="1250545179"/>
       </w:sdtPr>
       <w:sdtEndPr/>
       <w:sdtContent>
@@ -102,7 +102,7 @@
           <w:r>
             <w:fldChar w:fldCharType="separate"/>
           </w:r>
-          <w:hyperlink w:anchor="_Toc241745892" w:history="1">
+          <w:hyperlink w:anchor="_Toc241748732" w:history="1">
             <w:r>
               <w:rPr>
                 <w:rStyle w:val="Hiperligao"/>
@@ -126,7 +126,7 @@
               <w:rPr>
                 <w:noProof/>
               </w:rPr>
-              <w:instrText xml:space="preserve"> PAGEREF _Toc241745892 \h </w:instrText>
+              <w:instrText xml:space="preserve"> PAGEREF _Toc241748732 \h </w:instrText>
             </w:r>
             <w:r>
               <w:rPr>
@@ -168,7 +168,7 @@
               <w14:ligatures w14:val="standardContextual"/>
             </w:rPr>
           </w:pPr>
-          <w:hyperlink w:anchor="_Toc241745893" w:history="1">
+          <w:hyperlink w:anchor="_Toc241748733" w:history="1">
             <w:r>
               <w:rPr>
                 <w:rStyle w:val="Hiperligao"/>
@@ -192,7 +192,7 @@
               <w:rPr>
                 <w:noProof/>
               </w:rPr>
-              <w:instrText xml:space="preserve"> PAGEREF _Toc241745893 \h </w:instrText>
+              <w:instrText xml:space="preserve"> PAGEREF _Toc241748733 \h </w:instrText>
             </w:r>
             <w:r>
               <w:rPr>
@@ -234,7 +234,7 @@
               <w14:ligatures w14:val="standardContextual"/>
             </w:rPr>
           </w:pPr>
-          <w:hyperlink w:anchor="_Toc241745894" w:history="1">
+          <w:hyperlink w:anchor="_Toc241748734" w:history="1">
             <w:r>
               <w:rPr>
                 <w:rStyle w:val="Hiperligao"/>
@@ -258,7 +258,7 @@
               <w:rPr>
                 <w:noProof/>
               </w:rPr>
-              <w:instrText xml:space="preserve"> PAGEREF _Toc241745894 \h </w:instrText>
+              <w:instrText xml:space="preserve"> PAGEREF _Toc241748734 \h </w:instrText>
             </w:r>
             <w:r>
               <w:rPr>
@@ -300,7 +300,7 @@
               <w14:ligatures w14:val="standardContextual"/>
             </w:rPr>
           </w:pPr>
-          <w:hyperlink w:anchor="_Toc241745895" w:history="1">
+          <w:hyperlink w:anchor="_Toc241748735" w:history="1">
             <w:r>
               <w:rPr>
                 <w:rStyle w:val="Hiperligao"/>
@@ -324,7 +324,7 @@
               <w:rPr>
                 <w:noProof/>
               </w:rPr>
-              <w:instrText xml:space="preserve"> PAGEREF _Toc241745895 \h </w:instrText>
+              <w:instrText xml:space="preserve"> PAGEREF _Toc241748735 \h </w:instrText>
             </w:r>
             <w:r>
               <w:rPr>
@@ -366,7 +366,7 @@
               <w14:ligatures w14:val="standardContextual"/>
             </w:rPr>
           </w:pPr>
-          <w:hyperlink w:anchor="_Toc241745896" w:history="1">
+          <w:hyperlink w:anchor="_Toc241748736" w:history="1">
             <w:r>
               <w:rPr>
                 <w:rStyle w:val="Hiperligao"/>
@@ -390,7 +390,7 @@
               <w:rPr>
                 <w:noProof/>
               </w:rPr>
-              <w:instrText xml:space="preserve"> PAGEREF _Toc241745896 \h </w:instrText>
+              <w:instrText xml:space="preserve"> PAGEREF _Toc241748736 \h </w:instrText>
             </w:r>
             <w:r>
               <w:rPr>
@@ -432,7 +432,7 @@
               <w14:ligatures w14:val="standardContextual"/>
             </w:rPr>
           </w:pPr>
-          <w:hyperlink w:anchor="_Toc241745897" w:history="1">
+          <w:hyperlink w:anchor="_Toc241748737" w:history="1">
             <w:r>
               <w:rPr>
                 <w:rStyle w:val="Hiperligao"/>
@@ -456,7 +456,7 @@
               <w:rPr>
                 <w:noProof/>
               </w:rPr>
-              <w:instrText xml:space="preserve"> PAGEREF _Toc241745897 \h </w:instrText>
+              <w:instrText xml:space="preserve"> PAGEREF _Toc241748737 \h </w:instrText>
             </w:r>
             <w:r>
               <w:rPr>
@@ -498,7 +498,7 @@
               <w14:ligatures w14:val="standardContextual"/>
             </w:rPr>
           </w:pPr>
-          <w:hyperlink w:anchor="_Toc241745898" w:history="1">
+          <w:hyperlink w:anchor="_Toc241748738" w:history="1">
             <w:r>
               <w:rPr>
                 <w:rStyle w:val="Hiperligao"/>
@@ -522,7 +522,7 @@
               <w:rPr>
                 <w:noProof/>
               </w:rPr>
-              <w:instrText xml:space="preserve"> PAGEREF _Toc241745898 \h </w:instrText>
+              <w:instrText xml:space="preserve"> PAGEREF _Toc241748738 \h </w:instrText>
             </w:r>
             <w:r>
               <w:rPr>
@@ -564,7 +564,7 @@
               <w14:ligatures w14:val="standardContextual"/>
             </w:rPr>
           </w:pPr>
-          <w:hyperlink w:anchor="_Toc241745899" w:history="1">
+          <w:hyperlink w:anchor="_Toc241748739" w:history="1">
             <w:r>
               <w:rPr>
                 <w:rStyle w:val="Hiperligao"/>
@@ -588,7 +588,7 @@
               <w:rPr>
                 <w:noProof/>
               </w:rPr>
-              <w:instrText xml:space="preserve"> PAGEREF _Toc241745899 \h </w:instrText>
+              <w:instrText xml:space="preserve"> PAGEREF _Toc241748739 \h </w:instrText>
             </w:r>
             <w:r>
               <w:rPr>
@@ -636,7 +636,7 @@
       <w:pPr>
         <w:pStyle w:val="Ttulo1"/>
       </w:pPr>
-      <w:bookmarkStart w:id="0" w:name="_Toc241745892"/>
+      <w:bookmarkStart w:id="0" w:name="_Toc241748732"/>
       <w:r>
         <w:lastRenderedPageBreak/>
         <w:t>A sua função numa página</w:t>
@@ -693,7 +693,7 @@
           <w:left w:w="10" w:type="dxa"/>
           <w:right w:w="10" w:type="dxa"/>
         </w:tblCellMar>
-        <w:tblLook w:val="0000" w:firstRow="0" w:lastRow="0" w:firstColumn="0" w:lastColumn="0" w:noHBand="0" w:noVBand="0"/>
+        <w:tblLook w:val="04A0" w:firstRow="1" w:lastRow="0" w:firstColumn="1" w:lastColumn="0" w:noHBand="0" w:noVBand="1"/>
       </w:tblPr>
       <w:tblGrid>
         <w:gridCol w:w="4513"/>
@@ -1256,7 +1256,7 @@
           <w:noProof/>
         </w:rPr>
         <w:drawing>
-          <wp:inline distT="0" distB="0" distL="0" distR="0" wp14:anchorId="6374A301" wp14:editId="0C9E533B">
+          <wp:inline distT="0" distB="0" distL="0" distR="0" wp14:anchorId="3D73CF1B" wp14:editId="1EDD1E58">
             <wp:extent cx="5715000" cy="3571875"/>
             <wp:effectExtent l="0" t="0" r="0" b="0"/>
             <wp:docPr id="358" name="01-login.png" descr="A página de início de sessão com Email, Palavra-passe, Manter sessão iniciada e o botão Iniciar sessão." title="A página de início de sessão com Email, Palavra-passe, Manter sessão iniciada e o botão Iniciar sessão."/>
@@ -1309,7 +1309,7 @@
         <w:pStyle w:val="Ttulo1"/>
         <w:pageBreakBefore/>
       </w:pPr>
-      <w:bookmarkStart w:id="1" w:name="_Toc241745893"/>
+      <w:bookmarkStart w:id="1" w:name="_Toc241748733"/>
       <w:r>
         <w:lastRenderedPageBreak/>
         <w:t>Painel</w:t>
@@ -1332,7 +1332,7 @@
           <w:noProof/>
         </w:rPr>
         <w:drawing>
-          <wp:inline distT="0" distB="0" distL="0" distR="0" wp14:anchorId="30EBA732" wp14:editId="5B79FBCF">
+          <wp:inline distT="0" distB="0" distL="0" distR="0" wp14:anchorId="23E1E026" wp14:editId="2B60E4E7">
             <wp:extent cx="5715000" cy="3571875"/>
             <wp:effectExtent l="0" t="0" r="0" b="0"/>
             <wp:docPr id="359" name="45-dashboard.png" descr="O painel com os cartões de resumo e a lista Mapas Recentes." title="O painel com os cartões de resumo e a lista Mapas Recentes."/>
@@ -1484,7 +1484,7 @@
         <w:pStyle w:val="Ttulo1"/>
         <w:pageBreakBefore/>
       </w:pPr>
-      <w:bookmarkStart w:id="2" w:name="_Toc241745894"/>
+      <w:bookmarkStart w:id="2" w:name="_Toc241748734"/>
       <w:r>
         <w:lastRenderedPageBreak/>
         <w:t>Mapas</w:t>
@@ -1537,7 +1537,7 @@
           <w:noProof/>
         </w:rPr>
         <w:drawing>
-          <wp:inline distT="0" distB="0" distL="0" distR="0" wp14:anchorId="71BE1B73" wp14:editId="252FF028">
+          <wp:inline distT="0" distB="0" distL="0" distR="0" wp14:anchorId="3F3A3641" wp14:editId="37402844">
             <wp:extent cx="5715000" cy="3429000"/>
             <wp:effectExtent l="0" t="0" r="0" b="0"/>
             <wp:docPr id="360" name="03-maps-mine.png" descr="A lista de Mapas, separador Meus, com os ícones de ação na linha do mapa." title="A lista de Mapas, separador Meus, com os ícones de ação na linha do mapa."/>
@@ -1690,7 +1690,7 @@
           <w:left w:w="10" w:type="dxa"/>
           <w:right w:w="10" w:type="dxa"/>
         </w:tblCellMar>
-        <w:tblLook w:val="0000" w:firstRow="0" w:lastRow="0" w:firstColumn="0" w:lastColumn="0" w:noHBand="0" w:noVBand="0"/>
+        <w:tblLook w:val="04A0" w:firstRow="1" w:lastRow="0" w:firstColumn="1" w:lastColumn="0" w:noHBand="0" w:noVBand="1"/>
       </w:tblPr>
       <w:tblGrid>
         <w:gridCol w:w="4011"/>
@@ -2218,7 +2218,7 @@
         <w:pStyle w:val="Ttulo1"/>
         <w:pageBreakBefore/>
       </w:pPr>
-      <w:bookmarkStart w:id="3" w:name="_Toc241745895"/>
+      <w:bookmarkStart w:id="3" w:name="_Toc241748735"/>
       <w:r>
         <w:lastRenderedPageBreak/>
         <w:t>Executar e exportar</w:t>
@@ -2241,7 +2241,7 @@
           <w:noProof/>
         </w:rPr>
         <w:drawing>
-          <wp:inline distT="0" distB="0" distL="0" distR="0" wp14:anchorId="3B1CFF3B" wp14:editId="627845F6">
+          <wp:inline distT="0" distB="0" distL="0" distR="0" wp14:anchorId="33558B93" wp14:editId="73D85C31">
             <wp:extent cx="5715000" cy="3571875"/>
             <wp:effectExtent l="0" t="0" r="0" b="0"/>
             <wp:docPr id="361" name="25-viewer-results.png" descr="O visualizador de mapas depois de uma execução concluída, com a grelha de resultados e os botões de exportação." title="O visualizador de mapas depois de uma execução concluída, com a grelha de resultados e os botões de exportação."/>
@@ -2444,7 +2444,7 @@
           <w:left w:w="10" w:type="dxa"/>
           <w:right w:w="10" w:type="dxa"/>
         </w:tblCellMar>
-        <w:tblLook w:val="0000" w:firstRow="0" w:lastRow="0" w:firstColumn="0" w:lastColumn="0" w:noHBand="0" w:noVBand="0"/>
+        <w:tblLook w:val="04A0" w:firstRow="1" w:lastRow="0" w:firstColumn="1" w:lastColumn="0" w:noHBand="0" w:noVBand="1"/>
       </w:tblPr>
       <w:tblGrid>
         <w:gridCol w:w="4513"/>
@@ -2770,7 +2770,7 @@
         <w:pStyle w:val="Ttulo1"/>
         <w:pageBreakBefore/>
       </w:pPr>
-      <w:bookmarkStart w:id="4" w:name="_Toc241745896"/>
+      <w:bookmarkStart w:id="4" w:name="_Toc241748736"/>
       <w:r>
         <w:lastRenderedPageBreak/>
         <w:t>Construir e editar um mapa</w:t>
@@ -2793,7 +2793,7 @@
           <w:noProof/>
         </w:rPr>
         <w:drawing>
-          <wp:inline distT="0" distB="0" distL="0" distR="0" wp14:anchorId="3B20CBCE" wp14:editId="743764B7">
+          <wp:inline distT="0" distB="0" distL="0" distR="0" wp14:anchorId="4E55C32E" wp14:editId="4B2D8D75">
             <wp:extent cx="5715000" cy="3571875"/>
             <wp:effectExtent l="0" t="0" r="0" b="0"/>
             <wp:docPr id="362" name="05-builder-overview.png" descr="O construtor de mapas com a árvore Áreas de Negócio, a área de Colunas e o painel Propriedades." title="O construtor de mapas com a árvore Áreas de Negócio, a área de Colunas e o painel Propriedades."/>
@@ -3006,7 +3006,7 @@
           <w:left w:w="10" w:type="dxa"/>
           <w:right w:w="10" w:type="dxa"/>
         </w:tblCellMar>
-        <w:tblLook w:val="0000" w:firstRow="0" w:lastRow="0" w:firstColumn="0" w:lastColumn="0" w:noHBand="0" w:noVBand="0"/>
+        <w:tblLook w:val="04A0" w:firstRow="1" w:lastRow="0" w:firstColumn="1" w:lastColumn="0" w:noHBand="0" w:noVBand="1"/>
       </w:tblPr>
       <w:tblGrid>
         <w:gridCol w:w="4275"/>
@@ -3455,7 +3455,7 @@
         <w:pStyle w:val="Ttulo1"/>
         <w:pageBreakBefore/>
       </w:pPr>
-      <w:bookmarkStart w:id="5" w:name="_Toc241745897"/>
+      <w:bookmarkStart w:id="5" w:name="_Toc241748737"/>
       <w:r>
         <w:lastRenderedPageBreak/>
         <w:t>Execuções e Exportações</w:t>
@@ -3495,7 +3495,7 @@
           <w:noProof/>
         </w:rPr>
         <w:drawing>
-          <wp:inline distT="0" distB="0" distL="0" distR="0" wp14:anchorId="0C1FBA3E" wp14:editId="38389672">
+          <wp:inline distT="0" distB="0" distL="0" distR="0" wp14:anchorId="2D98A1DD" wp14:editId="53866563">
             <wp:extent cx="5715000" cy="3571875"/>
             <wp:effectExtent l="0" t="0" r="0" b="0"/>
             <wp:docPr id="363" name="41-runs.png" descr="A página Execuções com os filtros e a tabela de execuções com os respetivos botões de exportação." title="A página Execuções com os filtros e a tabela de execuções com os respetivos botões de exportação."/>
@@ -3705,7 +3705,7 @@
           <w:left w:w="10" w:type="dxa"/>
           <w:right w:w="10" w:type="dxa"/>
         </w:tblCellMar>
-        <w:tblLook w:val="0000" w:firstRow="0" w:lastRow="0" w:firstColumn="0" w:lastColumn="0" w:noHBand="0" w:noVBand="0"/>
+        <w:tblLook w:val="04A0" w:firstRow="1" w:lastRow="0" w:firstColumn="1" w:lastColumn="0" w:noHBand="0" w:noVBand="1"/>
       </w:tblPr>
       <w:tblGrid>
         <w:gridCol w:w="4513"/>
@@ -3996,7 +3996,7 @@
         </w:rPr>
         <w:lastRenderedPageBreak/>
         <w:drawing>
-          <wp:inline distT="0" distB="0" distL="0" distR="0" wp14:anchorId="6DF0568C" wp14:editId="38352F79">
+          <wp:inline distT="0" distB="0" distL="0" distR="0" wp14:anchorId="65EC7974" wp14:editId="3BFC45F6">
             <wp:extent cx="5715000" cy="3571875"/>
             <wp:effectExtent l="0" t="0" r="0" b="0"/>
             <wp:docPr id="364" name="44-exports.png" descr="A página Exportações com a lista de exportações e um botão Transferir nas concluídas." title="A página Exportações com a lista de exportações e um botão Transferir nas concluídas."/>
@@ -4049,7 +4049,7 @@
         <w:pStyle w:val="Ttulo1"/>
         <w:pageBreakBefore/>
       </w:pPr>
-      <w:bookmarkStart w:id="6" w:name="_Toc241745898"/>
+      <w:bookmarkStart w:id="6" w:name="_Toc241748738"/>
       <w:r>
         <w:lastRenderedPageBreak/>
         <w:t>Agendamentos</w:t>
@@ -4072,7 +4072,7 @@
           <w:noProof/>
         </w:rPr>
         <w:drawing>
-          <wp:inline distT="0" distB="0" distL="0" distR="0" wp14:anchorId="6B6AFD1C" wp14:editId="027D184E">
+          <wp:inline distT="0" distB="0" distL="0" distR="0" wp14:anchorId="5814BAA5" wp14:editId="2E492256">
             <wp:extent cx="3743325" cy="4676775"/>
             <wp:effectExtent l="0" t="0" r="0" b="0"/>
             <wp:docPr id="365" name="32-schedule-new-dialog.png" descr="A caixa de diálogo Novo Agendamento com mapa, nome, frequência, fuso horário e formato de saída." title="A caixa de diálogo Novo Agendamento com mapa, nome, frequência, fuso horário e formato de saída."/>
@@ -4358,7 +4358,7 @@
           <w:left w:w="10" w:type="dxa"/>
           <w:right w:w="10" w:type="dxa"/>
         </w:tblCellMar>
-        <w:tblLook w:val="0000" w:firstRow="0" w:lastRow="0" w:firstColumn="0" w:lastColumn="0" w:noHBand="0" w:noVBand="0"/>
+        <w:tblLook w:val="04A0" w:firstRow="1" w:lastRow="0" w:firstColumn="1" w:lastColumn="0" w:noHBand="0" w:noVBand="1"/>
       </w:tblPr>
       <w:tblGrid>
         <w:gridCol w:w="4513"/>
@@ -4700,7 +4700,7 @@
         <w:pStyle w:val="Ttulo1"/>
         <w:pageBreakBefore/>
       </w:pPr>
-      <w:bookmarkStart w:id="7" w:name="_Toc241745899"/>
+      <w:bookmarkStart w:id="7" w:name="_Toc241748739"/>
       <w:r>
         <w:lastRenderedPageBreak/>
         <w:t>Definições</w:t>
@@ -4733,7 +4733,7 @@
           <w:noProof/>
         </w:rPr>
         <w:drawing>
-          <wp:inline distT="0" distB="0" distL="0" distR="0" wp14:anchorId="141A2901" wp14:editId="4AA3B57A">
+          <wp:inline distT="0" distB="0" distL="0" distR="0" wp14:anchorId="46B70147" wp14:editId="75B8D7EE">
             <wp:extent cx="5715000" cy="3571875"/>
             <wp:effectExtent l="0" t="0" r="0" b="0"/>
             <wp:docPr id="366" name="04-settings.png" descr="A página Definições com os cartões Idioma de exibição, Aparência e Paleta." title="A página Definições com os cartões Idioma de exibição, Aparência e Paleta."/>
@@ -5042,7 +5042,7 @@
         <w:sz w:val="16"/>
         <w:szCs w:val="16"/>
       </w:rPr>
-      <w:t>Discoverer Neo 2.1.0 · Guia rápido · USER</w:t>
+      <w:t>Discoverer Neo 2.1.1 · Guia rápido · USER</w:t>
     </w:r>
   </w:p>
 </w:hdr>
@@ -5051,10 +5051,96 @@
 <file path=word/numbering.xml><?xml version="1.0" encoding="utf-8"?>
 <w:numbering xmlns:wpc="http://schemas.microsoft.com/office/word/2010/wordprocessingCanvas" xmlns:cx="http://schemas.microsoft.com/office/drawing/2014/chartex" xmlns:cx1="http://schemas.microsoft.com/office/drawing/2015/9/8/chartex" xmlns:cx2="http://schemas.microsoft.com/office/drawing/2015/10/21/chartex" xmlns:cx3="http://schemas.microsoft.com/office/drawing/2016/5/9/chartex" xmlns:cx4="http://schemas.microsoft.com/office/drawing/2016/5/10/chartex" xmlns:cx5="http://schemas.microsoft.com/office/drawing/2016/5/11/chartex" xmlns:cx6="http://schemas.microsoft.com/office/drawing/2016/5/12/chartex" xmlns:cx7="http://schemas.microsoft.com/office/drawing/2016/5/13/chartex" xmlns:cx8="http://schemas.microsoft.com/office/drawing/2016/5/14/chartex" xmlns:mc="http://schemas.openxmlformats.org/markup-compatibility/2006" xmlns:aink="http://schemas.microsoft.com/office/drawing/2016/ink" xmlns:am3d="http://schemas.microsoft.com/office/drawing/2017/model3d" xmlns:o="urn:schemas-microsoft-com:office:office" xmlns:oel="http://schemas.microsoft.com/office/2019/extlst" xmlns:r="http://schemas.openxmlformats.org/officeDocument/2006/relationships" xmlns:m="http://schemas.openxmlformats.org/officeDocument/2006/math" xmlns:v="urn:schemas-microsoft-com:vml" xmlns:wp14="http://schemas.microsoft.com/office/word/2010/wordprocessingDrawing" xmlns:wp="http://schemas.openxmlformats.org/drawingml/2006/wordprocessingDrawing" xmlns:w10="urn:schemas-microsoft-com:office:word" xmlns:w="http://schemas.openxmlformats.org/wordprocessingml/2006/main" xmlns:w14="http://schemas.microsoft.com/office/word/2010/wordml" xmlns:w15="http://schemas.microsoft.com/office/word/2012/wordml" xmlns:w16cex="http://schemas.microsoft.com/office/word/2018/wordml/cex" xmlns:w16cid="http://schemas.microsoft.com/office/word/2016/wordml/cid" xmlns:w16="http://schemas.microsoft.com/office/word/2018/wordml" xmlns:w16sdtdh="http://schemas.microsoft.com/office/word/2020/wordml/sdtdatahash" xmlns:w16se="http://schemas.microsoft.com/office/word/2015/wordml/symex" xmlns:wpg="http://schemas.microsoft.com/office/word/2010/wordprocessingGroup" xmlns:wpi="http://schemas.microsoft.com/office/word/2010/wordprocessingInk" xmlns:wne="http://schemas.microsoft.com/office/word/2006/wordml" xmlns:wps="http://schemas.microsoft.com/office/word/2010/wordprocessingShape" mc:Ignorable="w14 w15 w16se w16cid w16 w16cex w16sdtdh wp14">
   <w:abstractNum w:abstractNumId="0" w15:restartNumberingAfterBreak="0">
-    <w:nsid w:val="04F7212D"/>
+    <w:nsid w:val="1A655784"/>
     <w:multiLevelType w:val="hybridMultilevel"/>
-    <w:tmpl w:val="DE62D4EE"/>
-    <w:lvl w:ilvl="0" w:tplc="53AA18D0">
+    <w:tmpl w:val="573E5CEC"/>
+    <w:lvl w:ilvl="0" w:tplc="23F0355E" w:tentative="1">
+      <w:start w:val="1"/>
+      <w:numFmt w:val="bullet"/>
+      <w:lvlText w:val="●"/>
+      <w:lvlJc w:val="left"/>
+      <w:pPr>
+        <w:ind w:left="720" w:hanging="360"/>
+      </w:pPr>
+    </w:lvl>
+    <w:lvl w:ilvl="1" w:tplc="9DB6BDD6" w:tentative="1">
+      <w:start w:val="1"/>
+      <w:numFmt w:val="bullet"/>
+      <w:lvlText w:val="○"/>
+      <w:lvlJc w:val="left"/>
+      <w:pPr>
+        <w:ind w:left="1440" w:hanging="360"/>
+      </w:pPr>
+    </w:lvl>
+    <w:lvl w:ilvl="2" w:tplc="70BA17FC" w:tentative="1">
+      <w:start w:val="1"/>
+      <w:numFmt w:val="bullet"/>
+      <w:lvlText w:val="■"/>
+      <w:lvlJc w:val="left"/>
+      <w:pPr>
+        <w:ind w:left="2160" w:hanging="360"/>
+      </w:pPr>
+    </w:lvl>
+    <w:lvl w:ilvl="3" w:tplc="89E0C276" w:tentative="1">
+      <w:start w:val="1"/>
+      <w:numFmt w:val="bullet"/>
+      <w:lvlText w:val="●"/>
+      <w:lvlJc w:val="left"/>
+      <w:pPr>
+        <w:ind w:left="2880" w:hanging="360"/>
+      </w:pPr>
+    </w:lvl>
+    <w:lvl w:ilvl="4" w:tplc="E0CA36C2" w:tentative="1">
+      <w:start w:val="1"/>
+      <w:numFmt w:val="bullet"/>
+      <w:lvlText w:val="○"/>
+      <w:lvlJc w:val="left"/>
+      <w:pPr>
+        <w:ind w:left="3600" w:hanging="360"/>
+      </w:pPr>
+    </w:lvl>
+    <w:lvl w:ilvl="5" w:tplc="2F1A7F54" w:tentative="1">
+      <w:start w:val="1"/>
+      <w:numFmt w:val="bullet"/>
+      <w:lvlText w:val="■"/>
+      <w:lvlJc w:val="left"/>
+      <w:pPr>
+        <w:ind w:left="4320" w:hanging="360"/>
+      </w:pPr>
+    </w:lvl>
+    <w:lvl w:ilvl="6" w:tplc="599070F4" w:tentative="1">
+      <w:start w:val="1"/>
+      <w:numFmt w:val="bullet"/>
+      <w:lvlText w:val="●"/>
+      <w:lvlJc w:val="left"/>
+      <w:pPr>
+        <w:ind w:left="5040" w:hanging="360"/>
+      </w:pPr>
+    </w:lvl>
+    <w:lvl w:ilvl="7" w:tplc="DAEE873C" w:tentative="1">
+      <w:start w:val="1"/>
+      <w:numFmt w:val="bullet"/>
+      <w:lvlText w:val="●"/>
+      <w:lvlJc w:val="left"/>
+      <w:pPr>
+        <w:ind w:left="5760" w:hanging="360"/>
+      </w:pPr>
+    </w:lvl>
+    <w:lvl w:ilvl="8" w:tplc="A47CCD8C" w:tentative="1">
+      <w:start w:val="1"/>
+      <w:numFmt w:val="bullet"/>
+      <w:lvlText w:val="●"/>
+      <w:lvlJc w:val="left"/>
+      <w:pPr>
+        <w:ind w:left="6480" w:hanging="360"/>
+      </w:pPr>
+    </w:lvl>
+  </w:abstractNum>
+  <w:abstractNum w:abstractNumId="1" w15:restartNumberingAfterBreak="0">
+    <w:nsid w:val="2DF12027"/>
+    <w:multiLevelType w:val="hybridMultilevel"/>
+    <w:tmpl w:val="4ED220EA"/>
+    <w:lvl w:ilvl="0" w:tplc="2E2CDCB6">
       <w:start w:val="1"/>
       <w:numFmt w:val="decimal"/>
       <w:lvlText w:val="%1."/>
@@ -5063,7 +5149,7 @@
         <w:ind w:left="360" w:hanging="300"/>
       </w:pPr>
     </w:lvl>
-    <w:lvl w:ilvl="1" w:tplc="532E958C" w:tentative="1">
+    <w:lvl w:ilvl="1" w:tplc="CF1270A8" w:tentative="1">
       <w:start w:val="1"/>
       <w:numFmt w:val="lowerLetter"/>
       <w:lvlText w:val="%2."/>
@@ -5072,47 +5158,47 @@
         <w:ind w:left="720" w:hanging="300"/>
       </w:pPr>
     </w:lvl>
-    <w:lvl w:ilvl="2" w:tplc="87CAB160">
+    <w:lvl w:ilvl="2" w:tplc="6756A5EA">
       <w:numFmt w:val="decimal"/>
       <w:lvlText w:val=""/>
       <w:lvlJc w:val="left"/>
     </w:lvl>
-    <w:lvl w:ilvl="3" w:tplc="35C88144">
+    <w:lvl w:ilvl="3" w:tplc="6E3420BC">
       <w:numFmt w:val="decimal"/>
       <w:lvlText w:val=""/>
       <w:lvlJc w:val="left"/>
     </w:lvl>
-    <w:lvl w:ilvl="4" w:tplc="B142B92A">
+    <w:lvl w:ilvl="4" w:tplc="1622804E">
       <w:numFmt w:val="decimal"/>
       <w:lvlText w:val=""/>
       <w:lvlJc w:val="left"/>
     </w:lvl>
-    <w:lvl w:ilvl="5" w:tplc="2EF255CA">
+    <w:lvl w:ilvl="5" w:tplc="9CB09EFA">
       <w:numFmt w:val="decimal"/>
       <w:lvlText w:val=""/>
       <w:lvlJc w:val="left"/>
     </w:lvl>
-    <w:lvl w:ilvl="6" w:tplc="97F65EAA">
+    <w:lvl w:ilvl="6" w:tplc="663472A6">
       <w:numFmt w:val="decimal"/>
       <w:lvlText w:val=""/>
       <w:lvlJc w:val="left"/>
     </w:lvl>
-    <w:lvl w:ilvl="7" w:tplc="02DC1E3E">
+    <w:lvl w:ilvl="7" w:tplc="C45ECFDA">
       <w:numFmt w:val="decimal"/>
       <w:lvlText w:val=""/>
       <w:lvlJc w:val="left"/>
     </w:lvl>
-    <w:lvl w:ilvl="8" w:tplc="AC70EE9C">
+    <w:lvl w:ilvl="8" w:tplc="9B9C2B04">
       <w:numFmt w:val="decimal"/>
       <w:lvlText w:val=""/>
       <w:lvlJc w:val="left"/>
     </w:lvl>
   </w:abstractNum>
-  <w:abstractNum w:abstractNumId="1" w15:restartNumberingAfterBreak="0">
-    <w:nsid w:val="1E125459"/>
+  <w:abstractNum w:abstractNumId="2" w15:restartNumberingAfterBreak="0">
+    <w:nsid w:val="338D55AD"/>
     <w:multiLevelType w:val="hybridMultilevel"/>
-    <w:tmpl w:val="58485E18"/>
-    <w:lvl w:ilvl="0" w:tplc="33B2B484">
+    <w:tmpl w:val="2DF4548A"/>
+    <w:lvl w:ilvl="0" w:tplc="C9CAE1AC">
       <w:start w:val="1"/>
       <w:numFmt w:val="decimal"/>
       <w:lvlText w:val="%1."/>
@@ -5121,7 +5207,7 @@
         <w:ind w:left="360" w:hanging="300"/>
       </w:pPr>
     </w:lvl>
-    <w:lvl w:ilvl="1" w:tplc="CB3AE370" w:tentative="1">
+    <w:lvl w:ilvl="1" w:tplc="13945122" w:tentative="1">
       <w:start w:val="1"/>
       <w:numFmt w:val="lowerLetter"/>
       <w:lvlText w:val="%2."/>
@@ -5130,47 +5216,47 @@
         <w:ind w:left="720" w:hanging="300"/>
       </w:pPr>
     </w:lvl>
-    <w:lvl w:ilvl="2" w:tplc="0672B164">
+    <w:lvl w:ilvl="2" w:tplc="F39C589E">
       <w:numFmt w:val="decimal"/>
       <w:lvlText w:val=""/>
       <w:lvlJc w:val="left"/>
     </w:lvl>
-    <w:lvl w:ilvl="3" w:tplc="F864D64C">
+    <w:lvl w:ilvl="3" w:tplc="0366B602">
       <w:numFmt w:val="decimal"/>
       <w:lvlText w:val=""/>
       <w:lvlJc w:val="left"/>
     </w:lvl>
-    <w:lvl w:ilvl="4" w:tplc="989897DE">
+    <w:lvl w:ilvl="4" w:tplc="ECA2A452">
       <w:numFmt w:val="decimal"/>
       <w:lvlText w:val=""/>
       <w:lvlJc w:val="left"/>
     </w:lvl>
-    <w:lvl w:ilvl="5" w:tplc="C936B740">
+    <w:lvl w:ilvl="5" w:tplc="837E21DE">
       <w:numFmt w:val="decimal"/>
       <w:lvlText w:val=""/>
       <w:lvlJc w:val="left"/>
     </w:lvl>
-    <w:lvl w:ilvl="6" w:tplc="BAC4A848">
+    <w:lvl w:ilvl="6" w:tplc="98F68A0A">
       <w:numFmt w:val="decimal"/>
       <w:lvlText w:val=""/>
       <w:lvlJc w:val="left"/>
     </w:lvl>
-    <w:lvl w:ilvl="7" w:tplc="4C26DA82">
+    <w:lvl w:ilvl="7" w:tplc="246247BA">
       <w:numFmt w:val="decimal"/>
       <w:lvlText w:val=""/>
       <w:lvlJc w:val="left"/>
     </w:lvl>
-    <w:lvl w:ilvl="8" w:tplc="27A2DB36">
+    <w:lvl w:ilvl="8" w:tplc="233AE8FE">
       <w:numFmt w:val="decimal"/>
       <w:lvlText w:val=""/>
       <w:lvlJc w:val="left"/>
     </w:lvl>
   </w:abstractNum>
-  <w:abstractNum w:abstractNumId="2" w15:restartNumberingAfterBreak="0">
-    <w:nsid w:val="2E58269F"/>
+  <w:abstractNum w:abstractNumId="3" w15:restartNumberingAfterBreak="0">
+    <w:nsid w:val="34CF30A6"/>
     <w:multiLevelType w:val="hybridMultilevel"/>
-    <w:tmpl w:val="A328B82A"/>
-    <w:lvl w:ilvl="0" w:tplc="9C7EFD98">
+    <w:tmpl w:val="F8D0FAC2"/>
+    <w:lvl w:ilvl="0" w:tplc="A9967948">
       <w:start w:val="1"/>
       <w:numFmt w:val="decimal"/>
       <w:lvlText w:val="%1."/>
@@ -5179,7 +5265,7 @@
         <w:ind w:left="360" w:hanging="300"/>
       </w:pPr>
     </w:lvl>
-    <w:lvl w:ilvl="1" w:tplc="7CCE602A" w:tentative="1">
+    <w:lvl w:ilvl="1" w:tplc="30D010CA" w:tentative="1">
       <w:start w:val="1"/>
       <w:numFmt w:val="lowerLetter"/>
       <w:lvlText w:val="%2."/>
@@ -5188,47 +5274,47 @@
         <w:ind w:left="720" w:hanging="300"/>
       </w:pPr>
     </w:lvl>
-    <w:lvl w:ilvl="2" w:tplc="A9C0D43E">
+    <w:lvl w:ilvl="2" w:tplc="8946D31A">
       <w:numFmt w:val="decimal"/>
       <w:lvlText w:val=""/>
       <w:lvlJc w:val="left"/>
     </w:lvl>
-    <w:lvl w:ilvl="3" w:tplc="FD043B42">
+    <w:lvl w:ilvl="3" w:tplc="268AE412">
       <w:numFmt w:val="decimal"/>
       <w:lvlText w:val=""/>
       <w:lvlJc w:val="left"/>
     </w:lvl>
-    <w:lvl w:ilvl="4" w:tplc="AC584EDC">
+    <w:lvl w:ilvl="4" w:tplc="4AC4B406">
       <w:numFmt w:val="decimal"/>
       <w:lvlText w:val=""/>
       <w:lvlJc w:val="left"/>
     </w:lvl>
-    <w:lvl w:ilvl="5" w:tplc="D27A143C">
+    <w:lvl w:ilvl="5" w:tplc="D20819AC">
       <w:numFmt w:val="decimal"/>
       <w:lvlText w:val=""/>
       <w:lvlJc w:val="left"/>
     </w:lvl>
-    <w:lvl w:ilvl="6" w:tplc="8832476E">
+    <w:lvl w:ilvl="6" w:tplc="1A48B470">
       <w:numFmt w:val="decimal"/>
       <w:lvlText w:val=""/>
       <w:lvlJc w:val="left"/>
     </w:lvl>
-    <w:lvl w:ilvl="7" w:tplc="B3F43786">
+    <w:lvl w:ilvl="7" w:tplc="D3448E66">
       <w:numFmt w:val="decimal"/>
       <w:lvlText w:val=""/>
       <w:lvlJc w:val="left"/>
     </w:lvl>
-    <w:lvl w:ilvl="8" w:tplc="76E25E1C">
+    <w:lvl w:ilvl="8" w:tplc="4A202034">
       <w:numFmt w:val="decimal"/>
       <w:lvlText w:val=""/>
       <w:lvlJc w:val="left"/>
     </w:lvl>
   </w:abstractNum>
-  <w:abstractNum w:abstractNumId="3" w15:restartNumberingAfterBreak="0">
-    <w:nsid w:val="3B015803"/>
+  <w:abstractNum w:abstractNumId="4" w15:restartNumberingAfterBreak="0">
+    <w:nsid w:val="3874075C"/>
     <w:multiLevelType w:val="hybridMultilevel"/>
-    <w:tmpl w:val="42FAFAC2"/>
-    <w:lvl w:ilvl="0" w:tplc="7D0EE780">
+    <w:tmpl w:val="29EE196C"/>
+    <w:lvl w:ilvl="0" w:tplc="BD54CD9C">
       <w:start w:val="1"/>
       <w:numFmt w:val="decimal"/>
       <w:lvlText w:val="%1."/>
@@ -5237,7 +5323,7 @@
         <w:ind w:left="360" w:hanging="300"/>
       </w:pPr>
     </w:lvl>
-    <w:lvl w:ilvl="1" w:tplc="B94C23AC" w:tentative="1">
+    <w:lvl w:ilvl="1" w:tplc="6DA2752A" w:tentative="1">
       <w:start w:val="1"/>
       <w:numFmt w:val="lowerLetter"/>
       <w:lvlText w:val="%2."/>
@@ -5246,47 +5332,105 @@
         <w:ind w:left="720" w:hanging="300"/>
       </w:pPr>
     </w:lvl>
-    <w:lvl w:ilvl="2" w:tplc="F3C2DA00">
+    <w:lvl w:ilvl="2" w:tplc="57C44C0C">
       <w:numFmt w:val="decimal"/>
       <w:lvlText w:val=""/>
       <w:lvlJc w:val="left"/>
     </w:lvl>
-    <w:lvl w:ilvl="3" w:tplc="C714EB64">
+    <w:lvl w:ilvl="3" w:tplc="E41C9564">
       <w:numFmt w:val="decimal"/>
       <w:lvlText w:val=""/>
       <w:lvlJc w:val="left"/>
     </w:lvl>
-    <w:lvl w:ilvl="4" w:tplc="06D8DA7A">
+    <w:lvl w:ilvl="4" w:tplc="8236D4F4">
       <w:numFmt w:val="decimal"/>
       <w:lvlText w:val=""/>
       <w:lvlJc w:val="left"/>
     </w:lvl>
-    <w:lvl w:ilvl="5" w:tplc="20EA36A2">
+    <w:lvl w:ilvl="5" w:tplc="46AA7E8C">
       <w:numFmt w:val="decimal"/>
       <w:lvlText w:val=""/>
       <w:lvlJc w:val="left"/>
     </w:lvl>
-    <w:lvl w:ilvl="6" w:tplc="3542B098">
+    <w:lvl w:ilvl="6" w:tplc="66343A84">
       <w:numFmt w:val="decimal"/>
       <w:lvlText w:val=""/>
       <w:lvlJc w:val="left"/>
     </w:lvl>
-    <w:lvl w:ilvl="7" w:tplc="316ED25E">
+    <w:lvl w:ilvl="7" w:tplc="44B67F7E">
       <w:numFmt w:val="decimal"/>
       <w:lvlText w:val=""/>
       <w:lvlJc w:val="left"/>
     </w:lvl>
-    <w:lvl w:ilvl="8" w:tplc="DA44FC20">
+    <w:lvl w:ilvl="8" w:tplc="7DB2B046">
       <w:numFmt w:val="decimal"/>
       <w:lvlText w:val=""/>
       <w:lvlJc w:val="left"/>
     </w:lvl>
   </w:abstractNum>
-  <w:abstractNum w:abstractNumId="4" w15:restartNumberingAfterBreak="0">
-    <w:nsid w:val="4C8B2A35"/>
+  <w:abstractNum w:abstractNumId="5" w15:restartNumberingAfterBreak="0">
+    <w:nsid w:val="49F46A33"/>
     <w:multiLevelType w:val="hybridMultilevel"/>
-    <w:tmpl w:val="EA94EDC6"/>
-    <w:lvl w:ilvl="0" w:tplc="478AD3DC">
+    <w:tmpl w:val="085ACBC6"/>
+    <w:lvl w:ilvl="0" w:tplc="023AA3FC" w:tentative="1">
+      <w:start w:val="1"/>
+      <w:numFmt w:val="bullet"/>
+      <w:lvlText w:val="•"/>
+      <w:lvlJc w:val="left"/>
+      <w:pPr>
+        <w:ind w:left="360" w:hanging="260"/>
+      </w:pPr>
+    </w:lvl>
+    <w:lvl w:ilvl="1" w:tplc="9F40FB18" w:tentative="1">
+      <w:start w:val="1"/>
+      <w:numFmt w:val="bullet"/>
+      <w:lvlText w:val="–"/>
+      <w:lvlJc w:val="left"/>
+      <w:pPr>
+        <w:ind w:left="720" w:hanging="260"/>
+      </w:pPr>
+    </w:lvl>
+    <w:lvl w:ilvl="2" w:tplc="517EBB14">
+      <w:numFmt w:val="decimal"/>
+      <w:lvlText w:val=""/>
+      <w:lvlJc w:val="left"/>
+    </w:lvl>
+    <w:lvl w:ilvl="3" w:tplc="663C9C14">
+      <w:numFmt w:val="decimal"/>
+      <w:lvlText w:val=""/>
+      <w:lvlJc w:val="left"/>
+    </w:lvl>
+    <w:lvl w:ilvl="4" w:tplc="485EB7E6">
+      <w:numFmt w:val="decimal"/>
+      <w:lvlText w:val=""/>
+      <w:lvlJc w:val="left"/>
+    </w:lvl>
+    <w:lvl w:ilvl="5" w:tplc="710EAFDC">
+      <w:numFmt w:val="decimal"/>
+      <w:lvlText w:val=""/>
+      <w:lvlJc w:val="left"/>
+    </w:lvl>
+    <w:lvl w:ilvl="6" w:tplc="121C2286">
+      <w:numFmt w:val="decimal"/>
+      <w:lvlText w:val=""/>
+      <w:lvlJc w:val="left"/>
+    </w:lvl>
+    <w:lvl w:ilvl="7" w:tplc="BB90213A">
+      <w:numFmt w:val="decimal"/>
+      <w:lvlText w:val=""/>
+      <w:lvlJc w:val="left"/>
+    </w:lvl>
+    <w:lvl w:ilvl="8" w:tplc="293A084A">
+      <w:numFmt w:val="decimal"/>
+      <w:lvlText w:val=""/>
+      <w:lvlJc w:val="left"/>
+    </w:lvl>
+  </w:abstractNum>
+  <w:abstractNum w:abstractNumId="6" w15:restartNumberingAfterBreak="0">
+    <w:nsid w:val="4B2A572A"/>
+    <w:multiLevelType w:val="hybridMultilevel"/>
+    <w:tmpl w:val="781E7A5E"/>
+    <w:lvl w:ilvl="0" w:tplc="D79AE8D4">
       <w:start w:val="1"/>
       <w:numFmt w:val="decimal"/>
       <w:lvlText w:val="%1."/>
@@ -5295,7 +5439,7 @@
         <w:ind w:left="360" w:hanging="300"/>
       </w:pPr>
     </w:lvl>
-    <w:lvl w:ilvl="1" w:tplc="5114BDAE" w:tentative="1">
+    <w:lvl w:ilvl="1" w:tplc="8F32E59C" w:tentative="1">
       <w:start w:val="1"/>
       <w:numFmt w:val="lowerLetter"/>
       <w:lvlText w:val="%2."/>
@@ -5304,47 +5448,47 @@
         <w:ind w:left="720" w:hanging="300"/>
       </w:pPr>
     </w:lvl>
-    <w:lvl w:ilvl="2" w:tplc="68BEA69C">
+    <w:lvl w:ilvl="2" w:tplc="120EFF7A">
       <w:numFmt w:val="decimal"/>
       <w:lvlText w:val=""/>
       <w:lvlJc w:val="left"/>
     </w:lvl>
-    <w:lvl w:ilvl="3" w:tplc="5C3012FC">
+    <w:lvl w:ilvl="3" w:tplc="9D3467FC">
       <w:numFmt w:val="decimal"/>
       <w:lvlText w:val=""/>
       <w:lvlJc w:val="left"/>
     </w:lvl>
-    <w:lvl w:ilvl="4" w:tplc="A7DE84E2">
+    <w:lvl w:ilvl="4" w:tplc="ADD8E1E8">
       <w:numFmt w:val="decimal"/>
       <w:lvlText w:val=""/>
       <w:lvlJc w:val="left"/>
     </w:lvl>
-    <w:lvl w:ilvl="5" w:tplc="38CC72A8">
+    <w:lvl w:ilvl="5" w:tplc="3F38A4A2">
       <w:numFmt w:val="decimal"/>
       <w:lvlText w:val=""/>
       <w:lvlJc w:val="left"/>
     </w:lvl>
-    <w:lvl w:ilvl="6" w:tplc="023E735A">
+    <w:lvl w:ilvl="6" w:tplc="6EFA0EB8">
       <w:numFmt w:val="decimal"/>
       <w:lvlText w:val=""/>
       <w:lvlJc w:val="left"/>
     </w:lvl>
-    <w:lvl w:ilvl="7" w:tplc="E4DA1564">
+    <w:lvl w:ilvl="7" w:tplc="28886666">
       <w:numFmt w:val="decimal"/>
       <w:lvlText w:val=""/>
       <w:lvlJc w:val="left"/>
     </w:lvl>
-    <w:lvl w:ilvl="8" w:tplc="EAFC6C1E">
+    <w:lvl w:ilvl="8" w:tplc="C62AEDD8">
       <w:numFmt w:val="decimal"/>
       <w:lvlText w:val=""/>
       <w:lvlJc w:val="left"/>
     </w:lvl>
   </w:abstractNum>
-  <w:abstractNum w:abstractNumId="5" w15:restartNumberingAfterBreak="0">
-    <w:nsid w:val="53287E4C"/>
+  <w:abstractNum w:abstractNumId="7" w15:restartNumberingAfterBreak="0">
+    <w:nsid w:val="4C08071C"/>
     <w:multiLevelType w:val="hybridMultilevel"/>
-    <w:tmpl w:val="E430AA4A"/>
-    <w:lvl w:ilvl="0" w:tplc="6116E9CA">
+    <w:tmpl w:val="F294A5DC"/>
+    <w:lvl w:ilvl="0" w:tplc="8548B528">
       <w:start w:val="1"/>
       <w:numFmt w:val="decimal"/>
       <w:lvlText w:val="%1."/>
@@ -5353,7 +5497,7 @@
         <w:ind w:left="360" w:hanging="300"/>
       </w:pPr>
     </w:lvl>
-    <w:lvl w:ilvl="1" w:tplc="7A0ED3B2" w:tentative="1">
+    <w:lvl w:ilvl="1" w:tplc="33FEF640" w:tentative="1">
       <w:start w:val="1"/>
       <w:numFmt w:val="lowerLetter"/>
       <w:lvlText w:val="%2."/>
@@ -5362,47 +5506,47 @@
         <w:ind w:left="720" w:hanging="300"/>
       </w:pPr>
     </w:lvl>
-    <w:lvl w:ilvl="2" w:tplc="0B76018C">
+    <w:lvl w:ilvl="2" w:tplc="A2285446">
       <w:numFmt w:val="decimal"/>
       <w:lvlText w:val=""/>
       <w:lvlJc w:val="left"/>
     </w:lvl>
-    <w:lvl w:ilvl="3" w:tplc="BA0261D2">
+    <w:lvl w:ilvl="3" w:tplc="514AE130">
       <w:numFmt w:val="decimal"/>
       <w:lvlText w:val=""/>
       <w:lvlJc w:val="left"/>
     </w:lvl>
-    <w:lvl w:ilvl="4" w:tplc="5284E70A">
+    <w:lvl w:ilvl="4" w:tplc="AABC8816">
       <w:numFmt w:val="decimal"/>
       <w:lvlText w:val=""/>
       <w:lvlJc w:val="left"/>
     </w:lvl>
-    <w:lvl w:ilvl="5" w:tplc="EF900A20">
+    <w:lvl w:ilvl="5" w:tplc="4FA4D33A">
       <w:numFmt w:val="decimal"/>
       <w:lvlText w:val=""/>
       <w:lvlJc w:val="left"/>
     </w:lvl>
-    <w:lvl w:ilvl="6" w:tplc="E6D63F9A">
+    <w:lvl w:ilvl="6" w:tplc="F230A112">
       <w:numFmt w:val="decimal"/>
       <w:lvlText w:val=""/>
       <w:lvlJc w:val="left"/>
     </w:lvl>
-    <w:lvl w:ilvl="7" w:tplc="74B2464A">
+    <w:lvl w:ilvl="7" w:tplc="D938D95E">
       <w:numFmt w:val="decimal"/>
       <w:lvlText w:val=""/>
       <w:lvlJc w:val="left"/>
     </w:lvl>
-    <w:lvl w:ilvl="8" w:tplc="E7880274">
+    <w:lvl w:ilvl="8" w:tplc="8938C764">
       <w:numFmt w:val="decimal"/>
       <w:lvlText w:val=""/>
       <w:lvlJc w:val="left"/>
     </w:lvl>
   </w:abstractNum>
-  <w:abstractNum w:abstractNumId="6" w15:restartNumberingAfterBreak="0">
-    <w:nsid w:val="581E3F5E"/>
+  <w:abstractNum w:abstractNumId="8" w15:restartNumberingAfterBreak="0">
+    <w:nsid w:val="61E433B4"/>
     <w:multiLevelType w:val="hybridMultilevel"/>
-    <w:tmpl w:val="7A9891C6"/>
-    <w:lvl w:ilvl="0" w:tplc="CC1CCB0E">
+    <w:tmpl w:val="8118F6D6"/>
+    <w:lvl w:ilvl="0" w:tplc="1E5890BC">
       <w:start w:val="1"/>
       <w:numFmt w:val="decimal"/>
       <w:lvlText w:val="%1."/>
@@ -5411,7 +5555,7 @@
         <w:ind w:left="360" w:hanging="300"/>
       </w:pPr>
     </w:lvl>
-    <w:lvl w:ilvl="1" w:tplc="4CA6D42C" w:tentative="1">
+    <w:lvl w:ilvl="1" w:tplc="FAA8B8A8" w:tentative="1">
       <w:start w:val="1"/>
       <w:numFmt w:val="lowerLetter"/>
       <w:lvlText w:val="%2."/>
@@ -5420,230 +5564,86 @@
         <w:ind w:left="720" w:hanging="300"/>
       </w:pPr>
     </w:lvl>
-    <w:lvl w:ilvl="2" w:tplc="16CC04C4">
+    <w:lvl w:ilvl="2" w:tplc="8B909032">
       <w:numFmt w:val="decimal"/>
       <w:lvlText w:val=""/>
       <w:lvlJc w:val="left"/>
     </w:lvl>
-    <w:lvl w:ilvl="3" w:tplc="18CA578A">
+    <w:lvl w:ilvl="3" w:tplc="360A6EA0">
       <w:numFmt w:val="decimal"/>
       <w:lvlText w:val=""/>
       <w:lvlJc w:val="left"/>
     </w:lvl>
-    <w:lvl w:ilvl="4" w:tplc="B914B1F0">
+    <w:lvl w:ilvl="4" w:tplc="81A63130">
       <w:numFmt w:val="decimal"/>
       <w:lvlText w:val=""/>
       <w:lvlJc w:val="left"/>
     </w:lvl>
-    <w:lvl w:ilvl="5" w:tplc="F6E0AE02">
+    <w:lvl w:ilvl="5" w:tplc="77BA8E76">
       <w:numFmt w:val="decimal"/>
       <w:lvlText w:val=""/>
       <w:lvlJc w:val="left"/>
     </w:lvl>
-    <w:lvl w:ilvl="6" w:tplc="EFFE9644">
+    <w:lvl w:ilvl="6" w:tplc="ADD67CA2">
       <w:numFmt w:val="decimal"/>
       <w:lvlText w:val=""/>
       <w:lvlJc w:val="left"/>
     </w:lvl>
-    <w:lvl w:ilvl="7" w:tplc="2236C234">
+    <w:lvl w:ilvl="7" w:tplc="EFF04956">
       <w:numFmt w:val="decimal"/>
       <w:lvlText w:val=""/>
       <w:lvlJc w:val="left"/>
     </w:lvl>
-    <w:lvl w:ilvl="8" w:tplc="FCEEC7E6">
+    <w:lvl w:ilvl="8" w:tplc="BCFA451C">
       <w:numFmt w:val="decimal"/>
       <w:lvlText w:val=""/>
       <w:lvlJc w:val="left"/>
     </w:lvl>
   </w:abstractNum>
-  <w:abstractNum w:abstractNumId="7" w15:restartNumberingAfterBreak="0">
-    <w:nsid w:val="5A1C375A"/>
-    <w:multiLevelType w:val="hybridMultilevel"/>
-    <w:tmpl w:val="46BAD356"/>
-    <w:lvl w:ilvl="0" w:tplc="11CAD32A" w:tentative="1">
-      <w:start w:val="1"/>
-      <w:numFmt w:val="bullet"/>
-      <w:lvlText w:val="•"/>
-      <w:lvlJc w:val="left"/>
-      <w:pPr>
-        <w:ind w:left="360" w:hanging="260"/>
-      </w:pPr>
-    </w:lvl>
-    <w:lvl w:ilvl="1" w:tplc="9D7656C6" w:tentative="1">
-      <w:start w:val="1"/>
-      <w:numFmt w:val="bullet"/>
-      <w:lvlText w:val="–"/>
-      <w:lvlJc w:val="left"/>
-      <w:pPr>
-        <w:ind w:left="720" w:hanging="260"/>
-      </w:pPr>
-    </w:lvl>
-    <w:lvl w:ilvl="2" w:tplc="41829208">
-      <w:numFmt w:val="decimal"/>
-      <w:lvlText w:val=""/>
-      <w:lvlJc w:val="left"/>
-    </w:lvl>
-    <w:lvl w:ilvl="3" w:tplc="C576D85C">
-      <w:numFmt w:val="decimal"/>
-      <w:lvlText w:val=""/>
-      <w:lvlJc w:val="left"/>
-    </w:lvl>
-    <w:lvl w:ilvl="4" w:tplc="BA40DFFA">
-      <w:numFmt w:val="decimal"/>
-      <w:lvlText w:val=""/>
-      <w:lvlJc w:val="left"/>
-    </w:lvl>
-    <w:lvl w:ilvl="5" w:tplc="18E462EE">
-      <w:numFmt w:val="decimal"/>
-      <w:lvlText w:val=""/>
-      <w:lvlJc w:val="left"/>
-    </w:lvl>
-    <w:lvl w:ilvl="6" w:tplc="A8A41A74">
-      <w:numFmt w:val="decimal"/>
-      <w:lvlText w:val=""/>
-      <w:lvlJc w:val="left"/>
-    </w:lvl>
-    <w:lvl w:ilvl="7" w:tplc="3E70AE62">
-      <w:numFmt w:val="decimal"/>
-      <w:lvlText w:val=""/>
-      <w:lvlJc w:val="left"/>
-    </w:lvl>
-    <w:lvl w:ilvl="8" w:tplc="9C62DFE0">
-      <w:numFmt w:val="decimal"/>
-      <w:lvlText w:val=""/>
-      <w:lvlJc w:val="left"/>
-    </w:lvl>
-  </w:abstractNum>
-  <w:abstractNum w:abstractNumId="8" w15:restartNumberingAfterBreak="0">
-    <w:nsid w:val="74885864"/>
-    <w:multiLevelType w:val="hybridMultilevel"/>
-    <w:tmpl w:val="5600C7FC"/>
-    <w:lvl w:ilvl="0" w:tplc="8E84F8E2" w:tentative="1">
-      <w:start w:val="1"/>
-      <w:numFmt w:val="bullet"/>
-      <w:lvlText w:val="●"/>
-      <w:lvlJc w:val="left"/>
-      <w:pPr>
-        <w:ind w:left="720" w:hanging="360"/>
-      </w:pPr>
-    </w:lvl>
-    <w:lvl w:ilvl="1" w:tplc="A3CA1A36" w:tentative="1">
-      <w:start w:val="1"/>
-      <w:numFmt w:val="bullet"/>
-      <w:lvlText w:val="○"/>
-      <w:lvlJc w:val="left"/>
-      <w:pPr>
-        <w:ind w:left="1440" w:hanging="360"/>
-      </w:pPr>
-    </w:lvl>
-    <w:lvl w:ilvl="2" w:tplc="F6E8AB5A" w:tentative="1">
-      <w:start w:val="1"/>
-      <w:numFmt w:val="bullet"/>
-      <w:lvlText w:val="■"/>
-      <w:lvlJc w:val="left"/>
-      <w:pPr>
-        <w:ind w:left="2160" w:hanging="360"/>
-      </w:pPr>
-    </w:lvl>
-    <w:lvl w:ilvl="3" w:tplc="06C4049C" w:tentative="1">
-      <w:start w:val="1"/>
-      <w:numFmt w:val="bullet"/>
-      <w:lvlText w:val="●"/>
-      <w:lvlJc w:val="left"/>
-      <w:pPr>
-        <w:ind w:left="2880" w:hanging="360"/>
-      </w:pPr>
-    </w:lvl>
-    <w:lvl w:ilvl="4" w:tplc="4F7838E6" w:tentative="1">
-      <w:start w:val="1"/>
-      <w:numFmt w:val="bullet"/>
-      <w:lvlText w:val="○"/>
-      <w:lvlJc w:val="left"/>
-      <w:pPr>
-        <w:ind w:left="3600" w:hanging="360"/>
-      </w:pPr>
-    </w:lvl>
-    <w:lvl w:ilvl="5" w:tplc="4266C0C8" w:tentative="1">
-      <w:start w:val="1"/>
-      <w:numFmt w:val="bullet"/>
-      <w:lvlText w:val="■"/>
-      <w:lvlJc w:val="left"/>
-      <w:pPr>
-        <w:ind w:left="4320" w:hanging="360"/>
-      </w:pPr>
-    </w:lvl>
-    <w:lvl w:ilvl="6" w:tplc="62D2AE2E" w:tentative="1">
-      <w:start w:val="1"/>
-      <w:numFmt w:val="bullet"/>
-      <w:lvlText w:val="●"/>
-      <w:lvlJc w:val="left"/>
-      <w:pPr>
-        <w:ind w:left="5040" w:hanging="360"/>
-      </w:pPr>
-    </w:lvl>
-    <w:lvl w:ilvl="7" w:tplc="8F12392E" w:tentative="1">
-      <w:start w:val="1"/>
-      <w:numFmt w:val="bullet"/>
-      <w:lvlText w:val="●"/>
-      <w:lvlJc w:val="left"/>
-      <w:pPr>
-        <w:ind w:left="5760" w:hanging="360"/>
-      </w:pPr>
-    </w:lvl>
-    <w:lvl w:ilvl="8" w:tplc="03BE078A" w:tentative="1">
-      <w:start w:val="1"/>
-      <w:numFmt w:val="bullet"/>
-      <w:lvlText w:val="●"/>
-      <w:lvlJc w:val="left"/>
-      <w:pPr>
-        <w:ind w:left="6480" w:hanging="360"/>
-      </w:pPr>
-    </w:lvl>
-  </w:abstractNum>
-  <w:num w:numId="1" w16cid:durableId="1871719986">
+  <w:num w:numId="1" w16cid:durableId="288097577">
+    <w:abstractNumId w:val="0"/>
+    <w:lvlOverride w:ilvl="0">
+      <w:startOverride w:val="1"/>
+    </w:lvlOverride>
+  </w:num>
+  <w:num w:numId="2" w16cid:durableId="1727872345">
+    <w:abstractNumId w:val="1"/>
+    <w:lvlOverride w:ilvl="0">
+      <w:startOverride w:val="1"/>
+    </w:lvlOverride>
+  </w:num>
+  <w:num w:numId="3" w16cid:durableId="264968010">
+    <w:abstractNumId w:val="6"/>
+    <w:lvlOverride w:ilvl="0">
+      <w:startOverride w:val="1"/>
+    </w:lvlOverride>
+  </w:num>
+  <w:num w:numId="4" w16cid:durableId="136805513">
     <w:abstractNumId w:val="8"/>
     <w:lvlOverride w:ilvl="0">
       <w:startOverride w:val="1"/>
     </w:lvlOverride>
   </w:num>
-  <w:num w:numId="2" w16cid:durableId="1105997078">
-    <w:abstractNumId w:val="0"/>
-    <w:lvlOverride w:ilvl="0">
-      <w:startOverride w:val="1"/>
-    </w:lvlOverride>
-  </w:num>
-  <w:num w:numId="3" w16cid:durableId="580411589">
+  <w:num w:numId="5" w16cid:durableId="1628855547">
     <w:abstractNumId w:val="4"/>
     <w:lvlOverride w:ilvl="0">
       <w:startOverride w:val="1"/>
     </w:lvlOverride>
   </w:num>
-  <w:num w:numId="4" w16cid:durableId="2126265157">
+  <w:num w:numId="6" w16cid:durableId="2127772227">
+    <w:abstractNumId w:val="7"/>
+    <w:lvlOverride w:ilvl="0">
+      <w:startOverride w:val="1"/>
+    </w:lvlOverride>
+  </w:num>
+  <w:num w:numId="7" w16cid:durableId="870069494">
     <w:abstractNumId w:val="2"/>
     <w:lvlOverride w:ilvl="0">
       <w:startOverride w:val="1"/>
     </w:lvlOverride>
   </w:num>
-  <w:num w:numId="5" w16cid:durableId="1545603340">
+  <w:num w:numId="8" w16cid:durableId="1354108161">
     <w:abstractNumId w:val="3"/>
-    <w:lvlOverride w:ilvl="0">
-      <w:startOverride w:val="1"/>
-    </w:lvlOverride>
-  </w:num>
-  <w:num w:numId="6" w16cid:durableId="1563830151">
-    <w:abstractNumId w:val="1"/>
-    <w:lvlOverride w:ilvl="0">
-      <w:startOverride w:val="1"/>
-    </w:lvlOverride>
-  </w:num>
-  <w:num w:numId="7" w16cid:durableId="608202419">
-    <w:abstractNumId w:val="6"/>
-    <w:lvlOverride w:ilvl="0">
-      <w:startOverride w:val="1"/>
-    </w:lvlOverride>
-  </w:num>
-  <w:num w:numId="8" w16cid:durableId="393050357">
-    <w:abstractNumId w:val="5"/>
     <w:lvlOverride w:ilvl="0">
       <w:startOverride w:val="1"/>
     </w:lvlOverride>
@@ -6324,7 +6324,7 @@
     <w:autoRedefine/>
     <w:uiPriority w:val="39"/>
     <w:unhideWhenUsed/>
-    <w:rsid w:val="00CD79C5"/>
+    <w:rsid w:val="005568A9"/>
     <w:pPr>
       <w:spacing w:after="100"/>
     </w:pPr>

--- a/discoverer-neo/docs/user-guide/manual/Discoverer-Neo-USER-Guide-Quick-pt-PT.docx
+++ b/discoverer-neo/docs/user-guide/manual/Discoverer-Neo-USER-Guide-Quick-pt-PT.docx
@@ -54,7 +54,7 @@
           <w:sz w:val="22"/>
           <w:szCs w:val="22"/>
         </w:rPr>
-        <w:t>Versão 2.1.1</w:t>
+        <w:t>Versão 2.2.0</w:t>
       </w:r>
     </w:p>
     <w:p>
@@ -74,7 +74,7 @@
     <w:sdt>
       <w:sdtPr>
         <w:alias w:val="Índice"/>
-        <w:id w:val="1250545179"/>
+        <w:id w:val="1335264409"/>
       </w:sdtPr>
       <w:sdtEndPr/>
       <w:sdtContent>
@@ -102,7 +102,7 @@
           <w:r>
             <w:fldChar w:fldCharType="separate"/>
           </w:r>
-          <w:hyperlink w:anchor="_Toc241748732" w:history="1">
+          <w:hyperlink w:anchor="_Toc241848980" w:history="1">
             <w:r>
               <w:rPr>
                 <w:rStyle w:val="Hiperligao"/>
@@ -126,7 +126,7 @@
               <w:rPr>
                 <w:noProof/>
               </w:rPr>
-              <w:instrText xml:space="preserve"> PAGEREF _Toc241748732 \h </w:instrText>
+              <w:instrText xml:space="preserve"> PAGEREF _Toc241848980 \h </w:instrText>
             </w:r>
             <w:r>
               <w:rPr>
@@ -168,7 +168,7 @@
               <w14:ligatures w14:val="standardContextual"/>
             </w:rPr>
           </w:pPr>
-          <w:hyperlink w:anchor="_Toc241748733" w:history="1">
+          <w:hyperlink w:anchor="_Toc241848981" w:history="1">
             <w:r>
               <w:rPr>
                 <w:rStyle w:val="Hiperligao"/>
@@ -192,7 +192,7 @@
               <w:rPr>
                 <w:noProof/>
               </w:rPr>
-              <w:instrText xml:space="preserve"> PAGEREF _Toc241748733 \h </w:instrText>
+              <w:instrText xml:space="preserve"> PAGEREF _Toc241848981 \h </w:instrText>
             </w:r>
             <w:r>
               <w:rPr>
@@ -234,7 +234,7 @@
               <w14:ligatures w14:val="standardContextual"/>
             </w:rPr>
           </w:pPr>
-          <w:hyperlink w:anchor="_Toc241748734" w:history="1">
+          <w:hyperlink w:anchor="_Toc241848982" w:history="1">
             <w:r>
               <w:rPr>
                 <w:rStyle w:val="Hiperligao"/>
@@ -258,7 +258,7 @@
               <w:rPr>
                 <w:noProof/>
               </w:rPr>
-              <w:instrText xml:space="preserve"> PAGEREF _Toc241748734 \h </w:instrText>
+              <w:instrText xml:space="preserve"> PAGEREF _Toc241848982 \h </w:instrText>
             </w:r>
             <w:r>
               <w:rPr>
@@ -300,7 +300,7 @@
               <w14:ligatures w14:val="standardContextual"/>
             </w:rPr>
           </w:pPr>
-          <w:hyperlink w:anchor="_Toc241748735" w:history="1">
+          <w:hyperlink w:anchor="_Toc241848983" w:history="1">
             <w:r>
               <w:rPr>
                 <w:rStyle w:val="Hiperligao"/>
@@ -324,7 +324,7 @@
               <w:rPr>
                 <w:noProof/>
               </w:rPr>
-              <w:instrText xml:space="preserve"> PAGEREF _Toc241748735 \h </w:instrText>
+              <w:instrText xml:space="preserve"> PAGEREF _Toc241848983 \h </w:instrText>
             </w:r>
             <w:r>
               <w:rPr>
@@ -366,7 +366,7 @@
               <w14:ligatures w14:val="standardContextual"/>
             </w:rPr>
           </w:pPr>
-          <w:hyperlink w:anchor="_Toc241748736" w:history="1">
+          <w:hyperlink w:anchor="_Toc241848984" w:history="1">
             <w:r>
               <w:rPr>
                 <w:rStyle w:val="Hiperligao"/>
@@ -390,7 +390,7 @@
               <w:rPr>
                 <w:noProof/>
               </w:rPr>
-              <w:instrText xml:space="preserve"> PAGEREF _Toc241748736 \h </w:instrText>
+              <w:instrText xml:space="preserve"> PAGEREF _Toc241848984 \h </w:instrText>
             </w:r>
             <w:r>
               <w:rPr>
@@ -432,7 +432,7 @@
               <w14:ligatures w14:val="standardContextual"/>
             </w:rPr>
           </w:pPr>
-          <w:hyperlink w:anchor="_Toc241748737" w:history="1">
+          <w:hyperlink w:anchor="_Toc241848985" w:history="1">
             <w:r>
               <w:rPr>
                 <w:rStyle w:val="Hiperligao"/>
@@ -456,7 +456,7 @@
               <w:rPr>
                 <w:noProof/>
               </w:rPr>
-              <w:instrText xml:space="preserve"> PAGEREF _Toc241748737 \h </w:instrText>
+              <w:instrText xml:space="preserve"> PAGEREF _Toc241848985 \h </w:instrText>
             </w:r>
             <w:r>
               <w:rPr>
@@ -498,7 +498,7 @@
               <w14:ligatures w14:val="standardContextual"/>
             </w:rPr>
           </w:pPr>
-          <w:hyperlink w:anchor="_Toc241748738" w:history="1">
+          <w:hyperlink w:anchor="_Toc241848986" w:history="1">
             <w:r>
               <w:rPr>
                 <w:rStyle w:val="Hiperligao"/>
@@ -522,7 +522,7 @@
               <w:rPr>
                 <w:noProof/>
               </w:rPr>
-              <w:instrText xml:space="preserve"> PAGEREF _Toc241748738 \h </w:instrText>
+              <w:instrText xml:space="preserve"> PAGEREF _Toc241848986 \h </w:instrText>
             </w:r>
             <w:r>
               <w:rPr>
@@ -564,7 +564,7 @@
               <w14:ligatures w14:val="standardContextual"/>
             </w:rPr>
           </w:pPr>
-          <w:hyperlink w:anchor="_Toc241748739" w:history="1">
+          <w:hyperlink w:anchor="_Toc241848987" w:history="1">
             <w:r>
               <w:rPr>
                 <w:rStyle w:val="Hiperligao"/>
@@ -588,7 +588,7 @@
               <w:rPr>
                 <w:noProof/>
               </w:rPr>
-              <w:instrText xml:space="preserve"> PAGEREF _Toc241748739 \h </w:instrText>
+              <w:instrText xml:space="preserve"> PAGEREF _Toc241848987 \h </w:instrText>
             </w:r>
             <w:r>
               <w:rPr>
@@ -636,7 +636,7 @@
       <w:pPr>
         <w:pStyle w:val="Ttulo1"/>
       </w:pPr>
-      <w:bookmarkStart w:id="0" w:name="_Toc241748732"/>
+      <w:bookmarkStart w:id="0" w:name="_Toc241848980"/>
       <w:r>
         <w:lastRenderedPageBreak/>
         <w:t>A sua função numa página</w:t>
@@ -693,7 +693,7 @@
           <w:left w:w="10" w:type="dxa"/>
           <w:right w:w="10" w:type="dxa"/>
         </w:tblCellMar>
-        <w:tblLook w:val="04A0" w:firstRow="1" w:lastRow="0" w:firstColumn="1" w:lastColumn="0" w:noHBand="0" w:noVBand="1"/>
+        <w:tblLook w:val="0000" w:firstRow="0" w:lastRow="0" w:firstColumn="0" w:lastColumn="0" w:noHBand="0" w:noVBand="0"/>
       </w:tblPr>
       <w:tblGrid>
         <w:gridCol w:w="4513"/>
@@ -1256,10 +1256,10 @@
           <w:noProof/>
         </w:rPr>
         <w:drawing>
-          <wp:inline distT="0" distB="0" distL="0" distR="0" wp14:anchorId="3D73CF1B" wp14:editId="1EDD1E58">
+          <wp:inline distT="0" distB="0" distL="0" distR="0" wp14:anchorId="78AAB26F" wp14:editId="478C561E">
             <wp:extent cx="5715000" cy="3571875"/>
             <wp:effectExtent l="0" t="0" r="0" b="0"/>
-            <wp:docPr id="358" name="01-login.png" descr="A página de início de sessão com Email, Palavra-passe, Manter sessão iniciada e o botão Iniciar sessão." title="A página de início de sessão com Email, Palavra-passe, Manter sessão iniciada e o botão Iniciar sessão."/>
+            <wp:docPr id="370" name="01-login.png" descr="A página de início de sessão com Email, Palavra-passe, Manter sessão iniciada e o botão Iniciar sessão." title="A página de início de sessão com Email, Palavra-passe, Manter sessão iniciada e o botão Iniciar sessão."/>
             <wp:cNvGraphicFramePr>
               <a:graphicFrameLocks xmlns:a="http://schemas.openxmlformats.org/drawingml/2006/main" noChangeAspect="1"/>
             </wp:cNvGraphicFramePr>
@@ -1309,7 +1309,7 @@
         <w:pStyle w:val="Ttulo1"/>
         <w:pageBreakBefore/>
       </w:pPr>
-      <w:bookmarkStart w:id="1" w:name="_Toc241748733"/>
+      <w:bookmarkStart w:id="1" w:name="_Toc241848981"/>
       <w:r>
         <w:lastRenderedPageBreak/>
         <w:t>Painel</w:t>
@@ -1332,10 +1332,10 @@
           <w:noProof/>
         </w:rPr>
         <w:drawing>
-          <wp:inline distT="0" distB="0" distL="0" distR="0" wp14:anchorId="23E1E026" wp14:editId="2B60E4E7">
+          <wp:inline distT="0" distB="0" distL="0" distR="0" wp14:anchorId="6DD0983C" wp14:editId="766D1FBE">
             <wp:extent cx="5715000" cy="3571875"/>
             <wp:effectExtent l="0" t="0" r="0" b="0"/>
-            <wp:docPr id="359" name="45-dashboard.png" descr="O painel com os cartões de resumo e a lista Mapas Recentes." title="O painel com os cartões de resumo e a lista Mapas Recentes."/>
+            <wp:docPr id="371" name="45-dashboard.png" descr="O painel com os cartões de resumo e a lista Mapas Recentes." title="O painel com os cartões de resumo e a lista Mapas Recentes."/>
             <wp:cNvGraphicFramePr>
               <a:graphicFrameLocks xmlns:a="http://schemas.openxmlformats.org/drawingml/2006/main" noChangeAspect="1"/>
             </wp:cNvGraphicFramePr>
@@ -1484,7 +1484,7 @@
         <w:pStyle w:val="Ttulo1"/>
         <w:pageBreakBefore/>
       </w:pPr>
-      <w:bookmarkStart w:id="2" w:name="_Toc241748734"/>
+      <w:bookmarkStart w:id="2" w:name="_Toc241848982"/>
       <w:r>
         <w:lastRenderedPageBreak/>
         <w:t>Mapas</w:t>
@@ -1537,10 +1537,10 @@
           <w:noProof/>
         </w:rPr>
         <w:drawing>
-          <wp:inline distT="0" distB="0" distL="0" distR="0" wp14:anchorId="3F3A3641" wp14:editId="37402844">
+          <wp:inline distT="0" distB="0" distL="0" distR="0" wp14:anchorId="5367B63B" wp14:editId="4CC6D92A">
             <wp:extent cx="5715000" cy="3429000"/>
             <wp:effectExtent l="0" t="0" r="0" b="0"/>
-            <wp:docPr id="360" name="03-maps-mine.png" descr="A lista de Mapas, separador Meus, com os ícones de ação na linha do mapa." title="A lista de Mapas, separador Meus, com os ícones de ação na linha do mapa."/>
+            <wp:docPr id="372" name="03-maps-mine.png" descr="A lista de Mapas, separador Meus, com os ícones de ação na linha do mapa." title="A lista de Mapas, separador Meus, com os ícones de ação na linha do mapa."/>
             <wp:cNvGraphicFramePr>
               <a:graphicFrameLocks xmlns:a="http://schemas.openxmlformats.org/drawingml/2006/main" noChangeAspect="1"/>
             </wp:cNvGraphicFramePr>
@@ -1690,7 +1690,7 @@
           <w:left w:w="10" w:type="dxa"/>
           <w:right w:w="10" w:type="dxa"/>
         </w:tblCellMar>
-        <w:tblLook w:val="04A0" w:firstRow="1" w:lastRow="0" w:firstColumn="1" w:lastColumn="0" w:noHBand="0" w:noVBand="1"/>
+        <w:tblLook w:val="0000" w:firstRow="0" w:lastRow="0" w:firstColumn="0" w:lastColumn="0" w:noHBand="0" w:noVBand="0"/>
       </w:tblPr>
       <w:tblGrid>
         <w:gridCol w:w="4011"/>
@@ -2218,7 +2218,7 @@
         <w:pStyle w:val="Ttulo1"/>
         <w:pageBreakBefore/>
       </w:pPr>
-      <w:bookmarkStart w:id="3" w:name="_Toc241748735"/>
+      <w:bookmarkStart w:id="3" w:name="_Toc241848983"/>
       <w:r>
         <w:lastRenderedPageBreak/>
         <w:t>Executar e exportar</w:t>
@@ -2241,10 +2241,10 @@
           <w:noProof/>
         </w:rPr>
         <w:drawing>
-          <wp:inline distT="0" distB="0" distL="0" distR="0" wp14:anchorId="33558B93" wp14:editId="73D85C31">
+          <wp:inline distT="0" distB="0" distL="0" distR="0" wp14:anchorId="0385F109" wp14:editId="447C9267">
             <wp:extent cx="5715000" cy="3571875"/>
             <wp:effectExtent l="0" t="0" r="0" b="0"/>
-            <wp:docPr id="361" name="25-viewer-results.png" descr="O visualizador de mapas depois de uma execução concluída, com a grelha de resultados e os botões de exportação." title="O visualizador de mapas depois de uma execução concluída, com a grelha de resultados e os botões de exportação."/>
+            <wp:docPr id="373" name="25-viewer-results.png" descr="O visualizador de mapas depois de uma execução concluída, com a grelha de resultados e os botões de exportação." title="O visualizador de mapas depois de uma execução concluída, com a grelha de resultados e os botões de exportação."/>
             <wp:cNvGraphicFramePr>
               <a:graphicFrameLocks xmlns:a="http://schemas.openxmlformats.org/drawingml/2006/main" noChangeAspect="1"/>
             </wp:cNvGraphicFramePr>
@@ -2444,7 +2444,7 @@
           <w:left w:w="10" w:type="dxa"/>
           <w:right w:w="10" w:type="dxa"/>
         </w:tblCellMar>
-        <w:tblLook w:val="04A0" w:firstRow="1" w:lastRow="0" w:firstColumn="1" w:lastColumn="0" w:noHBand="0" w:noVBand="1"/>
+        <w:tblLook w:val="0000" w:firstRow="0" w:lastRow="0" w:firstColumn="0" w:lastColumn="0" w:noHBand="0" w:noVBand="0"/>
       </w:tblPr>
       <w:tblGrid>
         <w:gridCol w:w="4513"/>
@@ -2770,7 +2770,7 @@
         <w:pStyle w:val="Ttulo1"/>
         <w:pageBreakBefore/>
       </w:pPr>
-      <w:bookmarkStart w:id="4" w:name="_Toc241748736"/>
+      <w:bookmarkStart w:id="4" w:name="_Toc241848984"/>
       <w:r>
         <w:lastRenderedPageBreak/>
         <w:t>Construir e editar um mapa</w:t>
@@ -2793,10 +2793,10 @@
           <w:noProof/>
         </w:rPr>
         <w:drawing>
-          <wp:inline distT="0" distB="0" distL="0" distR="0" wp14:anchorId="4E55C32E" wp14:editId="4B2D8D75">
+          <wp:inline distT="0" distB="0" distL="0" distR="0" wp14:anchorId="7A0952BB" wp14:editId="52B7BD8E">
             <wp:extent cx="5715000" cy="3571875"/>
             <wp:effectExtent l="0" t="0" r="0" b="0"/>
-            <wp:docPr id="362" name="05-builder-overview.png" descr="O construtor de mapas com a árvore Áreas de Negócio, a área de Colunas e o painel Propriedades." title="O construtor de mapas com a árvore Áreas de Negócio, a área de Colunas e o painel Propriedades."/>
+            <wp:docPr id="374" name="05-builder-overview.png" descr="O construtor de mapas com a árvore Áreas de Negócio, a área de Colunas e o painel Propriedades." title="O construtor de mapas com a árvore Áreas de Negócio, a área de Colunas e o painel Propriedades."/>
             <wp:cNvGraphicFramePr>
               <a:graphicFrameLocks xmlns:a="http://schemas.openxmlformats.org/drawingml/2006/main" noChangeAspect="1"/>
             </wp:cNvGraphicFramePr>
@@ -3006,7 +3006,7 @@
           <w:left w:w="10" w:type="dxa"/>
           <w:right w:w="10" w:type="dxa"/>
         </w:tblCellMar>
-        <w:tblLook w:val="04A0" w:firstRow="1" w:lastRow="0" w:firstColumn="1" w:lastColumn="0" w:noHBand="0" w:noVBand="1"/>
+        <w:tblLook w:val="0000" w:firstRow="0" w:lastRow="0" w:firstColumn="0" w:lastColumn="0" w:noHBand="0" w:noVBand="0"/>
       </w:tblPr>
       <w:tblGrid>
         <w:gridCol w:w="4275"/>
@@ -3455,7 +3455,7 @@
         <w:pStyle w:val="Ttulo1"/>
         <w:pageBreakBefore/>
       </w:pPr>
-      <w:bookmarkStart w:id="5" w:name="_Toc241748737"/>
+      <w:bookmarkStart w:id="5" w:name="_Toc241848985"/>
       <w:r>
         <w:lastRenderedPageBreak/>
         <w:t>Execuções e Exportações</w:t>
@@ -3495,10 +3495,10 @@
           <w:noProof/>
         </w:rPr>
         <w:drawing>
-          <wp:inline distT="0" distB="0" distL="0" distR="0" wp14:anchorId="2D98A1DD" wp14:editId="53866563">
+          <wp:inline distT="0" distB="0" distL="0" distR="0" wp14:anchorId="6DEFC088" wp14:editId="21BA1A58">
             <wp:extent cx="5715000" cy="3571875"/>
             <wp:effectExtent l="0" t="0" r="0" b="0"/>
-            <wp:docPr id="363" name="41-runs.png" descr="A página Execuções com os filtros e a tabela de execuções com os respetivos botões de exportação." title="A página Execuções com os filtros e a tabela de execuções com os respetivos botões de exportação."/>
+            <wp:docPr id="375" name="41-runs.png" descr="A página Execuções com os filtros e a tabela de execuções com os respetivos botões de exportação." title="A página Execuções com os filtros e a tabela de execuções com os respetivos botões de exportação."/>
             <wp:cNvGraphicFramePr>
               <a:graphicFrameLocks xmlns:a="http://schemas.openxmlformats.org/drawingml/2006/main" noChangeAspect="1"/>
             </wp:cNvGraphicFramePr>
@@ -3705,7 +3705,7 @@
           <w:left w:w="10" w:type="dxa"/>
           <w:right w:w="10" w:type="dxa"/>
         </w:tblCellMar>
-        <w:tblLook w:val="04A0" w:firstRow="1" w:lastRow="0" w:firstColumn="1" w:lastColumn="0" w:noHBand="0" w:noVBand="1"/>
+        <w:tblLook w:val="0000" w:firstRow="0" w:lastRow="0" w:firstColumn="0" w:lastColumn="0" w:noHBand="0" w:noVBand="0"/>
       </w:tblPr>
       <w:tblGrid>
         <w:gridCol w:w="4513"/>
@@ -3996,10 +3996,10 @@
         </w:rPr>
         <w:lastRenderedPageBreak/>
         <w:drawing>
-          <wp:inline distT="0" distB="0" distL="0" distR="0" wp14:anchorId="65EC7974" wp14:editId="3BFC45F6">
+          <wp:inline distT="0" distB="0" distL="0" distR="0" wp14:anchorId="7B915C09" wp14:editId="1284BCB5">
             <wp:extent cx="5715000" cy="3571875"/>
             <wp:effectExtent l="0" t="0" r="0" b="0"/>
-            <wp:docPr id="364" name="44-exports.png" descr="A página Exportações com a lista de exportações e um botão Transferir nas concluídas." title="A página Exportações com a lista de exportações e um botão Transferir nas concluídas."/>
+            <wp:docPr id="376" name="44-exports.png" descr="A página Exportações com a lista de exportações e um botão Transferir nas concluídas." title="A página Exportações com a lista de exportações e um botão Transferir nas concluídas."/>
             <wp:cNvGraphicFramePr>
               <a:graphicFrameLocks xmlns:a="http://schemas.openxmlformats.org/drawingml/2006/main" noChangeAspect="1"/>
             </wp:cNvGraphicFramePr>
@@ -4049,7 +4049,7 @@
         <w:pStyle w:val="Ttulo1"/>
         <w:pageBreakBefore/>
       </w:pPr>
-      <w:bookmarkStart w:id="6" w:name="_Toc241748738"/>
+      <w:bookmarkStart w:id="6" w:name="_Toc241848986"/>
       <w:r>
         <w:lastRenderedPageBreak/>
         <w:t>Agendamentos</w:t>
@@ -4072,10 +4072,10 @@
           <w:noProof/>
         </w:rPr>
         <w:drawing>
-          <wp:inline distT="0" distB="0" distL="0" distR="0" wp14:anchorId="5814BAA5" wp14:editId="2E492256">
+          <wp:inline distT="0" distB="0" distL="0" distR="0" wp14:anchorId="094833EA" wp14:editId="31FC486A">
             <wp:extent cx="3743325" cy="4676775"/>
             <wp:effectExtent l="0" t="0" r="0" b="0"/>
-            <wp:docPr id="365" name="32-schedule-new-dialog.png" descr="A caixa de diálogo Novo Agendamento com mapa, nome, frequência, fuso horário e formato de saída." title="A caixa de diálogo Novo Agendamento com mapa, nome, frequência, fuso horário e formato de saída."/>
+            <wp:docPr id="377" name="32-schedule-new-dialog.png" descr="A caixa de diálogo Novo Agendamento com mapa, nome, frequência, fuso horário e formato de saída." title="A caixa de diálogo Novo Agendamento com mapa, nome, frequência, fuso horário e formato de saída."/>
             <wp:cNvGraphicFramePr>
               <a:graphicFrameLocks xmlns:a="http://schemas.openxmlformats.org/drawingml/2006/main" noChangeAspect="1"/>
             </wp:cNvGraphicFramePr>
@@ -4358,7 +4358,7 @@
           <w:left w:w="10" w:type="dxa"/>
           <w:right w:w="10" w:type="dxa"/>
         </w:tblCellMar>
-        <w:tblLook w:val="04A0" w:firstRow="1" w:lastRow="0" w:firstColumn="1" w:lastColumn="0" w:noHBand="0" w:noVBand="1"/>
+        <w:tblLook w:val="0000" w:firstRow="0" w:lastRow="0" w:firstColumn="0" w:lastColumn="0" w:noHBand="0" w:noVBand="0"/>
       </w:tblPr>
       <w:tblGrid>
         <w:gridCol w:w="4513"/>
@@ -4502,7 +4502,7 @@
                 <w:b/>
                 <w:bCs/>
               </w:rPr>
-              <w:t>Diariamente (meia-noite)</w:t>
+              <w:t>Diário</w:t>
             </w:r>
             <w:r>
               <w:t xml:space="preserve">, </w:t>
@@ -4512,7 +4512,7 @@
                 <w:b/>
                 <w:bCs/>
               </w:rPr>
-              <w:t>Semanalmente (domingo, meia-noite)</w:t>
+              <w:t>Semanal</w:t>
             </w:r>
             <w:r>
               <w:t xml:space="preserve">, </w:t>
@@ -4522,7 +4522,7 @@
                 <w:b/>
                 <w:bCs/>
               </w:rPr>
-              <w:t>Mensalmente (dia 1, meia-noite)</w:t>
+              <w:t>Quinzenal</w:t>
             </w:r>
             <w:r>
               <w:t xml:space="preserve">, </w:t>
@@ -4532,21 +4532,37 @@
                 <w:b/>
                 <w:bCs/>
               </w:rPr>
-              <w:t>Personalizado</w:t>
-            </w:r>
-            <w:r>
-              <w:t xml:space="preserve"> (cron, por exemplo </w:t>
-            </w:r>
-            <w:r>
-              <w:rPr>
-                <w:rFonts w:ascii="Consolas" w:eastAsia="Consolas" w:hAnsi="Consolas" w:cs="Consolas"/>
-                <w:sz w:val="19"/>
-                <w:szCs w:val="19"/>
-              </w:rPr>
-              <w:t>0 9 * * 1-5</w:t>
-            </w:r>
-            <w:r>
-              <w:t>)</w:t>
+              <w:t>Mensal</w:t>
+            </w:r>
+            <w:r>
+              <w:t xml:space="preserve">, a cada 2, 3, 4 ou 6 meses, </w:t>
+            </w:r>
+            <w:r>
+              <w:rPr>
+                <w:b/>
+                <w:bCs/>
+              </w:rPr>
+              <w:t>Anual</w:t>
+            </w:r>
+            <w:r>
+              <w:t xml:space="preserve">, com uma </w:t>
+            </w:r>
+            <w:r>
+              <w:rPr>
+                <w:b/>
+                <w:bCs/>
+              </w:rPr>
+              <w:t>Hora</w:t>
+            </w:r>
+            <w:r>
+              <w:t xml:space="preserve"> e um dia; ou </w:t>
+            </w:r>
+            <w:r>
+              <w:rPr>
+                <w:b/>
+                <w:bCs/>
+              </w:rPr>
+              <w:t>Personalizado (cron)</w:t>
             </w:r>
           </w:p>
         </w:tc>
@@ -4587,7 +4603,8 @@
                 <w:b/>
                 <w:bCs/>
               </w:rPr>
-              <w:t>Formato de Saída</w:t>
+              <w:lastRenderedPageBreak/>
+              <w:t>Predefinições de parâmetros</w:t>
             </w:r>
           </w:p>
         </w:tc>
@@ -4617,17 +4634,40 @@
                 <w:b/>
                 <w:bCs/>
               </w:rPr>
-              <w:t>Excel (.xlsx)</w:t>
-            </w:r>
-            <w:r>
-              <w:t xml:space="preserve"> ou </w:t>
+              <w:t>Valor fixo</w:t>
+            </w:r>
+            <w:r>
+              <w:t xml:space="preserve">, ou </w:t>
             </w:r>
             <w:r>
               <w:rPr>
                 <w:b/>
                 <w:bCs/>
               </w:rPr>
-              <w:t>CSV</w:t>
+              <w:t>Relativo à data de execução</w:t>
+            </w:r>
+            <w:r>
+              <w:t xml:space="preserve">: -1 </w:t>
+            </w:r>
+            <w:r>
+              <w:rPr>
+                <w:b/>
+                <w:bCs/>
+              </w:rPr>
+              <w:t>meses</w:t>
+            </w:r>
+            <w:r>
+              <w:t xml:space="preserve">, </w:t>
+            </w:r>
+            <w:r>
+              <w:rPr>
+                <w:b/>
+                <w:bCs/>
+              </w:rPr>
+              <w:t>último dia desse mês</w:t>
+            </w:r>
+            <w:r>
+              <w:t xml:space="preserve"> é o fim do mês passado</w:t>
             </w:r>
           </w:p>
         </w:tc>
@@ -4663,8 +4703,11 @@
               <w:spacing w:after="0"/>
             </w:pPr>
             <w:r>
-              <w:lastRenderedPageBreak/>
-              <w:t>Mapa público</w:t>
+              <w:rPr>
+                <w:b/>
+                <w:bCs/>
+              </w:rPr>
+              <w:t>Formato de Saída</w:t>
             </w:r>
           </w:p>
         </w:tc>
@@ -4689,6 +4732,83 @@
               <w:spacing w:after="0"/>
             </w:pPr>
             <w:r>
+              <w:rPr>
+                <w:b/>
+                <w:bCs/>
+              </w:rPr>
+              <w:t>Excel (.xlsx)</w:t>
+            </w:r>
+            <w:r>
+              <w:t xml:space="preserve"> ou </w:t>
+            </w:r>
+            <w:r>
+              <w:rPr>
+                <w:b/>
+                <w:bCs/>
+              </w:rPr>
+              <w:t>CSV</w:t>
+            </w:r>
+          </w:p>
+        </w:tc>
+      </w:tr>
+      <w:tr>
+        <w:tblPrEx>
+          <w:tblCellMar>
+            <w:top w:w="0" w:type="dxa"/>
+            <w:bottom w:w="0" w:type="dxa"/>
+          </w:tblCellMar>
+        </w:tblPrEx>
+        <w:trPr>
+          <w:cantSplit/>
+        </w:trPr>
+        <w:tc>
+          <w:tcPr>
+            <w:tcW w:w="4513" w:type="dxa"/>
+            <w:tcBorders>
+              <w:top w:val="single" w:sz="4" w:space="0" w:color="BFC7D1"/>
+              <w:left w:val="single" w:sz="4" w:space="0" w:color="BFC7D1"/>
+              <w:bottom w:val="single" w:sz="4" w:space="0" w:color="BFC7D1"/>
+              <w:right w:val="single" w:sz="4" w:space="0" w:color="BFC7D1"/>
+            </w:tcBorders>
+            <w:shd w:val="clear" w:color="auto" w:fill="F3F6F9"/>
+            <w:tcMar>
+              <w:top w:w="60" w:type="dxa"/>
+              <w:left w:w="100" w:type="dxa"/>
+              <w:bottom w:w="60" w:type="dxa"/>
+              <w:right w:w="100" w:type="dxa"/>
+            </w:tcMar>
+          </w:tcPr>
+          <w:p>
+            <w:pPr>
+              <w:spacing w:after="0"/>
+            </w:pPr>
+            <w:r>
+              <w:t>Mapa público</w:t>
+            </w:r>
+          </w:p>
+        </w:tc>
+        <w:tc>
+          <w:tcPr>
+            <w:tcW w:w="4513" w:type="dxa"/>
+            <w:tcBorders>
+              <w:top w:val="single" w:sz="4" w:space="0" w:color="BFC7D1"/>
+              <w:left w:val="single" w:sz="4" w:space="0" w:color="BFC7D1"/>
+              <w:bottom w:val="single" w:sz="4" w:space="0" w:color="BFC7D1"/>
+              <w:right w:val="single" w:sz="4" w:space="0" w:color="BFC7D1"/>
+            </w:tcBorders>
+            <w:shd w:val="clear" w:color="auto" w:fill="F3F6F9"/>
+            <w:tcMar>
+              <w:top w:w="60" w:type="dxa"/>
+              <w:left w:w="100" w:type="dxa"/>
+              <w:bottom w:w="60" w:type="dxa"/>
+              <w:right w:w="100" w:type="dxa"/>
+            </w:tcMar>
+          </w:tcPr>
+          <w:p>
+            <w:pPr>
+              <w:spacing w:after="0"/>
+            </w:pPr>
+            <w:r>
               <w:t>Não pode ser agendado</w:t>
             </w:r>
           </w:p>
@@ -4700,7 +4820,7 @@
         <w:pStyle w:val="Ttulo1"/>
         <w:pageBreakBefore/>
       </w:pPr>
-      <w:bookmarkStart w:id="7" w:name="_Toc241748739"/>
+      <w:bookmarkStart w:id="7" w:name="_Toc241848987"/>
       <w:r>
         <w:lastRenderedPageBreak/>
         <w:t>Definições</w:t>
@@ -4733,10 +4853,10 @@
           <w:noProof/>
         </w:rPr>
         <w:drawing>
-          <wp:inline distT="0" distB="0" distL="0" distR="0" wp14:anchorId="46B70147" wp14:editId="75B8D7EE">
+          <wp:inline distT="0" distB="0" distL="0" distR="0" wp14:anchorId="3672CB06" wp14:editId="6CE367B7">
             <wp:extent cx="5715000" cy="3571875"/>
             <wp:effectExtent l="0" t="0" r="0" b="0"/>
-            <wp:docPr id="366" name="04-settings.png" descr="A página Definições com os cartões Idioma de exibição, Aparência e Paleta." title="A página Definições com os cartões Idioma de exibição, Aparência e Paleta."/>
+            <wp:docPr id="378" name="04-settings.png" descr="A página Definições com os cartões Idioma de exibição, Aparência e Paleta." title="A página Definições com os cartões Idioma de exibição, Aparência e Paleta."/>
             <wp:cNvGraphicFramePr>
               <a:graphicFrameLocks xmlns:a="http://schemas.openxmlformats.org/drawingml/2006/main" noChangeAspect="1"/>
             </wp:cNvGraphicFramePr>
@@ -5042,7 +5162,7 @@
         <w:sz w:val="16"/>
         <w:szCs w:val="16"/>
       </w:rPr>
-      <w:t>Discoverer Neo 2.1.1 · Guia rápido · USER</w:t>
+      <w:t>Discoverer Neo 2.2.0 · Guia rápido · USER</w:t>
     </w:r>
   </w:p>
 </w:hdr>
@@ -5051,10 +5171,68 @@
 <file path=word/numbering.xml><?xml version="1.0" encoding="utf-8"?>
 <w:numbering xmlns:wpc="http://schemas.microsoft.com/office/word/2010/wordprocessingCanvas" xmlns:cx="http://schemas.microsoft.com/office/drawing/2014/chartex" xmlns:cx1="http://schemas.microsoft.com/office/drawing/2015/9/8/chartex" xmlns:cx2="http://schemas.microsoft.com/office/drawing/2015/10/21/chartex" xmlns:cx3="http://schemas.microsoft.com/office/drawing/2016/5/9/chartex" xmlns:cx4="http://schemas.microsoft.com/office/drawing/2016/5/10/chartex" xmlns:cx5="http://schemas.microsoft.com/office/drawing/2016/5/11/chartex" xmlns:cx6="http://schemas.microsoft.com/office/drawing/2016/5/12/chartex" xmlns:cx7="http://schemas.microsoft.com/office/drawing/2016/5/13/chartex" xmlns:cx8="http://schemas.microsoft.com/office/drawing/2016/5/14/chartex" xmlns:mc="http://schemas.openxmlformats.org/markup-compatibility/2006" xmlns:aink="http://schemas.microsoft.com/office/drawing/2016/ink" xmlns:am3d="http://schemas.microsoft.com/office/drawing/2017/model3d" xmlns:o="urn:schemas-microsoft-com:office:office" xmlns:oel="http://schemas.microsoft.com/office/2019/extlst" xmlns:r="http://schemas.openxmlformats.org/officeDocument/2006/relationships" xmlns:m="http://schemas.openxmlformats.org/officeDocument/2006/math" xmlns:v="urn:schemas-microsoft-com:vml" xmlns:wp14="http://schemas.microsoft.com/office/word/2010/wordprocessingDrawing" xmlns:wp="http://schemas.openxmlformats.org/drawingml/2006/wordprocessingDrawing" xmlns:w10="urn:schemas-microsoft-com:office:word" xmlns:w="http://schemas.openxmlformats.org/wordprocessingml/2006/main" xmlns:w14="http://schemas.microsoft.com/office/word/2010/wordml" xmlns:w15="http://schemas.microsoft.com/office/word/2012/wordml" xmlns:w16cex="http://schemas.microsoft.com/office/word/2018/wordml/cex" xmlns:w16cid="http://schemas.microsoft.com/office/word/2016/wordml/cid" xmlns:w16="http://schemas.microsoft.com/office/word/2018/wordml" xmlns:w16sdtdh="http://schemas.microsoft.com/office/word/2020/wordml/sdtdatahash" xmlns:w16se="http://schemas.microsoft.com/office/word/2015/wordml/symex" xmlns:wpg="http://schemas.microsoft.com/office/word/2010/wordprocessingGroup" xmlns:wpi="http://schemas.microsoft.com/office/word/2010/wordprocessingInk" xmlns:wne="http://schemas.microsoft.com/office/word/2006/wordml" xmlns:wps="http://schemas.microsoft.com/office/word/2010/wordprocessingShape" mc:Ignorable="w14 w15 w16se w16cid w16 w16cex w16sdtdh wp14">
   <w:abstractNum w:abstractNumId="0" w15:restartNumberingAfterBreak="0">
-    <w:nsid w:val="1A655784"/>
+    <w:nsid w:val="060770E5"/>
     <w:multiLevelType w:val="hybridMultilevel"/>
-    <w:tmpl w:val="573E5CEC"/>
-    <w:lvl w:ilvl="0" w:tplc="23F0355E" w:tentative="1">
+    <w:tmpl w:val="C08419D8"/>
+    <w:lvl w:ilvl="0" w:tplc="BE1CEF4A">
+      <w:start w:val="1"/>
+      <w:numFmt w:val="decimal"/>
+      <w:lvlText w:val="%1."/>
+      <w:lvlJc w:val="left"/>
+      <w:pPr>
+        <w:ind w:left="360" w:hanging="300"/>
+      </w:pPr>
+    </w:lvl>
+    <w:lvl w:ilvl="1" w:tplc="68643F44" w:tentative="1">
+      <w:start w:val="1"/>
+      <w:numFmt w:val="lowerLetter"/>
+      <w:lvlText w:val="%2."/>
+      <w:lvlJc w:val="left"/>
+      <w:pPr>
+        <w:ind w:left="720" w:hanging="300"/>
+      </w:pPr>
+    </w:lvl>
+    <w:lvl w:ilvl="2" w:tplc="A3325362">
+      <w:numFmt w:val="decimal"/>
+      <w:lvlText w:val=""/>
+      <w:lvlJc w:val="left"/>
+    </w:lvl>
+    <w:lvl w:ilvl="3" w:tplc="3774BE52">
+      <w:numFmt w:val="decimal"/>
+      <w:lvlText w:val=""/>
+      <w:lvlJc w:val="left"/>
+    </w:lvl>
+    <w:lvl w:ilvl="4" w:tplc="C8D05404">
+      <w:numFmt w:val="decimal"/>
+      <w:lvlText w:val=""/>
+      <w:lvlJc w:val="left"/>
+    </w:lvl>
+    <w:lvl w:ilvl="5" w:tplc="8870A9F8">
+      <w:numFmt w:val="decimal"/>
+      <w:lvlText w:val=""/>
+      <w:lvlJc w:val="left"/>
+    </w:lvl>
+    <w:lvl w:ilvl="6" w:tplc="225A1AE0">
+      <w:numFmt w:val="decimal"/>
+      <w:lvlText w:val=""/>
+      <w:lvlJc w:val="left"/>
+    </w:lvl>
+    <w:lvl w:ilvl="7" w:tplc="6B921BEA">
+      <w:numFmt w:val="decimal"/>
+      <w:lvlText w:val=""/>
+      <w:lvlJc w:val="left"/>
+    </w:lvl>
+    <w:lvl w:ilvl="8" w:tplc="40C645C2">
+      <w:numFmt w:val="decimal"/>
+      <w:lvlText w:val=""/>
+      <w:lvlJc w:val="left"/>
+    </w:lvl>
+  </w:abstractNum>
+  <w:abstractNum w:abstractNumId="1" w15:restartNumberingAfterBreak="0">
+    <w:nsid w:val="185E7BBE"/>
+    <w:multiLevelType w:val="hybridMultilevel"/>
+    <w:tmpl w:val="EC38E794"/>
+    <w:lvl w:ilvl="0" w:tplc="AC6AF02E" w:tentative="1">
       <w:start w:val="1"/>
       <w:numFmt w:val="bullet"/>
       <w:lvlText w:val="●"/>
@@ -5063,7 +5241,7 @@
         <w:ind w:left="720" w:hanging="360"/>
       </w:pPr>
     </w:lvl>
-    <w:lvl w:ilvl="1" w:tplc="9DB6BDD6" w:tentative="1">
+    <w:lvl w:ilvl="1" w:tplc="BCC0A0BC" w:tentative="1">
       <w:start w:val="1"/>
       <w:numFmt w:val="bullet"/>
       <w:lvlText w:val="○"/>
@@ -5072,7 +5250,7 @@
         <w:ind w:left="1440" w:hanging="360"/>
       </w:pPr>
     </w:lvl>
-    <w:lvl w:ilvl="2" w:tplc="70BA17FC" w:tentative="1">
+    <w:lvl w:ilvl="2" w:tplc="C18CC45E" w:tentative="1">
       <w:start w:val="1"/>
       <w:numFmt w:val="bullet"/>
       <w:lvlText w:val="■"/>
@@ -5081,7 +5259,7 @@
         <w:ind w:left="2160" w:hanging="360"/>
       </w:pPr>
     </w:lvl>
-    <w:lvl w:ilvl="3" w:tplc="89E0C276" w:tentative="1">
+    <w:lvl w:ilvl="3" w:tplc="E81E8A40" w:tentative="1">
       <w:start w:val="1"/>
       <w:numFmt w:val="bullet"/>
       <w:lvlText w:val="●"/>
@@ -5090,7 +5268,7 @@
         <w:ind w:left="2880" w:hanging="360"/>
       </w:pPr>
     </w:lvl>
-    <w:lvl w:ilvl="4" w:tplc="E0CA36C2" w:tentative="1">
+    <w:lvl w:ilvl="4" w:tplc="254083CC" w:tentative="1">
       <w:start w:val="1"/>
       <w:numFmt w:val="bullet"/>
       <w:lvlText w:val="○"/>
@@ -5099,7 +5277,7 @@
         <w:ind w:left="3600" w:hanging="360"/>
       </w:pPr>
     </w:lvl>
-    <w:lvl w:ilvl="5" w:tplc="2F1A7F54" w:tentative="1">
+    <w:lvl w:ilvl="5" w:tplc="CB4A7A00" w:tentative="1">
       <w:start w:val="1"/>
       <w:numFmt w:val="bullet"/>
       <w:lvlText w:val="■"/>
@@ -5108,7 +5286,7 @@
         <w:ind w:left="4320" w:hanging="360"/>
       </w:pPr>
     </w:lvl>
-    <w:lvl w:ilvl="6" w:tplc="599070F4" w:tentative="1">
+    <w:lvl w:ilvl="6" w:tplc="F8C645C2" w:tentative="1">
       <w:start w:val="1"/>
       <w:numFmt w:val="bullet"/>
       <w:lvlText w:val="●"/>
@@ -5117,7 +5295,7 @@
         <w:ind w:left="5040" w:hanging="360"/>
       </w:pPr>
     </w:lvl>
-    <w:lvl w:ilvl="7" w:tplc="DAEE873C" w:tentative="1">
+    <w:lvl w:ilvl="7" w:tplc="AE568994" w:tentative="1">
       <w:start w:val="1"/>
       <w:numFmt w:val="bullet"/>
       <w:lvlText w:val="●"/>
@@ -5126,7 +5304,7 @@
         <w:ind w:left="5760" w:hanging="360"/>
       </w:pPr>
     </w:lvl>
-    <w:lvl w:ilvl="8" w:tplc="A47CCD8C" w:tentative="1">
+    <w:lvl w:ilvl="8" w:tplc="74043E9A" w:tentative="1">
       <w:start w:val="1"/>
       <w:numFmt w:val="bullet"/>
       <w:lvlText w:val="●"/>
@@ -5136,11 +5314,11 @@
       </w:pPr>
     </w:lvl>
   </w:abstractNum>
-  <w:abstractNum w:abstractNumId="1" w15:restartNumberingAfterBreak="0">
-    <w:nsid w:val="2DF12027"/>
+  <w:abstractNum w:abstractNumId="2" w15:restartNumberingAfterBreak="0">
+    <w:nsid w:val="31A70ACF"/>
     <w:multiLevelType w:val="hybridMultilevel"/>
-    <w:tmpl w:val="4ED220EA"/>
-    <w:lvl w:ilvl="0" w:tplc="2E2CDCB6">
+    <w:tmpl w:val="9090772C"/>
+    <w:lvl w:ilvl="0" w:tplc="3FE48804">
       <w:start w:val="1"/>
       <w:numFmt w:val="decimal"/>
       <w:lvlText w:val="%1."/>
@@ -5149,7 +5327,7 @@
         <w:ind w:left="360" w:hanging="300"/>
       </w:pPr>
     </w:lvl>
-    <w:lvl w:ilvl="1" w:tplc="CF1270A8" w:tentative="1">
+    <w:lvl w:ilvl="1" w:tplc="8BDE2CEA" w:tentative="1">
       <w:start w:val="1"/>
       <w:numFmt w:val="lowerLetter"/>
       <w:lvlText w:val="%2."/>
@@ -5158,47 +5336,47 @@
         <w:ind w:left="720" w:hanging="300"/>
       </w:pPr>
     </w:lvl>
-    <w:lvl w:ilvl="2" w:tplc="6756A5EA">
+    <w:lvl w:ilvl="2" w:tplc="9AFADF94">
       <w:numFmt w:val="decimal"/>
       <w:lvlText w:val=""/>
       <w:lvlJc w:val="left"/>
     </w:lvl>
-    <w:lvl w:ilvl="3" w:tplc="6E3420BC">
+    <w:lvl w:ilvl="3" w:tplc="C7D4C06C">
       <w:numFmt w:val="decimal"/>
       <w:lvlText w:val=""/>
       <w:lvlJc w:val="left"/>
     </w:lvl>
-    <w:lvl w:ilvl="4" w:tplc="1622804E">
+    <w:lvl w:ilvl="4" w:tplc="A49EDAAE">
       <w:numFmt w:val="decimal"/>
       <w:lvlText w:val=""/>
       <w:lvlJc w:val="left"/>
     </w:lvl>
-    <w:lvl w:ilvl="5" w:tplc="9CB09EFA">
+    <w:lvl w:ilvl="5" w:tplc="CF020034">
       <w:numFmt w:val="decimal"/>
       <w:lvlText w:val=""/>
       <w:lvlJc w:val="left"/>
     </w:lvl>
-    <w:lvl w:ilvl="6" w:tplc="663472A6">
+    <w:lvl w:ilvl="6" w:tplc="38C2BDF4">
       <w:numFmt w:val="decimal"/>
       <w:lvlText w:val=""/>
       <w:lvlJc w:val="left"/>
     </w:lvl>
-    <w:lvl w:ilvl="7" w:tplc="C45ECFDA">
+    <w:lvl w:ilvl="7" w:tplc="B680FC2E">
       <w:numFmt w:val="decimal"/>
       <w:lvlText w:val=""/>
       <w:lvlJc w:val="left"/>
     </w:lvl>
-    <w:lvl w:ilvl="8" w:tplc="9B9C2B04">
+    <w:lvl w:ilvl="8" w:tplc="133C2CE8">
       <w:numFmt w:val="decimal"/>
       <w:lvlText w:val=""/>
       <w:lvlJc w:val="left"/>
     </w:lvl>
   </w:abstractNum>
-  <w:abstractNum w:abstractNumId="2" w15:restartNumberingAfterBreak="0">
-    <w:nsid w:val="338D55AD"/>
+  <w:abstractNum w:abstractNumId="3" w15:restartNumberingAfterBreak="0">
+    <w:nsid w:val="4D5038CF"/>
     <w:multiLevelType w:val="hybridMultilevel"/>
-    <w:tmpl w:val="2DF4548A"/>
-    <w:lvl w:ilvl="0" w:tplc="C9CAE1AC">
+    <w:tmpl w:val="5AFCDDBC"/>
+    <w:lvl w:ilvl="0" w:tplc="35185594">
       <w:start w:val="1"/>
       <w:numFmt w:val="decimal"/>
       <w:lvlText w:val="%1."/>
@@ -5207,7 +5385,7 @@
         <w:ind w:left="360" w:hanging="300"/>
       </w:pPr>
     </w:lvl>
-    <w:lvl w:ilvl="1" w:tplc="13945122" w:tentative="1">
+    <w:lvl w:ilvl="1" w:tplc="7E7CFCE4" w:tentative="1">
       <w:start w:val="1"/>
       <w:numFmt w:val="lowerLetter"/>
       <w:lvlText w:val="%2."/>
@@ -5216,47 +5394,105 @@
         <w:ind w:left="720" w:hanging="300"/>
       </w:pPr>
     </w:lvl>
-    <w:lvl w:ilvl="2" w:tplc="F39C589E">
+    <w:lvl w:ilvl="2" w:tplc="41362570">
       <w:numFmt w:val="decimal"/>
       <w:lvlText w:val=""/>
       <w:lvlJc w:val="left"/>
     </w:lvl>
-    <w:lvl w:ilvl="3" w:tplc="0366B602">
+    <w:lvl w:ilvl="3" w:tplc="C66EF324">
       <w:numFmt w:val="decimal"/>
       <w:lvlText w:val=""/>
       <w:lvlJc w:val="left"/>
     </w:lvl>
-    <w:lvl w:ilvl="4" w:tplc="ECA2A452">
+    <w:lvl w:ilvl="4" w:tplc="351A70BE">
       <w:numFmt w:val="decimal"/>
       <w:lvlText w:val=""/>
       <w:lvlJc w:val="left"/>
     </w:lvl>
-    <w:lvl w:ilvl="5" w:tplc="837E21DE">
+    <w:lvl w:ilvl="5" w:tplc="9DF8B600">
       <w:numFmt w:val="decimal"/>
       <w:lvlText w:val=""/>
       <w:lvlJc w:val="left"/>
     </w:lvl>
-    <w:lvl w:ilvl="6" w:tplc="98F68A0A">
+    <w:lvl w:ilvl="6" w:tplc="A8C61F96">
       <w:numFmt w:val="decimal"/>
       <w:lvlText w:val=""/>
       <w:lvlJc w:val="left"/>
     </w:lvl>
-    <w:lvl w:ilvl="7" w:tplc="246247BA">
+    <w:lvl w:ilvl="7" w:tplc="3C281650">
       <w:numFmt w:val="decimal"/>
       <w:lvlText w:val=""/>
       <w:lvlJc w:val="left"/>
     </w:lvl>
-    <w:lvl w:ilvl="8" w:tplc="233AE8FE">
+    <w:lvl w:ilvl="8" w:tplc="674C2BB0">
       <w:numFmt w:val="decimal"/>
       <w:lvlText w:val=""/>
       <w:lvlJc w:val="left"/>
     </w:lvl>
   </w:abstractNum>
-  <w:abstractNum w:abstractNumId="3" w15:restartNumberingAfterBreak="0">
-    <w:nsid w:val="34CF30A6"/>
+  <w:abstractNum w:abstractNumId="4" w15:restartNumberingAfterBreak="0">
+    <w:nsid w:val="65A6521A"/>
     <w:multiLevelType w:val="hybridMultilevel"/>
-    <w:tmpl w:val="F8D0FAC2"/>
-    <w:lvl w:ilvl="0" w:tplc="A9967948">
+    <w:tmpl w:val="E0B88830"/>
+    <w:lvl w:ilvl="0" w:tplc="2796FA24" w:tentative="1">
+      <w:start w:val="1"/>
+      <w:numFmt w:val="bullet"/>
+      <w:lvlText w:val="•"/>
+      <w:lvlJc w:val="left"/>
+      <w:pPr>
+        <w:ind w:left="360" w:hanging="260"/>
+      </w:pPr>
+    </w:lvl>
+    <w:lvl w:ilvl="1" w:tplc="DD0E115A" w:tentative="1">
+      <w:start w:val="1"/>
+      <w:numFmt w:val="bullet"/>
+      <w:lvlText w:val="–"/>
+      <w:lvlJc w:val="left"/>
+      <w:pPr>
+        <w:ind w:left="720" w:hanging="260"/>
+      </w:pPr>
+    </w:lvl>
+    <w:lvl w:ilvl="2" w:tplc="23A836EC">
+      <w:numFmt w:val="decimal"/>
+      <w:lvlText w:val=""/>
+      <w:lvlJc w:val="left"/>
+    </w:lvl>
+    <w:lvl w:ilvl="3" w:tplc="42B46810">
+      <w:numFmt w:val="decimal"/>
+      <w:lvlText w:val=""/>
+      <w:lvlJc w:val="left"/>
+    </w:lvl>
+    <w:lvl w:ilvl="4" w:tplc="9FDA0F2A">
+      <w:numFmt w:val="decimal"/>
+      <w:lvlText w:val=""/>
+      <w:lvlJc w:val="left"/>
+    </w:lvl>
+    <w:lvl w:ilvl="5" w:tplc="FDC40F02">
+      <w:numFmt w:val="decimal"/>
+      <w:lvlText w:val=""/>
+      <w:lvlJc w:val="left"/>
+    </w:lvl>
+    <w:lvl w:ilvl="6" w:tplc="3014CF00">
+      <w:numFmt w:val="decimal"/>
+      <w:lvlText w:val=""/>
+      <w:lvlJc w:val="left"/>
+    </w:lvl>
+    <w:lvl w:ilvl="7" w:tplc="E812A7BE">
+      <w:numFmt w:val="decimal"/>
+      <w:lvlText w:val=""/>
+      <w:lvlJc w:val="left"/>
+    </w:lvl>
+    <w:lvl w:ilvl="8" w:tplc="9816F71A">
+      <w:numFmt w:val="decimal"/>
+      <w:lvlText w:val=""/>
+      <w:lvlJc w:val="left"/>
+    </w:lvl>
+  </w:abstractNum>
+  <w:abstractNum w:abstractNumId="5" w15:restartNumberingAfterBreak="0">
+    <w:nsid w:val="694B3349"/>
+    <w:multiLevelType w:val="hybridMultilevel"/>
+    <w:tmpl w:val="5608CFCC"/>
+    <w:lvl w:ilvl="0" w:tplc="4B1CFF06">
       <w:start w:val="1"/>
       <w:numFmt w:val="decimal"/>
       <w:lvlText w:val="%1."/>
@@ -5265,7 +5501,7 @@
         <w:ind w:left="360" w:hanging="300"/>
       </w:pPr>
     </w:lvl>
-    <w:lvl w:ilvl="1" w:tplc="30D010CA" w:tentative="1">
+    <w:lvl w:ilvl="1" w:tplc="1FEC01C2" w:tentative="1">
       <w:start w:val="1"/>
       <w:numFmt w:val="lowerLetter"/>
       <w:lvlText w:val="%2."/>
@@ -5274,47 +5510,47 @@
         <w:ind w:left="720" w:hanging="300"/>
       </w:pPr>
     </w:lvl>
-    <w:lvl w:ilvl="2" w:tplc="8946D31A">
+    <w:lvl w:ilvl="2" w:tplc="B5BEED3C">
       <w:numFmt w:val="decimal"/>
       <w:lvlText w:val=""/>
       <w:lvlJc w:val="left"/>
     </w:lvl>
-    <w:lvl w:ilvl="3" w:tplc="268AE412">
+    <w:lvl w:ilvl="3" w:tplc="B3A08488">
       <w:numFmt w:val="decimal"/>
       <w:lvlText w:val=""/>
       <w:lvlJc w:val="left"/>
     </w:lvl>
-    <w:lvl w:ilvl="4" w:tplc="4AC4B406">
+    <w:lvl w:ilvl="4" w:tplc="D91ECE86">
       <w:numFmt w:val="decimal"/>
       <w:lvlText w:val=""/>
       <w:lvlJc w:val="left"/>
     </w:lvl>
-    <w:lvl w:ilvl="5" w:tplc="D20819AC">
+    <w:lvl w:ilvl="5" w:tplc="8CDC54F8">
       <w:numFmt w:val="decimal"/>
       <w:lvlText w:val=""/>
       <w:lvlJc w:val="left"/>
     </w:lvl>
-    <w:lvl w:ilvl="6" w:tplc="1A48B470">
+    <w:lvl w:ilvl="6" w:tplc="0B24DE58">
       <w:numFmt w:val="decimal"/>
       <w:lvlText w:val=""/>
       <w:lvlJc w:val="left"/>
     </w:lvl>
-    <w:lvl w:ilvl="7" w:tplc="D3448E66">
+    <w:lvl w:ilvl="7" w:tplc="91C475CA">
       <w:numFmt w:val="decimal"/>
       <w:lvlText w:val=""/>
       <w:lvlJc w:val="left"/>
     </w:lvl>
-    <w:lvl w:ilvl="8" w:tplc="4A202034">
+    <w:lvl w:ilvl="8" w:tplc="48FA01A6">
       <w:numFmt w:val="decimal"/>
       <w:lvlText w:val=""/>
       <w:lvlJc w:val="left"/>
     </w:lvl>
   </w:abstractNum>
-  <w:abstractNum w:abstractNumId="4" w15:restartNumberingAfterBreak="0">
-    <w:nsid w:val="3874075C"/>
+  <w:abstractNum w:abstractNumId="6" w15:restartNumberingAfterBreak="0">
+    <w:nsid w:val="6C460AB5"/>
     <w:multiLevelType w:val="hybridMultilevel"/>
-    <w:tmpl w:val="29EE196C"/>
-    <w:lvl w:ilvl="0" w:tplc="BD54CD9C">
+    <w:tmpl w:val="0644BAE2"/>
+    <w:lvl w:ilvl="0" w:tplc="092E86F2">
       <w:start w:val="1"/>
       <w:numFmt w:val="decimal"/>
       <w:lvlText w:val="%1."/>
@@ -5323,7 +5559,7 @@
         <w:ind w:left="360" w:hanging="300"/>
       </w:pPr>
     </w:lvl>
-    <w:lvl w:ilvl="1" w:tplc="6DA2752A" w:tentative="1">
+    <w:lvl w:ilvl="1" w:tplc="6FF43EE0" w:tentative="1">
       <w:start w:val="1"/>
       <w:numFmt w:val="lowerLetter"/>
       <w:lvlText w:val="%2."/>
@@ -5332,105 +5568,47 @@
         <w:ind w:left="720" w:hanging="300"/>
       </w:pPr>
     </w:lvl>
-    <w:lvl w:ilvl="2" w:tplc="57C44C0C">
+    <w:lvl w:ilvl="2" w:tplc="6F0C9E7C">
       <w:numFmt w:val="decimal"/>
       <w:lvlText w:val=""/>
       <w:lvlJc w:val="left"/>
     </w:lvl>
-    <w:lvl w:ilvl="3" w:tplc="E41C9564">
+    <w:lvl w:ilvl="3" w:tplc="6A2A4C64">
       <w:numFmt w:val="decimal"/>
       <w:lvlText w:val=""/>
       <w:lvlJc w:val="left"/>
     </w:lvl>
-    <w:lvl w:ilvl="4" w:tplc="8236D4F4">
+    <w:lvl w:ilvl="4" w:tplc="0A5A9AA6">
       <w:numFmt w:val="decimal"/>
       <w:lvlText w:val=""/>
       <w:lvlJc w:val="left"/>
     </w:lvl>
-    <w:lvl w:ilvl="5" w:tplc="46AA7E8C">
+    <w:lvl w:ilvl="5" w:tplc="7DF6BD3A">
       <w:numFmt w:val="decimal"/>
       <w:lvlText w:val=""/>
       <w:lvlJc w:val="left"/>
     </w:lvl>
-    <w:lvl w:ilvl="6" w:tplc="66343A84">
+    <w:lvl w:ilvl="6" w:tplc="14DA538E">
       <w:numFmt w:val="decimal"/>
       <w:lvlText w:val=""/>
       <w:lvlJc w:val="left"/>
     </w:lvl>
-    <w:lvl w:ilvl="7" w:tplc="44B67F7E">
+    <w:lvl w:ilvl="7" w:tplc="C0FAAEC0">
       <w:numFmt w:val="decimal"/>
       <w:lvlText w:val=""/>
       <w:lvlJc w:val="left"/>
     </w:lvl>
-    <w:lvl w:ilvl="8" w:tplc="7DB2B046">
+    <w:lvl w:ilvl="8" w:tplc="9F644E94">
       <w:numFmt w:val="decimal"/>
       <w:lvlText w:val=""/>
       <w:lvlJc w:val="left"/>
     </w:lvl>
   </w:abstractNum>
-  <w:abstractNum w:abstractNumId="5" w15:restartNumberingAfterBreak="0">
-    <w:nsid w:val="49F46A33"/>
+  <w:abstractNum w:abstractNumId="7" w15:restartNumberingAfterBreak="0">
+    <w:nsid w:val="77B76E4C"/>
     <w:multiLevelType w:val="hybridMultilevel"/>
-    <w:tmpl w:val="085ACBC6"/>
-    <w:lvl w:ilvl="0" w:tplc="023AA3FC" w:tentative="1">
-      <w:start w:val="1"/>
-      <w:numFmt w:val="bullet"/>
-      <w:lvlText w:val="•"/>
-      <w:lvlJc w:val="left"/>
-      <w:pPr>
-        <w:ind w:left="360" w:hanging="260"/>
-      </w:pPr>
-    </w:lvl>
-    <w:lvl w:ilvl="1" w:tplc="9F40FB18" w:tentative="1">
-      <w:start w:val="1"/>
-      <w:numFmt w:val="bullet"/>
-      <w:lvlText w:val="–"/>
-      <w:lvlJc w:val="left"/>
-      <w:pPr>
-        <w:ind w:left="720" w:hanging="260"/>
-      </w:pPr>
-    </w:lvl>
-    <w:lvl w:ilvl="2" w:tplc="517EBB14">
-      <w:numFmt w:val="decimal"/>
-      <w:lvlText w:val=""/>
-      <w:lvlJc w:val="left"/>
-    </w:lvl>
-    <w:lvl w:ilvl="3" w:tplc="663C9C14">
-      <w:numFmt w:val="decimal"/>
-      <w:lvlText w:val=""/>
-      <w:lvlJc w:val="left"/>
-    </w:lvl>
-    <w:lvl w:ilvl="4" w:tplc="485EB7E6">
-      <w:numFmt w:val="decimal"/>
-      <w:lvlText w:val=""/>
-      <w:lvlJc w:val="left"/>
-    </w:lvl>
-    <w:lvl w:ilvl="5" w:tplc="710EAFDC">
-      <w:numFmt w:val="decimal"/>
-      <w:lvlText w:val=""/>
-      <w:lvlJc w:val="left"/>
-    </w:lvl>
-    <w:lvl w:ilvl="6" w:tplc="121C2286">
-      <w:numFmt w:val="decimal"/>
-      <w:lvlText w:val=""/>
-      <w:lvlJc w:val="left"/>
-    </w:lvl>
-    <w:lvl w:ilvl="7" w:tplc="BB90213A">
-      <w:numFmt w:val="decimal"/>
-      <w:lvlText w:val=""/>
-      <w:lvlJc w:val="left"/>
-    </w:lvl>
-    <w:lvl w:ilvl="8" w:tplc="293A084A">
-      <w:numFmt w:val="decimal"/>
-      <w:lvlText w:val=""/>
-      <w:lvlJc w:val="left"/>
-    </w:lvl>
-  </w:abstractNum>
-  <w:abstractNum w:abstractNumId="6" w15:restartNumberingAfterBreak="0">
-    <w:nsid w:val="4B2A572A"/>
-    <w:multiLevelType w:val="hybridMultilevel"/>
-    <w:tmpl w:val="781E7A5E"/>
-    <w:lvl w:ilvl="0" w:tplc="D79AE8D4">
+    <w:tmpl w:val="43789E74"/>
+    <w:lvl w:ilvl="0" w:tplc="53AE9A08">
       <w:start w:val="1"/>
       <w:numFmt w:val="decimal"/>
       <w:lvlText w:val="%1."/>
@@ -5439,7 +5617,7 @@
         <w:ind w:left="360" w:hanging="300"/>
       </w:pPr>
     </w:lvl>
-    <w:lvl w:ilvl="1" w:tplc="8F32E59C" w:tentative="1">
+    <w:lvl w:ilvl="1" w:tplc="D3063DDE" w:tentative="1">
       <w:start w:val="1"/>
       <w:numFmt w:val="lowerLetter"/>
       <w:lvlText w:val="%2."/>
@@ -5448,47 +5626,47 @@
         <w:ind w:left="720" w:hanging="300"/>
       </w:pPr>
     </w:lvl>
-    <w:lvl w:ilvl="2" w:tplc="120EFF7A">
+    <w:lvl w:ilvl="2" w:tplc="02E424E8">
       <w:numFmt w:val="decimal"/>
       <w:lvlText w:val=""/>
       <w:lvlJc w:val="left"/>
     </w:lvl>
-    <w:lvl w:ilvl="3" w:tplc="9D3467FC">
+    <w:lvl w:ilvl="3" w:tplc="623031FE">
       <w:numFmt w:val="decimal"/>
       <w:lvlText w:val=""/>
       <w:lvlJc w:val="left"/>
     </w:lvl>
-    <w:lvl w:ilvl="4" w:tplc="ADD8E1E8">
+    <w:lvl w:ilvl="4" w:tplc="3536A50E">
       <w:numFmt w:val="decimal"/>
       <w:lvlText w:val=""/>
       <w:lvlJc w:val="left"/>
     </w:lvl>
-    <w:lvl w:ilvl="5" w:tplc="3F38A4A2">
+    <w:lvl w:ilvl="5" w:tplc="A1025642">
       <w:numFmt w:val="decimal"/>
       <w:lvlText w:val=""/>
       <w:lvlJc w:val="left"/>
     </w:lvl>
-    <w:lvl w:ilvl="6" w:tplc="6EFA0EB8">
+    <w:lvl w:ilvl="6" w:tplc="AC26BCEC">
       <w:numFmt w:val="decimal"/>
       <w:lvlText w:val=""/>
       <w:lvlJc w:val="left"/>
     </w:lvl>
-    <w:lvl w:ilvl="7" w:tplc="28886666">
+    <w:lvl w:ilvl="7" w:tplc="4D22971E">
       <w:numFmt w:val="decimal"/>
       <w:lvlText w:val=""/>
       <w:lvlJc w:val="left"/>
     </w:lvl>
-    <w:lvl w:ilvl="8" w:tplc="C62AEDD8">
+    <w:lvl w:ilvl="8" w:tplc="E7EE2E2E">
       <w:numFmt w:val="decimal"/>
       <w:lvlText w:val=""/>
       <w:lvlJc w:val="left"/>
     </w:lvl>
   </w:abstractNum>
-  <w:abstractNum w:abstractNumId="7" w15:restartNumberingAfterBreak="0">
-    <w:nsid w:val="4C08071C"/>
+  <w:abstractNum w:abstractNumId="8" w15:restartNumberingAfterBreak="0">
+    <w:nsid w:val="78D60829"/>
     <w:multiLevelType w:val="hybridMultilevel"/>
-    <w:tmpl w:val="F294A5DC"/>
-    <w:lvl w:ilvl="0" w:tplc="8548B528">
+    <w:tmpl w:val="67CEAAE4"/>
+    <w:lvl w:ilvl="0" w:tplc="660C469A">
       <w:start w:val="1"/>
       <w:numFmt w:val="decimal"/>
       <w:lvlText w:val="%1."/>
@@ -5497,7 +5675,7 @@
         <w:ind w:left="360" w:hanging="300"/>
       </w:pPr>
     </w:lvl>
-    <w:lvl w:ilvl="1" w:tplc="33FEF640" w:tentative="1">
+    <w:lvl w:ilvl="1" w:tplc="E78A30CE" w:tentative="1">
       <w:start w:val="1"/>
       <w:numFmt w:val="lowerLetter"/>
       <w:lvlText w:val="%2."/>
@@ -5506,144 +5684,86 @@
         <w:ind w:left="720" w:hanging="300"/>
       </w:pPr>
     </w:lvl>
-    <w:lvl w:ilvl="2" w:tplc="A2285446">
+    <w:lvl w:ilvl="2" w:tplc="D8BC45A2">
       <w:numFmt w:val="decimal"/>
       <w:lvlText w:val=""/>
       <w:lvlJc w:val="left"/>
     </w:lvl>
-    <w:lvl w:ilvl="3" w:tplc="514AE130">
+    <w:lvl w:ilvl="3" w:tplc="C1B61114">
       <w:numFmt w:val="decimal"/>
       <w:lvlText w:val=""/>
       <w:lvlJc w:val="left"/>
     </w:lvl>
-    <w:lvl w:ilvl="4" w:tplc="AABC8816">
+    <w:lvl w:ilvl="4" w:tplc="71868BB2">
       <w:numFmt w:val="decimal"/>
       <w:lvlText w:val=""/>
       <w:lvlJc w:val="left"/>
     </w:lvl>
-    <w:lvl w:ilvl="5" w:tplc="4FA4D33A">
+    <w:lvl w:ilvl="5" w:tplc="9C60B2B6">
       <w:numFmt w:val="decimal"/>
       <w:lvlText w:val=""/>
       <w:lvlJc w:val="left"/>
     </w:lvl>
-    <w:lvl w:ilvl="6" w:tplc="F230A112">
+    <w:lvl w:ilvl="6" w:tplc="8460EFE6">
       <w:numFmt w:val="decimal"/>
       <w:lvlText w:val=""/>
       <w:lvlJc w:val="left"/>
     </w:lvl>
-    <w:lvl w:ilvl="7" w:tplc="D938D95E">
+    <w:lvl w:ilvl="7" w:tplc="C8EA5394">
       <w:numFmt w:val="decimal"/>
       <w:lvlText w:val=""/>
       <w:lvlJc w:val="left"/>
     </w:lvl>
-    <w:lvl w:ilvl="8" w:tplc="8938C764">
+    <w:lvl w:ilvl="8" w:tplc="BA9C6178">
       <w:numFmt w:val="decimal"/>
       <w:lvlText w:val=""/>
       <w:lvlJc w:val="left"/>
     </w:lvl>
   </w:abstractNum>
-  <w:abstractNum w:abstractNumId="8" w15:restartNumberingAfterBreak="0">
-    <w:nsid w:val="61E433B4"/>
-    <w:multiLevelType w:val="hybridMultilevel"/>
-    <w:tmpl w:val="8118F6D6"/>
-    <w:lvl w:ilvl="0" w:tplc="1E5890BC">
-      <w:start w:val="1"/>
-      <w:numFmt w:val="decimal"/>
-      <w:lvlText w:val="%1."/>
-      <w:lvlJc w:val="left"/>
-      <w:pPr>
-        <w:ind w:left="360" w:hanging="300"/>
-      </w:pPr>
-    </w:lvl>
-    <w:lvl w:ilvl="1" w:tplc="FAA8B8A8" w:tentative="1">
-      <w:start w:val="1"/>
-      <w:numFmt w:val="lowerLetter"/>
-      <w:lvlText w:val="%2."/>
-      <w:lvlJc w:val="left"/>
-      <w:pPr>
-        <w:ind w:left="720" w:hanging="300"/>
-      </w:pPr>
-    </w:lvl>
-    <w:lvl w:ilvl="2" w:tplc="8B909032">
-      <w:numFmt w:val="decimal"/>
-      <w:lvlText w:val=""/>
-      <w:lvlJc w:val="left"/>
-    </w:lvl>
-    <w:lvl w:ilvl="3" w:tplc="360A6EA0">
-      <w:numFmt w:val="decimal"/>
-      <w:lvlText w:val=""/>
-      <w:lvlJc w:val="left"/>
-    </w:lvl>
-    <w:lvl w:ilvl="4" w:tplc="81A63130">
-      <w:numFmt w:val="decimal"/>
-      <w:lvlText w:val=""/>
-      <w:lvlJc w:val="left"/>
-    </w:lvl>
-    <w:lvl w:ilvl="5" w:tplc="77BA8E76">
-      <w:numFmt w:val="decimal"/>
-      <w:lvlText w:val=""/>
-      <w:lvlJc w:val="left"/>
-    </w:lvl>
-    <w:lvl w:ilvl="6" w:tplc="ADD67CA2">
-      <w:numFmt w:val="decimal"/>
-      <w:lvlText w:val=""/>
-      <w:lvlJc w:val="left"/>
-    </w:lvl>
-    <w:lvl w:ilvl="7" w:tplc="EFF04956">
-      <w:numFmt w:val="decimal"/>
-      <w:lvlText w:val=""/>
-      <w:lvlJc w:val="left"/>
-    </w:lvl>
-    <w:lvl w:ilvl="8" w:tplc="BCFA451C">
-      <w:numFmt w:val="decimal"/>
-      <w:lvlText w:val=""/>
-      <w:lvlJc w:val="left"/>
-    </w:lvl>
-  </w:abstractNum>
-  <w:num w:numId="1" w16cid:durableId="288097577">
+  <w:num w:numId="1" w16cid:durableId="437023273">
+    <w:abstractNumId w:val="1"/>
+    <w:lvlOverride w:ilvl="0">
+      <w:startOverride w:val="1"/>
+    </w:lvlOverride>
+  </w:num>
+  <w:num w:numId="2" w16cid:durableId="1361204922">
+    <w:abstractNumId w:val="2"/>
+    <w:lvlOverride w:ilvl="0">
+      <w:startOverride w:val="1"/>
+    </w:lvlOverride>
+  </w:num>
+  <w:num w:numId="3" w16cid:durableId="2043744061">
+    <w:abstractNumId w:val="3"/>
+    <w:lvlOverride w:ilvl="0">
+      <w:startOverride w:val="1"/>
+    </w:lvlOverride>
+  </w:num>
+  <w:num w:numId="4" w16cid:durableId="1910924000">
+    <w:abstractNumId w:val="5"/>
+    <w:lvlOverride w:ilvl="0">
+      <w:startOverride w:val="1"/>
+    </w:lvlOverride>
+  </w:num>
+  <w:num w:numId="5" w16cid:durableId="86467657">
     <w:abstractNumId w:val="0"/>
     <w:lvlOverride w:ilvl="0">
       <w:startOverride w:val="1"/>
     </w:lvlOverride>
   </w:num>
-  <w:num w:numId="2" w16cid:durableId="1727872345">
-    <w:abstractNumId w:val="1"/>
-    <w:lvlOverride w:ilvl="0">
-      <w:startOverride w:val="1"/>
-    </w:lvlOverride>
-  </w:num>
-  <w:num w:numId="3" w16cid:durableId="264968010">
-    <w:abstractNumId w:val="6"/>
-    <w:lvlOverride w:ilvl="0">
-      <w:startOverride w:val="1"/>
-    </w:lvlOverride>
-  </w:num>
-  <w:num w:numId="4" w16cid:durableId="136805513">
+  <w:num w:numId="6" w16cid:durableId="1061178854">
     <w:abstractNumId w:val="8"/>
     <w:lvlOverride w:ilvl="0">
       <w:startOverride w:val="1"/>
     </w:lvlOverride>
   </w:num>
-  <w:num w:numId="5" w16cid:durableId="1628855547">
-    <w:abstractNumId w:val="4"/>
-    <w:lvlOverride w:ilvl="0">
-      <w:startOverride w:val="1"/>
-    </w:lvlOverride>
-  </w:num>
-  <w:num w:numId="6" w16cid:durableId="2127772227">
+  <w:num w:numId="7" w16cid:durableId="189143882">
     <w:abstractNumId w:val="7"/>
     <w:lvlOverride w:ilvl="0">
       <w:startOverride w:val="1"/>
     </w:lvlOverride>
   </w:num>
-  <w:num w:numId="7" w16cid:durableId="870069494">
-    <w:abstractNumId w:val="2"/>
-    <w:lvlOverride w:ilvl="0">
-      <w:startOverride w:val="1"/>
-    </w:lvlOverride>
-  </w:num>
-  <w:num w:numId="8" w16cid:durableId="1354108161">
-    <w:abstractNumId w:val="3"/>
+  <w:num w:numId="8" w16cid:durableId="807404575">
+    <w:abstractNumId w:val="6"/>
     <w:lvlOverride w:ilvl="0">
       <w:startOverride w:val="1"/>
     </w:lvlOverride>
@@ -6324,7 +6444,7 @@
     <w:autoRedefine/>
     <w:uiPriority w:val="39"/>
     <w:unhideWhenUsed/>
-    <w:rsid w:val="005568A9"/>
+    <w:rsid w:val="00D4477C"/>
     <w:pPr>
       <w:spacing w:after="100"/>
     </w:pPr>
